--- a/downloads/workbook/ai-1-week-26.docx
+++ b/downloads/workbook/ai-1-week-26.docx
@@ -1292,6 +1292,178 @@
         <w:t>Project connection: Specify sorter input, output fields, evidence limits and missing/conflict behavior before improving its wording.</w:t>
       </w:r>
     </w:p>
+    <w:p>
+      <w:pPr>
+        <w:pStyle w:val="Heading1"/>
+      </w:pPr>
+      <w:r>
+        <w:t>19. Project portfolio milestone</w:t>
+      </w:r>
+    </w:p>
+    <w:p>
+      <w:r>
+        <w:t>Project: Helpful Classroom Sorter</w:t>
+      </w:r>
+    </w:p>
+    <w:p>
+      <w:r>
+        <w:t>Current milestone: Prepare the demonstration. Gather reproducible instructions, evidence, access checks and remaining limitations.</w:t>
+      </w:r>
+    </w:p>
+    <w:p>
+      <w:r>
+        <w:t>Specify sorter input, output fields, evidence limits and missing/conflict behavior before improving its wording.</w:t>
+      </w:r>
+    </w:p>
+    <w:tbl>
+      <w:tblPr>
+        <w:tblStyle w:val="LightShading-Accent1"/>
+        <w:tblW w:type="auto" w:w="0"/>
+        <w:tblLook w:firstColumn="1" w:firstRow="1" w:lastColumn="0" w:lastRow="0" w:noHBand="0" w:noVBand="1" w:val="04A0"/>
+      </w:tblPr>
+      <w:tblGrid>
+        <w:gridCol w:w="5112"/>
+        <w:gridCol w:w="5112"/>
+      </w:tblGrid>
+      <w:tr>
+        <w:trPr>
+          <w:tblHeader/>
+        </w:trPr>
+        <w:tc>
+          <w:tcPr>
+            <w:tcW w:type="dxa" w:w="5112"/>
+          </w:tcPr>
+          <w:p>
+            <w:r>
+              <w:t>Evidence to keep</w:t>
+            </w:r>
+          </w:p>
+        </w:tc>
+        <w:tc>
+          <w:tcPr>
+            <w:tcW w:type="dxa" w:w="5112"/>
+          </w:tcPr>
+          <w:p>
+            <w:r>
+              <w:t>My record</w:t>
+            </w:r>
+          </w:p>
+        </w:tc>
+      </w:tr>
+      <w:tr>
+        <w:tc>
+          <w:tcPr>
+            <w:tcW w:type="dxa" w:w="5112"/>
+          </w:tcPr>
+          <w:p>
+            <w:r>
+              <w:t>This week’s input and deciding step</w:t>
+            </w:r>
+          </w:p>
+        </w:tc>
+        <w:tc>
+          <w:tcPr>
+            <w:tcW w:type="dxa" w:w="5112"/>
+          </w:tcPr>
+          <w:p>
+            <w:r/>
+          </w:p>
+        </w:tc>
+      </w:tr>
+      <w:tr>
+        <w:tc>
+          <w:tcPr>
+            <w:tcW w:type="dxa" w:w="5112"/>
+          </w:tcPr>
+          <w:p>
+            <w:r>
+              <w:t>Prediction and actual result (or labelled paper trace)</w:t>
+            </w:r>
+          </w:p>
+        </w:tc>
+        <w:tc>
+          <w:tcPr>
+            <w:tcW w:type="dxa" w:w="5112"/>
+          </w:tcPr>
+          <w:p>
+            <w:r/>
+          </w:p>
+        </w:tc>
+      </w:tr>
+      <w:tr>
+        <w:tc>
+          <w:tcPr>
+            <w:tcW w:type="dxa" w:w="5112"/>
+          </w:tcPr>
+          <w:p>
+            <w:r>
+              <w:t>One change since the previous checkpoint and why</w:t>
+            </w:r>
+          </w:p>
+        </w:tc>
+        <w:tc>
+          <w:tcPr>
+            <w:tcW w:type="dxa" w:w="5112"/>
+          </w:tcPr>
+          <w:p>
+            <w:r/>
+          </w:p>
+        </w:tc>
+      </w:tr>
+      <w:tr>
+        <w:tc>
+          <w:tcPr>
+            <w:tcW w:type="dxa" w:w="5112"/>
+          </w:tcPr>
+          <w:p>
+            <w:r>
+              <w:t>One error or limit and the next test</w:t>
+            </w:r>
+          </w:p>
+        </w:tc>
+        <w:tc>
+          <w:tcPr>
+            <w:tcW w:type="dxa" w:w="5112"/>
+          </w:tcPr>
+          <w:p>
+            <w:r/>
+          </w:p>
+        </w:tc>
+      </w:tr>
+    </w:tbl>
+    <w:p>
+      <w:pPr>
+        <w:pStyle w:val="Heading3"/>
+      </w:pPr>
+      <w:r>
+        <w:t>Explain what this week adds to your project. Reuse last week’s record rather than starting again.</w:t>
+      </w:r>
+    </w:p>
+    <w:p>
+      <w:r>
+        <w:t>________________________________________________________________</w:t>
+      </w:r>
+    </w:p>
+    <w:p>
+      <w:r>
+        <w:t>________________________________________________________________</w:t>
+      </w:r>
+    </w:p>
+    <w:p>
+      <w:r>
+        <w:t>________________________________________________________________</w:t>
+      </w:r>
+    </w:p>
+    <w:p>
+      <w:r>
+        <w:t>________________________________________________________________</w:t>
+      </w:r>
+    </w:p>
+    <w:p>
+      <w:r>
+        <w:t>________________________________________________________________</w:t>
+      </w:r>
+    </w:p>
     <w:sectPr>
       <w:pgSz w:w="12240" w:h="15840"/>
       <w:pgMar w:top="936" w:right="1008" w:bottom="936" w:left="1008" w:header="720" w:footer="720" w:gutter="0"/>

--- a/downloads/workbook/ai-1-week-26.docx
+++ b/downloads/workbook/ai-1-week-26.docx
@@ -1464,6 +1464,240 @@
         <w:t>________________________________________________________________</w:t>
       </w:r>
     </w:p>
+    <w:p>
+      <w:pPr>
+        <w:pStyle w:val="Heading1"/>
+      </w:pPr>
+      <w:r>
+        <w:t>20. Supported practice and learning evidence</w:t>
+      </w:r>
+    </w:p>
+    <w:p>
+      <w:r>
+        <w:t>Use this supported practice once, in the browser or on paper. Keep the reserved independent assessment for a separate first attempt before teacher feedback.</w:t>
+      </w:r>
+    </w:p>
+    <w:p>
+      <w:r>
+        <w:t>A fictional club needs a short exhibit card, without guesses.</w:t>
+      </w:r>
+    </w:p>
+    <w:p>
+      <w:pPr>
+        <w:pStyle w:val="Heading3"/>
+      </w:pPr>
+      <w:r>
+        <w:t>Practice 1: explain the deciding evidence</w:t>
+      </w:r>
+    </w:p>
+    <w:p>
+      <w:r>
+        <w:t>Which labelled step matches this detail? Check labels, two-line format and each factual claim.</w:t>
+      </w:r>
+    </w:p>
+    <w:p>
+      <w:r>
+        <w:t>1. State task</w:t>
+      </w:r>
+    </w:p>
+    <w:p>
+      <w:r>
+        <w:t>2. Follow missing rule</w:t>
+      </w:r>
+    </w:p>
+    <w:p>
+      <w:r>
+        <w:t>3. Find evidence</w:t>
+      </w:r>
+    </w:p>
+    <w:p>
+      <w:r>
+        <w:t>4. Check contract</w:t>
+      </w:r>
+    </w:p>
+    <w:p>
+      <w:pPr>
+        <w:pStyle w:val="Heading3"/>
+      </w:pPr>
+      <w:r>
+        <w:t>My selected conclusion, deciding fact and explanation</w:t>
+      </w:r>
+    </w:p>
+    <w:p>
+      <w:r>
+        <w:t>________________________________________________________________</w:t>
+      </w:r>
+    </w:p>
+    <w:p>
+      <w:r>
+        <w:t>________________________________________________________________</w:t>
+      </w:r>
+    </w:p>
+    <w:p>
+      <w:r>
+        <w:t>________________________________________________________________</w:t>
+      </w:r>
+    </w:p>
+    <w:p>
+      <w:r>
+        <w:t>________________________________________________________________</w:t>
+      </w:r>
+    </w:p>
+    <w:p>
+      <w:r>
+        <w:t>________________________________________________________________</w:t>
+      </w:r>
+    </w:p>
+    <w:p>
+      <w:r>
+        <w:t>Hint if needed: Read the steps in the pictorial case. Match the supplied detail to the stage that performs or records it.</w:t>
+      </w:r>
+    </w:p>
+    <w:p>
+      <w:r>
+        <w:t>After your attempt, compare with the supported explanation: Check contract Check labels, two-line format and each factual claim. A useful prompt describes both the wanted answer and what to do when evidence is insufficient. Asking for a duration does not create one. Examples can demonstrate the format, but they must not become sources of event facts. Check content support separately from whether the answer looks tidy.</w:t>
+      </w:r>
+    </w:p>
+    <w:p>
+      <w:pPr>
+        <w:pStyle w:val="Heading3"/>
+      </w:pPr>
+      <w:r>
+        <w:t>Practice 2: explain the deciding evidence</w:t>
+      </w:r>
+    </w:p>
+    <w:p>
+      <w:r>
+        <w:t>Changed-case practice: Add source B naming the same exhibit duration 20 minutes, with B declared current and authoritative. Which conclusion is supported by the supplied facts?</w:t>
+      </w:r>
+    </w:p>
+    <w:p>
+      <w:r>
+        <w:t>1. We can decide the result without examining the changed input or the procedure.</w:t>
+      </w:r>
+    </w:p>
+    <w:p>
+      <w:r>
+        <w:t>2. This one example guarantees correct results for every future input.</w:t>
+      </w:r>
+    </w:p>
+    <w:p>
+      <w:r>
+        <w:t>3. Duration becomes 20 minutes.</w:t>
+      </w:r>
+    </w:p>
+    <w:p>
+      <w:pPr>
+        <w:pStyle w:val="Heading3"/>
+      </w:pPr>
+      <w:r>
+        <w:t>My selected conclusion, deciding fact and explanation</w:t>
+      </w:r>
+    </w:p>
+    <w:p>
+      <w:r>
+        <w:t>________________________________________________________________</w:t>
+      </w:r>
+    </w:p>
+    <w:p>
+      <w:r>
+        <w:t>________________________________________________________________</w:t>
+      </w:r>
+    </w:p>
+    <w:p>
+      <w:r>
+        <w:t>________________________________________________________________</w:t>
+      </w:r>
+    </w:p>
+    <w:p>
+      <w:r>
+        <w:t>________________________________________________________________</w:t>
+      </w:r>
+    </w:p>
+    <w:p>
+      <w:r>
+        <w:t>________________________________________________________________</w:t>
+      </w:r>
+    </w:p>
+    <w:p>
+      <w:r>
+        <w:t>Hint if needed: Use the changed condition and the deciding step in the pictorial trace. The answer must say what follows from those facts.</w:t>
+      </w:r>
+    </w:p>
+    <w:p>
+      <w:r>
+        <w:t>After your attempt, compare with the supported explanation: Duration becomes 20 minutes. There is now an authorised source for the previously missing field.</w:t>
+      </w:r>
+    </w:p>
+    <w:p>
+      <w:pPr>
+        <w:pStyle w:val="Heading3"/>
+      </w:pPr>
+      <w:r>
+        <w:t>Repair a missing building block</w:t>
+      </w:r>
+    </w:p>
+    <w:p>
+      <w:r>
+        <w:t>Review Generate, Retrieve, or Calculate? (ai-1/25). Goal: Distinguish retrieving a record, calculating from inputs and generating wording. Short practice: Label each arrow with its operation. Can the system add snacks because invitations often mention them?. Return to this week and explain what you changed.</w:t>
+      </w:r>
+    </w:p>
+    <w:p>
+      <w:r>
+        <w:t>Review Fair for Whom? (ai-1/23). Goal: Compute a correct-out-of-assessed fraction and explain its denominator. Short practice: Which group loses performance under N, and can total improvement erase that fact?. Return to this week and explain what you changed.</w:t>
+      </w:r>
+    </w:p>
+    <w:p>
+      <w:r>
+        <w:t>Review Recommendations (ai-1/20). Goal: Apply eligibility requirements before ranking candidates by preferences. Short practice: Why does the recommendation change without changing anyone’s preferences?. Return to this week and explain what you changed.</w:t>
+      </w:r>
+    </w:p>
+    <w:p>
+      <w:pPr>
+        <w:pStyle w:val="Heading3"/>
+      </w:pPr>
+      <w:r>
+        <w:t>Keep your completed work</w:t>
+      </w:r>
+    </w:p>
+    <w:p>
+      <w:r>
+        <w:t>Use Download completed work in the hosted lesson to export your answers, reflections, practice feedback and code-run evidence. Open the HTML copy to read or print it. Drafts stay in this browser when storage is available; clear drafts on a shared device.</w:t>
+      </w:r>
+    </w:p>
+    <w:p>
+      <w:pPr>
+        <w:pStyle w:val="Heading3"/>
+      </w:pPr>
+      <w:r>
+        <w:t>What I repaired, the evidence I kept and the next test</w:t>
+      </w:r>
+    </w:p>
+    <w:p>
+      <w:r>
+        <w:t>________________________________________________________________</w:t>
+      </w:r>
+    </w:p>
+    <w:p>
+      <w:r>
+        <w:t>________________________________________________________________</w:t>
+      </w:r>
+    </w:p>
+    <w:p>
+      <w:r>
+        <w:t>________________________________________________________________</w:t>
+      </w:r>
+    </w:p>
+    <w:p>
+      <w:r>
+        <w:t>________________________________________________________________</w:t>
+      </w:r>
+    </w:p>
+    <w:p>
+      <w:r>
+        <w:t>________________________________________________________________</w:t>
+      </w:r>
+    </w:p>
     <w:sectPr>
       <w:pgSz w:w="12240" w:h="15840"/>
       <w:pgMar w:top="936" w:right="1008" w:bottom="936" w:left="1008" w:header="720" w:footer="720" w:gutter="0"/>

--- a/downloads/workbook/ai-1-week-26.docx
+++ b/downloads/workbook/ai-1-week-26.docx
@@ -30,6 +30,17 @@
     </w:p>
     <w:p>
       <w:r>
+        <w:t>Record your starting explanation for Prompts Are Design Instructions before opening notes. Show any later correction separately.</w:t>
+      </w:r>
+    </w:p>
+    <w:p>
+      <w:pPr>
+        <w:spacing w:line="336" w:lineRule="auto" w:after="180"/>
+      </w:pPr>
+      <w:r>
+        <w:rPr>
+          <w:b w:val="0"/>
+        </w:rPr>
         <w:t>Try the recall before opening notes. Then use a different colour or a labelled second line to correct your explanation.</w:t>
       </w:r>
     </w:p>
@@ -42,7 +53,13 @@
       </w:r>
     </w:p>
     <w:p>
-      <w:r>
+      <w:pPr>
+        <w:spacing w:line="336" w:lineRule="auto" w:after="180"/>
+      </w:pPr>
+      <w:r>
+        <w:rPr>
+          <w:b w:val="0"/>
+        </w:rPr>
         <w:t>Without opening the old lesson, explain one key idea from Generate, Retrieve, or Calculate?. Give an example and a mistake that the idea helps you avoid.</w:t>
       </w:r>
     </w:p>
@@ -78,7 +95,13 @@
       </w:r>
     </w:p>
     <w:p>
-      <w:r>
+      <w:pPr>
+        <w:spacing w:line="336" w:lineRule="auto" w:after="180"/>
+      </w:pPr>
+      <w:r>
+        <w:rPr>
+          <w:b w:val="0"/>
+        </w:rPr>
         <w:t>Without opening the old lesson, explain one key idea from Fair for Whom?. Give an example and a mistake that the idea helps you avoid.</w:t>
       </w:r>
     </w:p>
@@ -114,7 +137,13 @@
       </w:r>
     </w:p>
     <w:p>
-      <w:r>
+      <w:pPr>
+        <w:spacing w:line="336" w:lineRule="auto" w:after="180"/>
+      </w:pPr>
+      <w:r>
+        <w:rPr>
+          <w:b w:val="0"/>
+        </w:rPr>
         <w:t>Without opening the old lesson, explain one key idea from Recommendations. Give an example and a mistake that the idea helps you avoid.</w:t>
       </w:r>
     </w:p>
@@ -151,7 +180,30 @@
     </w:p>
     <w:p>
       <w:r>
-        <w:t>Use W2: Score a response by separate criteria for Specifying and testing prompts. Record the answer once; the lesson and workbook refer to the same attempt.</w:t>
+        <w:t>Complete the supported Prompts Are Design Instructions trace and record the first step you can explain without help.</w:t>
+      </w:r>
+    </w:p>
+    <w:p>
+      <w:pPr>
+        <w:spacing w:line="336" w:lineRule="auto" w:after="180"/>
+      </w:pPr>
+      <w:r>
+        <w:rPr>
+          <w:b w:val="0"/>
+        </w:rPr>
+        <w:t xml:space="preserve">Use W2: Score a response by separate criteria for Specifying and testing </w:t>
+      </w:r>
+      <w:r>
+        <w:rPr>
+          <w:b/>
+        </w:rPr>
+        <w:t>prompt</w:t>
+      </w:r>
+      <w:r>
+        <w:rPr>
+          <w:b w:val="0"/>
+        </w:rPr>
+        <w:t>s. Record the answer once; the lesson and workbook refer to the same attempt.</w:t>
       </w:r>
     </w:p>
     <w:tbl>
@@ -279,7 +331,41 @@
     </w:p>
     <w:p>
       <w:r>
-        <w:t>Use the worked case for Specifying and testing prompts. Proposed explanation: “A tidy response is a correct response”. Decide whether this explanation is supported. Point to the step or supplied fact that decides; explain your repair if needed.</w:t>
+        <w:t>Check the proposed Prompts Are Design Instructions explanation against the supplied facts before discussing it.</w:t>
+      </w:r>
+    </w:p>
+    <w:p>
+      <w:pPr>
+        <w:spacing w:line="336" w:lineRule="auto" w:after="180"/>
+      </w:pPr>
+      <w:r>
+        <w:rPr>
+          <w:b w:val="0"/>
+        </w:rPr>
+        <w:t xml:space="preserve">Use the worked case for Specifying and testing </w:t>
+      </w:r>
+      <w:r>
+        <w:rPr>
+          <w:b/>
+        </w:rPr>
+        <w:t>prompt</w:t>
+      </w:r>
+      <w:r>
+        <w:rPr>
+          <w:b w:val="0"/>
+        </w:rPr>
+        <w:t>s. Proposed explanation: “A tidy response is a correct response”. Decide whether this explanation is supported.</w:t>
+      </w:r>
+    </w:p>
+    <w:p>
+      <w:pPr>
+        <w:spacing w:line="336" w:lineRule="auto" w:after="180"/>
+      </w:pPr>
+      <w:r>
+        <w:rPr>
+          <w:b w:val="0"/>
+        </w:rPr>
+        <w:t>Point to the step or supplied fact that decides; explain your repair if needed.</w:t>
       </w:r>
     </w:p>
     <w:p>
@@ -319,6 +405,11 @@
       </w:r>
     </w:p>
     <w:p>
+      <w:r>
+        <w:t>Write one first attempt at the reserved independent case before feedback. Repeated copies of that case refer to the same recorded attempt.</w:t>
+      </w:r>
+    </w:p>
+    <w:p>
       <w:pPr>
         <w:pStyle w:val="Heading3"/>
       </w:pPr>
@@ -327,8 +418,61 @@
       </w:r>
     </w:p>
     <w:p>
-      <w:r>
-        <w:t>Fictional record X says an exhibit is called Shadow Pairs and is in Hall 2; no opening time is given. Write a complete prompt for a Grade 6 card with exactly three labelled lines: Title, Location, Opening. Limit facts to supplied records, define missing and conflicting values and prohibit added claims. Give two test inputs and expected outputs: original X, then X with an opening time of 10 am added.</w:t>
+      <w:pPr>
+        <w:spacing w:line="336" w:lineRule="auto" w:after="180"/>
+      </w:pPr>
+      <w:r>
+        <w:rPr>
+          <w:b w:val="0"/>
+        </w:rPr>
+        <w:t xml:space="preserve">Fictional record X says an exhibit is called Shadow Pairs and is in Hall 2; no opening time is given. Write a complete </w:t>
+      </w:r>
+      <w:r>
+        <w:rPr>
+          <w:b/>
+        </w:rPr>
+        <w:t>prompt</w:t>
+      </w:r>
+      <w:r>
+        <w:rPr>
+          <w:b w:val="0"/>
+        </w:rPr>
+        <w:t xml:space="preserve"> for a Grade 6 card with exactly three labelled lines: Title, Location, Opening.</w:t>
+      </w:r>
+    </w:p>
+    <w:p>
+      <w:pPr>
+        <w:spacing w:line="336" w:lineRule="auto" w:after="180"/>
+      </w:pPr>
+      <w:r>
+        <w:rPr>
+          <w:b w:val="0"/>
+        </w:rPr>
+        <w:t xml:space="preserve">Limit facts to supplied records, define missing and conflicting values and prohibit added claims. Give two test </w:t>
+      </w:r>
+      <w:r>
+        <w:rPr>
+          <w:b/>
+        </w:rPr>
+        <w:t>input</w:t>
+      </w:r>
+      <w:r>
+        <w:rPr>
+          <w:b w:val="0"/>
+        </w:rPr>
+        <w:t xml:space="preserve">s and expected </w:t>
+      </w:r>
+      <w:r>
+        <w:rPr>
+          <w:b/>
+        </w:rPr>
+        <w:t>output</w:t>
+      </w:r>
+      <w:r>
+        <w:rPr>
+          <w:b w:val="0"/>
+        </w:rPr>
+        <w:t>s: original X, then X with an opening time of 10 am added.</w:t>
       </w:r>
     </w:p>
     <w:p>
@@ -375,7 +519,13 @@
       </w:r>
     </w:p>
     <w:p>
-      <w:r>
+      <w:pPr>
+        <w:spacing w:line="336" w:lineRule="auto" w:after="180"/>
+      </w:pPr>
+      <w:r>
+        <w:rPr>
+          <w:b w:val="0"/>
+        </w:rPr>
         <w:t>Attempt this case before feedback. Record any help. Earlier examples below are further practice; a case already practised with feedback cannot establish fresh transfer.</w:t>
       </w:r>
     </w:p>
@@ -389,7 +539,31 @@
     </w:p>
     <w:p>
       <w:r>
-        <w:t>Write a request for a three-bullet explanation of evaporation for Grade 6 using only a supplied paragraph. Create three separately checkable acceptance criteria. What should happen if the paragraph does not explain evaporation?</w:t>
+        <w:t>Connect the Prompts Are Design Instructions target to a trace and a justified conclusion.</w:t>
+      </w:r>
+    </w:p>
+    <w:p>
+      <w:pPr>
+        <w:spacing w:line="336" w:lineRule="auto" w:after="180"/>
+        <w:shd w:fill="F5F1FB"/>
+      </w:pPr>
+      <w:r>
+        <w:rPr>
+          <w:b w:val="0"/>
+        </w:rPr>
+        <w:t>Write a request for a three-bullet explanation of evaporation for Grade 6 using only a supplied paragraph. Create three separately checkable acceptance criteria.</w:t>
+      </w:r>
+    </w:p>
+    <w:p>
+      <w:pPr>
+        <w:spacing w:line="336" w:lineRule="auto" w:after="180"/>
+        <w:shd w:fill="F5F1FB"/>
+      </w:pPr>
+      <w:r>
+        <w:rPr>
+          <w:b w:val="0"/>
+        </w:rPr>
+        <w:t>What should happen if the paragraph does not explain evaporation?</w:t>
       </w:r>
     </w:p>
     <w:p>
@@ -402,17 +576,82 @@
     </w:p>
     <w:p>
       <w:r>
-        <w:t>The prompt says make it good; the desired output is a four-line rain poem using simple words.</w:t>
-      </w:r>
-    </w:p>
-    <w:p>
-      <w:r>
-        <w:t>Write a checkable prompt.</w:t>
-      </w:r>
-    </w:p>
-    <w:p>
-      <w:r>
-        <w:t>Show your trace, calculation or evidence</w:t>
+        <w:t>Solve the supplied Prompts Are Design Instructions case and show the deciding evidence.</w:t>
+      </w:r>
+    </w:p>
+    <w:p>
+      <w:pPr>
+        <w:spacing w:line="336" w:lineRule="auto" w:after="180"/>
+      </w:pPr>
+      <w:r>
+        <w:rPr>
+          <w:b w:val="0"/>
+        </w:rPr>
+        <w:t xml:space="preserve">The </w:t>
+      </w:r>
+      <w:r>
+        <w:rPr>
+          <w:b/>
+        </w:rPr>
+        <w:t>prompt</w:t>
+      </w:r>
+      <w:r>
+        <w:rPr>
+          <w:b w:val="0"/>
+        </w:rPr>
+        <w:t xml:space="preserve"> says make it good; the desired </w:t>
+      </w:r>
+      <w:r>
+        <w:rPr>
+          <w:b/>
+        </w:rPr>
+        <w:t>output</w:t>
+      </w:r>
+      <w:r>
+        <w:rPr>
+          <w:b w:val="0"/>
+        </w:rPr>
+        <w:t xml:space="preserve"> is a four-line rain poem using simple words.</w:t>
+      </w:r>
+    </w:p>
+    <w:p>
+      <w:pPr>
+        <w:spacing w:line="336" w:lineRule="auto" w:after="180"/>
+      </w:pPr>
+      <w:r>
+        <w:rPr>
+          <w:b w:val="0"/>
+        </w:rPr>
+        <w:t xml:space="preserve">Write a checkable </w:t>
+      </w:r>
+      <w:r>
+        <w:rPr>
+          <w:b/>
+        </w:rPr>
+        <w:t>prompt</w:t>
+      </w:r>
+      <w:r>
+        <w:rPr>
+          <w:b w:val="0"/>
+        </w:rPr>
+        <w:t>.</w:t>
+      </w:r>
+    </w:p>
+    <w:p>
+      <w:pPr>
+        <w:spacing w:line="336" w:lineRule="auto" w:after="180"/>
+      </w:pPr>
+      <w:r>
+        <w:rPr>
+          <w:b w:val="0"/>
+        </w:rPr>
+        <w:t xml:space="preserve">Show your trace, calculation or </w:t>
+      </w:r>
+      <w:r>
+        <w:rPr>
+          <w:b/>
+        </w:rPr>
+        <w:t>evidence</w:t>
       </w:r>
     </w:p>
     <w:p>
@@ -458,11 +697,52 @@
     </w:p>
     <w:p>
       <w:r>
-        <w:t>Improve this prompt: tell me about space. Specify a reader, a focused task and an output format suitable for a young learner.</w:t>
-      </w:r>
-    </w:p>
-    <w:p>
-      <w:r>
+        <w:t>Apply the procedure to the changed case and record why the conclusion follows.</w:t>
+      </w:r>
+    </w:p>
+    <w:p>
+      <w:pPr>
+        <w:spacing w:line="336" w:lineRule="auto" w:after="180"/>
+      </w:pPr>
+      <w:r>
+        <w:rPr>
+          <w:b w:val="0"/>
+        </w:rPr>
+        <w:t xml:space="preserve">Improve this </w:t>
+      </w:r>
+      <w:r>
+        <w:rPr>
+          <w:b/>
+        </w:rPr>
+        <w:t>prompt</w:t>
+      </w:r>
+      <w:r>
+        <w:rPr>
+          <w:b w:val="0"/>
+        </w:rPr>
+        <w:t xml:space="preserve">: tell me about space. Specify a reader, a focused task and an </w:t>
+      </w:r>
+      <w:r>
+        <w:rPr>
+          <w:b/>
+        </w:rPr>
+        <w:t>output</w:t>
+      </w:r>
+      <w:r>
+        <w:rPr>
+          <w:b w:val="0"/>
+        </w:rPr>
+        <w:t xml:space="preserve"> format suitable for a young learner.</w:t>
+      </w:r>
+    </w:p>
+    <w:p>
+      <w:pPr>
+        <w:spacing w:line="336" w:lineRule="auto" w:after="180"/>
+      </w:pPr>
+      <w:r>
+        <w:rPr>
+          <w:b w:val="0"/>
+        </w:rPr>
         <w:t>My independent answer and reason</w:t>
       </w:r>
     </w:p>
@@ -517,7 +797,30 @@
     </w:p>
     <w:p>
       <w:r>
-        <w:t>Create a changed input, boundary case or missing-information case. Write the expected answer or safe response before testing.</w:t>
+        <w:t>Specify a changed input, expected result and observation separately.</w:t>
+      </w:r>
+    </w:p>
+    <w:p>
+      <w:pPr>
+        <w:spacing w:line="336" w:lineRule="auto" w:after="180"/>
+      </w:pPr>
+      <w:r>
+        <w:rPr>
+          <w:b w:val="0"/>
+        </w:rPr>
+        <w:t xml:space="preserve">Create a changed </w:t>
+      </w:r>
+      <w:r>
+        <w:rPr>
+          <w:b/>
+        </w:rPr>
+        <w:t>input</w:t>
+      </w:r>
+      <w:r>
+        <w:rPr>
+          <w:b w:val="0"/>
+        </w:rPr>
+        <w:t>, boundary case or missing-information case. Write the expected answer or safe response before testing.</w:t>
       </w:r>
     </w:p>
     <w:tbl>
@@ -646,12 +949,41 @@
     </w:p>
     <w:p>
       <w:r>
+        <w:t>Justify what Prompts Are Design Instructions adds to Helpful Classroom Sorter and keep the evidence.</w:t>
+      </w:r>
+    </w:p>
+    <w:p>
+      <w:pPr>
+        <w:spacing w:line="336" w:lineRule="auto" w:after="180"/>
+      </w:pPr>
+      <w:r>
+        <w:rPr>
+          <w:b w:val="0"/>
+        </w:rPr>
         <w:t>Write a transparent instruction for any generative explanation in the sorter and forbid invented item facts.</w:t>
       </w:r>
     </w:p>
     <w:p>
-      <w:r>
-        <w:t>The project change and evidence I will keep</w:t>
+      <w:pPr>
+        <w:spacing w:line="336" w:lineRule="auto" w:after="180"/>
+      </w:pPr>
+      <w:r>
+        <w:rPr>
+          <w:b w:val="0"/>
+        </w:rPr>
+        <w:t xml:space="preserve">The project change and </w:t>
+      </w:r>
+      <w:r>
+        <w:rPr>
+          <w:b/>
+        </w:rPr>
+        <w:t>evidence</w:t>
+      </w:r>
+      <w:r>
+        <w:rPr>
+          <w:b w:val="0"/>
+        </w:rPr>
+        <w:t xml:space="preserve"> I will keep</w:t>
       </w:r>
     </w:p>
     <w:p>
@@ -697,11 +1029,54 @@
     </w:p>
     <w:p>
       <w:r>
-        <w:t>I can explain the mechanism. I can show evidence. I can handle a changed case. I can name a limit. Mark each as not yet, with help or independently, and attach supporting work.</w:t>
-      </w:r>
-    </w:p>
-    <w:p>
-      <w:r>
+        <w:t>Judge explanation, evidence, transfer and limits separately; attach the work behind your judgement.</w:t>
+      </w:r>
+    </w:p>
+    <w:p>
+      <w:pPr>
+        <w:pStyle w:val="ListBullet"/>
+      </w:pPr>
+      <w:r>
+        <w:t>I can explain the mechanism.</w:t>
+      </w:r>
+    </w:p>
+    <w:p>
+      <w:pPr>
+        <w:pStyle w:val="ListBullet"/>
+      </w:pPr>
+      <w:r>
+        <w:t>I can show evidence.</w:t>
+      </w:r>
+    </w:p>
+    <w:p>
+      <w:pPr>
+        <w:pStyle w:val="ListBullet"/>
+      </w:pPr>
+      <w:r>
+        <w:t>I can handle a changed case.</w:t>
+      </w:r>
+    </w:p>
+    <w:p>
+      <w:pPr>
+        <w:pStyle w:val="ListBullet"/>
+      </w:pPr>
+      <w:r>
+        <w:t>I can name a limit.</w:t>
+      </w:r>
+    </w:p>
+    <w:p>
+      <w:r>
+        <w:t>Mark each as not yet, with help or independently, and attach supporting work.</w:t>
+      </w:r>
+    </w:p>
+    <w:p>
+      <w:pPr>
+        <w:spacing w:line="336" w:lineRule="auto" w:after="180"/>
+      </w:pPr>
+      <w:r>
+        <w:rPr>
+          <w:b w:val="0"/>
+        </w:rPr>
         <w:t>Teacher review ____________________  Next step ____________________</w:t>
       </w:r>
     </w:p>
@@ -715,7 +1090,31 @@
     </w:p>
     <w:p>
       <w:r>
-        <w:t>Write a request for a three-bullet explanation of evaporation for Grade 6 using only a supplied paragraph. Create three separately checkable acceptance criteria. What should happen if the paragraph does not explain evaporation?</w:t>
+        <w:t>Use this earlier case as transfer practice. A case already discussed with feedback is not fresh assessment evidence.</w:t>
+      </w:r>
+    </w:p>
+    <w:p>
+      <w:pPr>
+        <w:spacing w:line="336" w:lineRule="auto" w:after="180"/>
+        <w:shd w:fill="F5F1FB"/>
+      </w:pPr>
+      <w:r>
+        <w:rPr>
+          <w:b w:val="0"/>
+        </w:rPr>
+        <w:t>Write a request for a three-bullet explanation of evaporation for Grade 6 using only a supplied paragraph. Create three separately checkable acceptance criteria.</w:t>
+      </w:r>
+    </w:p>
+    <w:p>
+      <w:pPr>
+        <w:spacing w:line="336" w:lineRule="auto" w:after="180"/>
+        <w:shd w:fill="F5F1FB"/>
+      </w:pPr>
+      <w:r>
+        <w:rPr>
+          <w:b w:val="0"/>
+        </w:rPr>
+        <w:t>What should happen if the paragraph does not explain evaporation?</w:t>
       </w:r>
     </w:p>
     <w:p>
@@ -762,7 +1161,13 @@
       </w:r>
     </w:p>
     <w:p>
-      <w:r>
+      <w:pPr>
+        <w:spacing w:line="336" w:lineRule="auto" w:after="180"/>
+      </w:pPr>
+      <w:r>
+        <w:rPr>
+          <w:b w:val="0"/>
+        </w:rPr>
         <w:t>Record support used: none, hint or teacher explanation.</w:t>
       </w:r>
     </w:p>
@@ -776,7 +1181,30 @@
     </w:p>
     <w:p>
       <w:r>
-        <w:t>The request says “Write something good about our club.” Name four decisions it leaves open. Then explain how source C, the Grade 6 audience and four labelled lines make the task easier to check.</w:t>
+        <w:t>Find what the vague request leaves open. Apply the supplied Prompts Are Design Instructions facts and keep your reasoning.</w:t>
+      </w:r>
+    </w:p>
+    <w:p>
+      <w:pPr>
+        <w:spacing w:line="336" w:lineRule="auto" w:after="180"/>
+      </w:pPr>
+      <w:r>
+        <w:rPr>
+          <w:b w:val="0"/>
+        </w:rPr>
+        <w:t xml:space="preserve">The request says “Write something good about our club.” Name four decisions it leaves open. Then explain how source C, the Grade 6 </w:t>
+      </w:r>
+      <w:r>
+        <w:rPr>
+          <w:b/>
+        </w:rPr>
+        <w:t>audience</w:t>
+      </w:r>
+      <w:r>
+        <w:rPr>
+          <w:b w:val="0"/>
+        </w:rPr>
+        <w:t xml:space="preserve"> and four labelled lines make the task easier to check.</w:t>
       </w:r>
     </w:p>
     <w:p>
@@ -827,7 +1255,30 @@
     </w:p>
     <w:p>
       <w:r>
-        <w:t>For original C, a card gives four correctly labelled lines but says Time: 3 pm. All other values match C. State which format and evidence checks pass or fail. Is the card acceptable overall? Explain.</w:t>
+        <w:t>Score a response by separate criteria. Apply the supplied Prompts Are Design Instructions facts and keep your reasoning.</w:t>
+      </w:r>
+    </w:p>
+    <w:p>
+      <w:pPr>
+        <w:spacing w:line="336" w:lineRule="auto" w:after="180"/>
+      </w:pPr>
+      <w:r>
+        <w:rPr>
+          <w:b w:val="0"/>
+        </w:rPr>
+        <w:t xml:space="preserve">For original C, a card gives four correctly labelled lines but says Time: 3 pm. All other values match C. State which format and </w:t>
+      </w:r>
+      <w:r>
+        <w:rPr>
+          <w:b/>
+        </w:rPr>
+        <w:t>evidence</w:t>
+      </w:r>
+      <w:r>
+        <w:rPr>
+          <w:b w:val="0"/>
+        </w:rPr>
+        <w:t xml:space="preserve"> checks pass or fail. Is the card acceptable overall? Explain.</w:t>
       </w:r>
     </w:p>
     <w:p>
@@ -878,7 +1329,41 @@
     </w:p>
     <w:p>
       <w:r>
-        <w:t>C gives Room 7 and D gives Room 9 for the same club event, with no replacement or priority stated. Both agree on Monday and paper, and neither gives a time. Under P2, write the four output values and explain why the room cannot be selected from confidence or wording alone.</w:t>
+        <w:t>Handle disagreement without choosing a favourite. Apply the supplied Prompts Are Design Instructions facts and keep your reasoning.</w:t>
+      </w:r>
+    </w:p>
+    <w:p>
+      <w:pPr>
+        <w:spacing w:line="336" w:lineRule="auto" w:after="180"/>
+      </w:pPr>
+      <w:r>
+        <w:rPr>
+          <w:b w:val="0"/>
+        </w:rPr>
+        <w:t>C gives Room 7 and D gives Room 9 for the same club event, with no replacement or priority stated. Both agree on Monday and paper, and neither gives a time.</w:t>
+      </w:r>
+    </w:p>
+    <w:p>
+      <w:pPr>
+        <w:spacing w:line="336" w:lineRule="auto" w:after="180"/>
+      </w:pPr>
+      <w:r>
+        <w:rPr>
+          <w:b w:val="0"/>
+        </w:rPr>
+        <w:t xml:space="preserve">Under P2, write the four </w:t>
+      </w:r>
+      <w:r>
+        <w:rPr>
+          <w:b/>
+        </w:rPr>
+        <w:t>output</w:t>
+      </w:r>
+      <w:r>
+        <w:rPr>
+          <w:b w:val="0"/>
+        </w:rPr>
+        <w:t xml:space="preserve"> values and explain why the room cannot be selected from confidence or wording alone.</w:t>
       </w:r>
     </w:p>
     <w:p>
@@ -929,7 +1414,65 @@
     </w:p>
     <w:p>
       <w:r>
-        <w:t>Fictional record X says an exhibit is called Shadow Pairs and is in Hall 2; no opening time is given. Write a complete prompt for a Grade 6 card with exactly three labelled lines: Title, Location, Opening. Limit facts to supplied records, define missing and conflicting values and prohibit added claims. Give two test inputs and expected outputs: original X, then X with an opening time of 10 am added.</w:t>
+        <w:t>Attempt before feedback. If this repeats the selected independent case, reuse that first attempt; otherwise keep a separate record. Specify and test a new exhibit card. Apply the supplied Prompts Are Design Instructions facts and keep your reasoning.</w:t>
+      </w:r>
+    </w:p>
+    <w:p>
+      <w:pPr>
+        <w:spacing w:line="336" w:lineRule="auto" w:after="180"/>
+      </w:pPr>
+      <w:r>
+        <w:rPr>
+          <w:b w:val="0"/>
+        </w:rPr>
+        <w:t xml:space="preserve">Fictional record X says an exhibit is called Shadow Pairs and is in Hall 2; no opening time is given. Write a complete </w:t>
+      </w:r>
+      <w:r>
+        <w:rPr>
+          <w:b/>
+        </w:rPr>
+        <w:t>prompt</w:t>
+      </w:r>
+      <w:r>
+        <w:rPr>
+          <w:b w:val="0"/>
+        </w:rPr>
+        <w:t xml:space="preserve"> for a Grade 6 card with exactly three labelled lines: Title, Location, Opening.</w:t>
+      </w:r>
+    </w:p>
+    <w:p>
+      <w:pPr>
+        <w:spacing w:line="336" w:lineRule="auto" w:after="180"/>
+      </w:pPr>
+      <w:r>
+        <w:rPr>
+          <w:b w:val="0"/>
+        </w:rPr>
+        <w:t xml:space="preserve">Limit facts to supplied records, define missing and conflicting values and prohibit added claims. Give two test </w:t>
+      </w:r>
+      <w:r>
+        <w:rPr>
+          <w:b/>
+        </w:rPr>
+        <w:t>input</w:t>
+      </w:r>
+      <w:r>
+        <w:rPr>
+          <w:b w:val="0"/>
+        </w:rPr>
+        <w:t xml:space="preserve">s and expected </w:t>
+      </w:r>
+      <w:r>
+        <w:rPr>
+          <w:b/>
+        </w:rPr>
+        <w:t>output</w:t>
+      </w:r>
+      <w:r>
+        <w:rPr>
+          <w:b w:val="0"/>
+        </w:rPr>
+        <w:t>s: original X, then X with an opening time of 10 am added.</w:t>
       </w:r>
     </w:p>
     <w:p>
@@ -990,7 +1533,41 @@
     </w:p>
     <w:p>
       <w:r>
-        <w:t>A pupil tries P1 once and P2 five times, then compares the P1 response only with the best P2 response and declares P2 always reliable. Identify two problems and design a fairer small comparison. State a conclusion the evidence could support.</w:t>
+        <w:t>Preserve the comparison evidence. Apply the supplied Prompts Are Design Instructions facts and keep your reasoning.</w:t>
+      </w:r>
+    </w:p>
+    <w:p>
+      <w:pPr>
+        <w:spacing w:line="336" w:lineRule="auto" w:after="180"/>
+      </w:pPr>
+      <w:r>
+        <w:rPr>
+          <w:b w:val="0"/>
+        </w:rPr>
+        <w:t>A pupil tries P1 once and P2 five times, then compares the P1 response only with the best P2 response and declares P2 always reliable. Identify two problems and design a fairer small comparison.</w:t>
+      </w:r>
+    </w:p>
+    <w:p>
+      <w:pPr>
+        <w:spacing w:line="336" w:lineRule="auto" w:after="180"/>
+      </w:pPr>
+      <w:r>
+        <w:rPr>
+          <w:b w:val="0"/>
+        </w:rPr>
+        <w:t xml:space="preserve">State a conclusion the </w:t>
+      </w:r>
+      <w:r>
+        <w:rPr>
+          <w:b/>
+        </w:rPr>
+        <w:t>evidence</w:t>
+      </w:r>
+      <w:r>
+        <w:rPr>
+          <w:b w:val="0"/>
+        </w:rPr>
+        <w:t xml:space="preserve"> could support.</w:t>
       </w:r>
     </w:p>
     <w:p>
@@ -1037,6 +1614,11 @@
       </w:pPr>
       <w:r>
         <w:t>17. Feedback, return check and learning record</w:t>
+      </w:r>
+    </w:p>
+    <w:p>
+      <w:r>
+        <w:t>Record the first repaired step and a different case to revisit after a delay.</w:t>
       </w:r>
     </w:p>
     <w:tbl>
@@ -1176,7 +1758,13 @@
       </w:tr>
     </w:tbl>
     <w:p>
-      <w:r>
+      <w:pPr>
+        <w:spacing w:line="336" w:lineRule="auto" w:after="180"/>
+      </w:pPr>
+      <w:r>
+        <w:rPr>
+          <w:b w:val="0"/>
+        </w:rPr>
         <w:t>Revisit this idea with your teacher after a delay. Familiarity is different from explaining and using it on a changed case.</w:t>
       </w:r>
     </w:p>
@@ -1190,17 +1778,52 @@
     </w:p>
     <w:p>
       <w:r>
+        <w:t>A fictional club needs a short exhibit card, without guesses. Explain the labelled step before checking the changed condition.</w:t>
+      </w:r>
+    </w:p>
+    <w:p>
+      <w:pPr>
+        <w:spacing w:line="336" w:lineRule="auto" w:after="180"/>
+      </w:pPr>
+      <w:r>
+        <w:rPr>
+          <w:b w:val="0"/>
+        </w:rPr>
         <w:t>A fictional club needs a short exhibit card, without guesses.</w:t>
       </w:r>
     </w:p>
     <w:p>
-      <w:r>
+      <w:pPr>
+        <w:spacing w:line="336" w:lineRule="auto" w:after="180"/>
+      </w:pPr>
+      <w:r>
+        <w:rPr>
+          <w:b w:val="0"/>
+        </w:rPr>
         <w:t>Source A: exhibit Paper Birds, location Shelf 2. No duration appears.</w:t>
       </w:r>
     </w:p>
     <w:p>
-      <w:r>
-        <w:t>Required output: two labelled lines, Exhibit and Duration; missing values must say not supplied.</w:t>
+      <w:pPr>
+        <w:spacing w:line="336" w:lineRule="auto" w:after="180"/>
+      </w:pPr>
+      <w:r>
+        <w:rPr>
+          <w:b w:val="0"/>
+        </w:rPr>
+        <w:t xml:space="preserve">Required </w:t>
+      </w:r>
+      <w:r>
+        <w:rPr>
+          <w:b/>
+        </w:rPr>
+        <w:t>output</w:t>
+      </w:r>
+      <w:r>
+        <w:rPr>
+          <w:b w:val="0"/>
+        </w:rPr>
+        <w:t>: two labelled lines, Exhibit and Duration; missing values must say not supplied.</w:t>
       </w:r>
     </w:p>
     <w:p>
@@ -1240,7 +1863,14 @@
       </w:r>
     </w:p>
     <w:p>
-      <w:r>
+      <w:pPr>
+        <w:spacing w:line="336" w:lineRule="auto" w:after="180"/>
+        <w:shd w:fill="F5F1FB"/>
+      </w:pPr>
+      <w:r>
+        <w:rPr>
+          <w:b w:val="0"/>
+        </w:rPr>
         <w:t>What must happen if B instead conflicts with another equally authoritative duration record?</w:t>
       </w:r>
     </w:p>
@@ -1283,13 +1913,82 @@
       </w:r>
     </w:p>
     <w:p>
-      <w:r>
-        <w:t>Support used: alone / hint / worked example. This record is practice evidence.</w:t>
-      </w:r>
-    </w:p>
-    <w:p>
-      <w:r>
-        <w:t>Project connection: Specify sorter input, output fields, evidence limits and missing/conflict behavior before improving its wording.</w:t>
+      <w:pPr>
+        <w:pStyle w:val="Heading3"/>
+      </w:pPr>
+      <w:r>
+        <w:t>Record the help used</w:t>
+      </w:r>
+    </w:p>
+    <w:p>
+      <w:pPr>
+        <w:spacing w:line="336" w:lineRule="auto" w:after="180"/>
+        <w:shd w:fill="F1F6F8"/>
+      </w:pPr>
+      <w:r>
+        <w:rPr>
+          <w:b w:val="0"/>
+        </w:rPr>
+        <w:t xml:space="preserve">Support used: alone / hint / worked example. This record is practice </w:t>
+      </w:r>
+      <w:r>
+        <w:rPr>
+          <w:b/>
+        </w:rPr>
+        <w:t>evidence</w:t>
+      </w:r>
+      <w:r>
+        <w:rPr>
+          <w:b w:val="0"/>
+        </w:rPr>
+        <w:t>.</w:t>
+      </w:r>
+    </w:p>
+    <w:p>
+      <w:pPr>
+        <w:spacing w:line="336" w:lineRule="auto" w:after="180"/>
+      </w:pPr>
+      <w:r>
+        <w:rPr>
+          <w:b w:val="0"/>
+        </w:rPr>
+        <w:t xml:space="preserve">Project connection: Specify sorter </w:t>
+      </w:r>
+      <w:r>
+        <w:rPr>
+          <w:b/>
+        </w:rPr>
+        <w:t>input</w:t>
+      </w:r>
+      <w:r>
+        <w:rPr>
+          <w:b w:val="0"/>
+        </w:rPr>
+        <w:t xml:space="preserve">, </w:t>
+      </w:r>
+      <w:r>
+        <w:rPr>
+          <w:b/>
+        </w:rPr>
+        <w:t>output</w:t>
+      </w:r>
+      <w:r>
+        <w:rPr>
+          <w:b w:val="0"/>
+        </w:rPr>
+        <w:t xml:space="preserve"> fields, </w:t>
+      </w:r>
+      <w:r>
+        <w:rPr>
+          <w:b/>
+        </w:rPr>
+        <w:t>evidence</w:t>
+      </w:r>
+      <w:r>
+        <w:rPr>
+          <w:b w:val="0"/>
+        </w:rPr>
+        <w:t xml:space="preserve"> limits and missing/conflict behavior before improving its wording.</w:t>
       </w:r>
     </w:p>
     <w:p>
@@ -1302,17 +2001,88 @@
     </w:p>
     <w:p>
       <w:r>
+        <w:t>Keep this week’s input, deciding step, result and limit together in the Helpful Classroom Sorter record.</w:t>
+      </w:r>
+    </w:p>
+    <w:p>
+      <w:pPr>
+        <w:spacing w:line="336" w:lineRule="auto" w:after="180"/>
+      </w:pPr>
+      <w:r>
+        <w:rPr>
+          <w:b w:val="0"/>
+        </w:rPr>
         <w:t>Project: Helpful Classroom Sorter</w:t>
       </w:r>
     </w:p>
     <w:p>
-      <w:r>
-        <w:t>Current milestone: Prepare the demonstration. Gather reproducible instructions, evidence, access checks and remaining limitations.</w:t>
-      </w:r>
-    </w:p>
-    <w:p>
-      <w:r>
-        <w:t>Specify sorter input, output fields, evidence limits and missing/conflict behavior before improving its wording.</w:t>
+      <w:pPr>
+        <w:spacing w:line="336" w:lineRule="auto" w:after="180"/>
+      </w:pPr>
+      <w:r>
+        <w:rPr>
+          <w:b w:val="0"/>
+        </w:rPr>
+        <w:t xml:space="preserve">Current milestone: Prepare the demonstration. Gather reproducible instructions, </w:t>
+      </w:r>
+      <w:r>
+        <w:rPr>
+          <w:b/>
+        </w:rPr>
+        <w:t>evidence</w:t>
+      </w:r>
+      <w:r>
+        <w:rPr>
+          <w:b w:val="0"/>
+        </w:rPr>
+        <w:t>, access checks and remaining limitations.</w:t>
+      </w:r>
+    </w:p>
+    <w:p>
+      <w:pPr>
+        <w:spacing w:line="336" w:lineRule="auto" w:after="180"/>
+      </w:pPr>
+      <w:r>
+        <w:rPr>
+          <w:b w:val="0"/>
+        </w:rPr>
+        <w:t xml:space="preserve">Specify sorter </w:t>
+      </w:r>
+      <w:r>
+        <w:rPr>
+          <w:b/>
+        </w:rPr>
+        <w:t>input</w:t>
+      </w:r>
+      <w:r>
+        <w:rPr>
+          <w:b w:val="0"/>
+        </w:rPr>
+        <w:t xml:space="preserve">, </w:t>
+      </w:r>
+      <w:r>
+        <w:rPr>
+          <w:b/>
+        </w:rPr>
+        <w:t>output</w:t>
+      </w:r>
+      <w:r>
+        <w:rPr>
+          <w:b w:val="0"/>
+        </w:rPr>
+        <w:t xml:space="preserve"> fields, </w:t>
+      </w:r>
+      <w:r>
+        <w:rPr>
+          <w:b/>
+        </w:rPr>
+        <w:t>evidence</w:t>
+      </w:r>
+      <w:r>
+        <w:rPr>
+          <w:b w:val="0"/>
+        </w:rPr>
+        <w:t xml:space="preserve"> limits and missing/conflict behavior before improving its wording.</w:t>
       </w:r>
     </w:p>
     <w:tbl>
@@ -1474,11 +2244,28 @@
     </w:p>
     <w:p>
       <w:r>
+        <w:t>Try the supported questions before comparing with hints and feedback. Record what you repaired and the evidence you retained.</w:t>
+      </w:r>
+    </w:p>
+    <w:p>
+      <w:pPr>
+        <w:spacing w:line="336" w:lineRule="auto" w:after="180"/>
+      </w:pPr>
+      <w:r>
+        <w:rPr>
+          <w:b w:val="0"/>
+        </w:rPr>
         <w:t>Use this supported practice once, in the browser or on paper. Keep the reserved independent assessment for a separate first attempt before teacher feedback.</w:t>
       </w:r>
     </w:p>
     <w:p>
-      <w:r>
+      <w:pPr>
+        <w:spacing w:line="336" w:lineRule="auto" w:after="180"/>
+      </w:pPr>
+      <w:r>
+        <w:rPr>
+          <w:b w:val="0"/>
+        </w:rPr>
         <w:t>A fictional club needs a short exhibit card, without guesses.</w:t>
       </w:r>
     </w:p>
@@ -1491,27 +2278,67 @@
       </w:r>
     </w:p>
     <w:p>
-      <w:r>
+      <w:pPr>
+        <w:spacing w:line="336" w:lineRule="auto" w:after="180"/>
+      </w:pPr>
+      <w:r>
+        <w:rPr>
+          <w:b w:val="0"/>
+        </w:rPr>
         <w:t>Which labelled step matches this detail? Check labels, two-line format and each factual claim.</w:t>
       </w:r>
     </w:p>
     <w:p>
-      <w:r>
+      <w:pPr>
+        <w:spacing w:line="336" w:lineRule="auto" w:after="180"/>
+        <w:shd w:fill="F4F9FC"/>
+      </w:pPr>
+      <w:r>
+        <w:rPr>
+          <w:b w:val="0"/>
+        </w:rPr>
         <w:t>1. State task</w:t>
       </w:r>
     </w:p>
     <w:p>
-      <w:r>
+      <w:pPr>
+        <w:spacing w:line="336" w:lineRule="auto" w:after="180"/>
+        <w:shd w:fill="F4F9FC"/>
+      </w:pPr>
+      <w:r>
+        <w:rPr>
+          <w:b w:val="0"/>
+        </w:rPr>
         <w:t>2. Follow missing rule</w:t>
       </w:r>
     </w:p>
     <w:p>
-      <w:r>
-        <w:t>3. Find evidence</w:t>
-      </w:r>
-    </w:p>
-    <w:p>
-      <w:r>
+      <w:pPr>
+        <w:spacing w:line="336" w:lineRule="auto" w:after="180"/>
+        <w:shd w:fill="F4F9FC"/>
+      </w:pPr>
+      <w:r>
+        <w:rPr>
+          <w:b w:val="0"/>
+        </w:rPr>
+        <w:t xml:space="preserve">3. Find </w:t>
+      </w:r>
+      <w:r>
+        <w:rPr>
+          <w:b/>
+        </w:rPr>
+        <w:t>evidence</w:t>
+      </w:r>
+    </w:p>
+    <w:p>
+      <w:pPr>
+        <w:spacing w:line="336" w:lineRule="auto" w:after="180"/>
+        <w:shd w:fill="F4F9FC"/>
+      </w:pPr>
+      <w:r>
+        <w:rPr>
+          <w:b w:val="0"/>
+        </w:rPr>
         <w:t>4. Check contract</w:t>
       </w:r>
     </w:p>
@@ -1549,40 +2376,166 @@
       </w:r>
     </w:p>
     <w:p>
-      <w:r>
+      <w:pPr>
+        <w:pStyle w:val="Heading3"/>
+      </w:pPr>
+      <w:r>
+        <w:t>Hint · try first</w:t>
+      </w:r>
+    </w:p>
+    <w:p>
+      <w:pPr>
+        <w:spacing w:line="336" w:lineRule="auto" w:after="180"/>
+        <w:shd w:fill="F1F6F8"/>
+      </w:pPr>
+      <w:r>
+        <w:rPr>
+          <w:b w:val="0"/>
+        </w:rPr>
         <w:t>Hint if needed: Read the steps in the pictorial case. Match the supplied detail to the stage that performs or records it.</w:t>
       </w:r>
     </w:p>
     <w:p>
-      <w:r>
-        <w:t>After your attempt, compare with the supported explanation: Check contract Check labels, two-line format and each factual claim. A useful prompt describes both the wanted answer and what to do when evidence is insufficient. Asking for a duration does not create one. Examples can demonstrate the format, but they must not become sources of event facts. Check content support separately from whether the answer looks tidy.</w:t>
-      </w:r>
-    </w:p>
-    <w:p>
       <w:pPr>
         <w:pStyle w:val="Heading3"/>
       </w:pPr>
       <w:r>
+        <w:t>Feedback · compare after trying</w:t>
+      </w:r>
+    </w:p>
+    <w:p>
+      <w:pPr>
+        <w:spacing w:line="336" w:lineRule="auto" w:after="180"/>
+        <w:shd w:fill="F1F6FC"/>
+      </w:pPr>
+      <w:r>
+        <w:rPr>
+          <w:b w:val="0"/>
+        </w:rPr>
+        <w:t xml:space="preserve">After your attempt, compare with the supported explanation: Check contract Check labels, two-line format and each factual claim. A useful </w:t>
+      </w:r>
+      <w:r>
+        <w:rPr>
+          <w:b/>
+        </w:rPr>
+        <w:t>prompt</w:t>
+      </w:r>
+      <w:r>
+        <w:rPr>
+          <w:b w:val="0"/>
+        </w:rPr>
+        <w:t xml:space="preserve"> describes both the wanted answer and what to do when </w:t>
+      </w:r>
+      <w:r>
+        <w:rPr>
+          <w:b/>
+        </w:rPr>
+        <w:t>evidence</w:t>
+      </w:r>
+      <w:r>
+        <w:rPr>
+          <w:b w:val="0"/>
+        </w:rPr>
+        <w:t xml:space="preserve"> is insufficient.</w:t>
+      </w:r>
+    </w:p>
+    <w:p>
+      <w:pPr>
+        <w:spacing w:line="336" w:lineRule="auto" w:after="180"/>
+        <w:shd w:fill="F1F6FC"/>
+      </w:pPr>
+      <w:r>
+        <w:rPr>
+          <w:b w:val="0"/>
+        </w:rPr>
+        <w:t>Asking for a duration does not create one. Examples can demonstrate the format, but they must not become sources of event facts. Check content support separately from whether the answer looks tidy.</w:t>
+      </w:r>
+    </w:p>
+    <w:p>
+      <w:pPr>
+        <w:pStyle w:val="Heading3"/>
+      </w:pPr>
+      <w:r>
         <w:t>Practice 2: explain the deciding evidence</w:t>
       </w:r>
     </w:p>
     <w:p>
-      <w:r>
+      <w:pPr>
+        <w:pStyle w:val="Heading3"/>
+      </w:pPr>
+      <w:r>
+        <w:t>Changed case · predict first</w:t>
+      </w:r>
+    </w:p>
+    <w:p>
+      <w:pPr>
+        <w:spacing w:line="336" w:lineRule="auto" w:after="180"/>
+        <w:shd w:fill="F5F1FB"/>
+      </w:pPr>
+      <w:r>
+        <w:rPr>
+          <w:b w:val="0"/>
+        </w:rPr>
         <w:t>Changed-case practice: Add source B naming the same exhibit duration 20 minutes, with B declared current and authoritative. Which conclusion is supported by the supplied facts?</w:t>
       </w:r>
     </w:p>
     <w:p>
-      <w:r>
-        <w:t>1. We can decide the result without examining the changed input or the procedure.</w:t>
-      </w:r>
-    </w:p>
-    <w:p>
-      <w:r>
-        <w:t>2. This one example guarantees correct results for every future input.</w:t>
-      </w:r>
-    </w:p>
-    <w:p>
-      <w:r>
+      <w:pPr>
+        <w:spacing w:line="336" w:lineRule="auto" w:after="180"/>
+        <w:shd w:fill="F4F9FC"/>
+      </w:pPr>
+      <w:r>
+        <w:rPr>
+          <w:b w:val="0"/>
+        </w:rPr>
+        <w:t xml:space="preserve">1. We can decide the result without examining the changed </w:t>
+      </w:r>
+      <w:r>
+        <w:rPr>
+          <w:b/>
+        </w:rPr>
+        <w:t>input</w:t>
+      </w:r>
+      <w:r>
+        <w:rPr>
+          <w:b w:val="0"/>
+        </w:rPr>
+        <w:t xml:space="preserve"> or the procedure.</w:t>
+      </w:r>
+    </w:p>
+    <w:p>
+      <w:pPr>
+        <w:spacing w:line="336" w:lineRule="auto" w:after="180"/>
+        <w:shd w:fill="F4F9FC"/>
+      </w:pPr>
+      <w:r>
+        <w:rPr>
+          <w:b w:val="0"/>
+        </w:rPr>
+        <w:t xml:space="preserve">2. This one example guarantees correct results for every future </w:t>
+      </w:r>
+      <w:r>
+        <w:rPr>
+          <w:b/>
+        </w:rPr>
+        <w:t>input</w:t>
+      </w:r>
+      <w:r>
+        <w:rPr>
+          <w:b w:val="0"/>
+        </w:rPr>
+        <w:t>.</w:t>
+      </w:r>
+    </w:p>
+    <w:p>
+      <w:pPr>
+        <w:spacing w:line="336" w:lineRule="auto" w:after="180"/>
+        <w:shd w:fill="F4F9FC"/>
+      </w:pPr>
+      <w:r>
+        <w:rPr>
+          <w:b w:val="0"/>
+        </w:rPr>
         <w:t>3. Duration becomes 20 minutes.</w:t>
       </w:r>
     </w:p>
@@ -1620,12 +2573,42 @@
       </w:r>
     </w:p>
     <w:p>
-      <w:r>
+      <w:pPr>
+        <w:pStyle w:val="Heading3"/>
+      </w:pPr>
+      <w:r>
+        <w:t>Hint · try first</w:t>
+      </w:r>
+    </w:p>
+    <w:p>
+      <w:pPr>
+        <w:spacing w:line="336" w:lineRule="auto" w:after="180"/>
+        <w:shd w:fill="F1F6F8"/>
+      </w:pPr>
+      <w:r>
+        <w:rPr>
+          <w:b w:val="0"/>
+        </w:rPr>
         <w:t>Hint if needed: Use the changed condition and the deciding step in the pictorial trace. The answer must say what follows from those facts.</w:t>
       </w:r>
     </w:p>
     <w:p>
-      <w:r>
+      <w:pPr>
+        <w:pStyle w:val="Heading3"/>
+      </w:pPr>
+      <w:r>
+        <w:t>Feedback · compare after trying</w:t>
+      </w:r>
+    </w:p>
+    <w:p>
+      <w:pPr>
+        <w:spacing w:line="336" w:lineRule="auto" w:after="180"/>
+        <w:shd w:fill="F1F6FC"/>
+      </w:pPr>
+      <w:r>
+        <w:rPr>
+          <w:b w:val="0"/>
+        </w:rPr>
         <w:t>After your attempt, compare with the supported explanation: Duration becomes 20 minutes. There is now an authorised source for the previously missing field.</w:t>
       </w:r>
     </w:p>
@@ -1638,18 +2621,81 @@
       </w:r>
     </w:p>
     <w:p>
-      <w:r>
-        <w:t>Review Generate, Retrieve, or Calculate? (ai-1/25). Goal: Distinguish retrieving a record, calculating from inputs and generating wording. Short practice: Label each arrow with its operation. Can the system add snacks because invitations often mention them?. Return to this week and explain what you changed.</w:t>
-      </w:r>
-    </w:p>
-    <w:p>
-      <w:r>
-        <w:t>Review Fair for Whom? (ai-1/23). Goal: Compute a correct-out-of-assessed fraction and explain its denominator. Short practice: Which group loses performance under N, and can total improvement erase that fact?. Return to this week and explain what you changed.</w:t>
-      </w:r>
-    </w:p>
-    <w:p>
-      <w:r>
-        <w:t>Review Recommendations (ai-1/20). Goal: Apply eligibility requirements before ranking candidates by preferences. Short practice: Why does the recommendation change without changing anyone’s preferences?. Return to this week and explain what you changed.</w:t>
+      <w:pPr>
+        <w:spacing w:line="336" w:lineRule="auto" w:after="180"/>
+      </w:pPr>
+      <w:r>
+        <w:rPr>
+          <w:b w:val="0"/>
+        </w:rPr>
+        <w:t xml:space="preserve">Review Generate, Retrieve, or Calculate? (ai-1/25). Goal: Distinguish retrieving a record, calculating from </w:t>
+      </w:r>
+      <w:r>
+        <w:rPr>
+          <w:b/>
+        </w:rPr>
+        <w:t>input</w:t>
+      </w:r>
+      <w:r>
+        <w:rPr>
+          <w:b w:val="0"/>
+        </w:rPr>
+        <w:t>s and generating wording. Short practice: Label each arrow with its operation.</w:t>
+      </w:r>
+    </w:p>
+    <w:p>
+      <w:pPr>
+        <w:spacing w:line="336" w:lineRule="auto" w:after="180"/>
+      </w:pPr>
+      <w:r>
+        <w:rPr>
+          <w:b w:val="0"/>
+        </w:rPr>
+        <w:t>Can the system add snacks because invitations often mention them?. Return to this week and explain what you changed.</w:t>
+      </w:r>
+    </w:p>
+    <w:p>
+      <w:pPr>
+        <w:spacing w:line="336" w:lineRule="auto" w:after="180"/>
+      </w:pPr>
+      <w:r>
+        <w:rPr>
+          <w:b w:val="0"/>
+        </w:rPr>
+        <w:t>Review Fair for Whom? (ai-1/23). Goal: Compute a correct-out-of-assessed fraction and explain its denominator. Short practice: Which group loses performance under N, and can total improvement erase that fact?.</w:t>
+      </w:r>
+    </w:p>
+    <w:p>
+      <w:pPr>
+        <w:spacing w:line="336" w:lineRule="auto" w:after="180"/>
+      </w:pPr>
+      <w:r>
+        <w:rPr>
+          <w:b w:val="0"/>
+        </w:rPr>
+        <w:t>Return to this week and explain what you changed.</w:t>
+      </w:r>
+    </w:p>
+    <w:p>
+      <w:pPr>
+        <w:spacing w:line="336" w:lineRule="auto" w:after="180"/>
+      </w:pPr>
+      <w:r>
+        <w:rPr>
+          <w:b w:val="0"/>
+        </w:rPr>
+        <w:t>Review Recommendations (ai-1/20). Goal: Apply eligibility requirements before ranking candidates by preferences. Short practice: Why does the recommendation change without changing anyone’s preferences?.</w:t>
+      </w:r>
+    </w:p>
+    <w:p>
+      <w:pPr>
+        <w:spacing w:line="336" w:lineRule="auto" w:after="180"/>
+      </w:pPr>
+      <w:r>
+        <w:rPr>
+          <w:b w:val="0"/>
+        </w:rPr>
+        <w:t>Return to this week and explain what you changed.</w:t>
       </w:r>
     </w:p>
     <w:p>
@@ -1661,8 +2707,37 @@
       </w:r>
     </w:p>
     <w:p>
-      <w:r>
-        <w:t>Use Download completed work in the hosted lesson to export your answers, reflections, practice feedback and code-run evidence. Open the HTML copy to read or print it. Drafts stay in this browser when storage is available; clear drafts on a shared device.</w:t>
+      <w:pPr>
+        <w:spacing w:line="336" w:lineRule="auto" w:after="180"/>
+      </w:pPr>
+      <w:r>
+        <w:rPr>
+          <w:b w:val="0"/>
+        </w:rPr>
+        <w:t xml:space="preserve">Use Download completed work in the hosted lesson to export your answers, reflections, practice feedback and code-run </w:t>
+      </w:r>
+      <w:r>
+        <w:rPr>
+          <w:b/>
+        </w:rPr>
+        <w:t>evidence</w:t>
+      </w:r>
+      <w:r>
+        <w:rPr>
+          <w:b w:val="0"/>
+        </w:rPr>
+        <w:t>. Open the HTML copy to read or print it.</w:t>
+      </w:r>
+    </w:p>
+    <w:p>
+      <w:pPr>
+        <w:spacing w:line="336" w:lineRule="auto" w:after="180"/>
+      </w:pPr>
+      <w:r>
+        <w:rPr>
+          <w:b w:val="0"/>
+        </w:rPr>
+        <w:t>Drafts stay in this browser when storage is available; clear drafts on a shared device.</w:t>
       </w:r>
     </w:p>
     <w:p>
@@ -1676,6 +2751,823 @@
     <w:p>
       <w:r>
         <w:t>________________________________________________________________</w:t>
+      </w:r>
+    </w:p>
+    <w:p>
+      <w:r>
+        <w:t>________________________________________________________________</w:t>
+      </w:r>
+    </w:p>
+    <w:p>
+      <w:r>
+        <w:t>________________________________________________________________</w:t>
+      </w:r>
+    </w:p>
+    <w:p>
+      <w:r>
+        <w:t>________________________________________________________________</w:t>
+      </w:r>
+    </w:p>
+    <w:p>
+      <w:r>
+        <w:t>________________________________________________________________</w:t>
+      </w:r>
+    </w:p>
+    <w:p>
+      <w:pPr>
+        <w:pStyle w:val="Heading1"/>
+      </w:pPr>
+      <w:r>
+        <w:t>21. Visual concept journey</w:t>
+      </w:r>
+    </w:p>
+    <w:p>
+      <w:r>
+        <w:t>Explain each Prompts Are Design Instructions picture from its labels, then record a relevant limit.</w:t>
+      </w:r>
+    </w:p>
+    <w:p>
+      <w:pPr>
+        <w:pStyle w:val="Heading3"/>
+      </w:pPr>
+      <w:r>
+        <w:t>01. Prompts Are Design Instructions: the case</w:t>
+      </w:r>
+    </w:p>
+    <w:p>
+      <w:r>
+        <w:drawing>
+          <wp:inline xmlns:a="http://schemas.openxmlformats.org/drawingml/2006/main" xmlns:pic="http://schemas.openxmlformats.org/drawingml/2006/picture">
+            <wp:extent cx="5486400" cy="2840736"/>
+            <wp:docPr id="2" name="Picture 2" descr="A fictional club needs a short exhibit card, without guesses. Supplied facts: Source A: exhibit Paper Birds, location Shelf 2. No duration appears. Required output: two labelled lines, Exhibit and Duration; missing values must say not supplied."/>
+            <wp:cNvGraphicFramePr>
+              <a:graphicFrameLocks noChangeAspect="1"/>
+            </wp:cNvGraphicFramePr>
+            <a:graphic>
+              <a:graphicData uri="http://schemas.openxmlformats.org/drawingml/2006/picture">
+                <pic:pic>
+                  <pic:nvPicPr>
+                    <pic:cNvPr id="0" name="academy-story-ai-1-26-01.png"/>
+                    <pic:cNvPicPr/>
+                  </pic:nvPicPr>
+                  <pic:blipFill>
+                    <a:blip r:embed="rId10"/>
+                    <a:stretch>
+                      <a:fillRect/>
+                    </a:stretch>
+                  </pic:blipFill>
+                  <pic:spPr>
+                    <a:xfrm>
+                      <a:off x="0" y="0"/>
+                      <a:ext cx="5486400" cy="2840736"/>
+                    </a:xfrm>
+                    <a:prstGeom prst="rect"/>
+                  </pic:spPr>
+                </pic:pic>
+              </a:graphicData>
+            </a:graphic>
+          </wp:inline>
+        </w:drawing>
+      </w:r>
+    </w:p>
+    <w:p>
+      <w:pPr>
+        <w:spacing w:line="336" w:lineRule="auto" w:after="180"/>
+      </w:pPr>
+      <w:r>
+        <w:rPr>
+          <w:b w:val="0"/>
+        </w:rPr>
+        <w:t>A fictional club needs a short exhibit card, without guesses. Supplied facts: Source A: exhibit Paper Birds, location Shelf 2. No duration appears.</w:t>
+      </w:r>
+    </w:p>
+    <w:p>
+      <w:pPr>
+        <w:spacing w:line="336" w:lineRule="auto" w:after="180"/>
+      </w:pPr>
+      <w:r>
+        <w:rPr>
+          <w:b w:val="0"/>
+        </w:rPr>
+        <w:t xml:space="preserve">Required </w:t>
+      </w:r>
+      <w:r>
+        <w:rPr>
+          <w:b/>
+        </w:rPr>
+        <w:t>output</w:t>
+      </w:r>
+      <w:r>
+        <w:rPr>
+          <w:b w:val="0"/>
+        </w:rPr>
+        <w:t>: two labelled lines, Exhibit and Duration; missing values must say not supplied.</w:t>
+      </w:r>
+    </w:p>
+    <w:p>
+      <w:pPr>
+        <w:spacing w:line="336" w:lineRule="auto" w:after="180"/>
+        <w:shd w:fill="F5F1FB"/>
+      </w:pPr>
+      <w:r>
+        <w:rPr>
+          <w:b w:val="0"/>
+        </w:rPr>
+        <w:t>Point to the given fact that matters most. Explain why it matters.</w:t>
+      </w:r>
+    </w:p>
+    <w:p>
+      <w:pPr>
+        <w:pStyle w:val="Heading3"/>
+      </w:pPr>
+      <w:r>
+        <w:t>My picture explanation, deciding evidence and one limit</w:t>
+      </w:r>
+    </w:p>
+    <w:p>
+      <w:r>
+        <w:t>________________________________________________________________</w:t>
+      </w:r>
+    </w:p>
+    <w:p>
+      <w:r>
+        <w:t>________________________________________________________________</w:t>
+      </w:r>
+    </w:p>
+    <w:p>
+      <w:r>
+        <w:t>________________________________________________________________</w:t>
+      </w:r>
+    </w:p>
+    <w:p>
+      <w:r>
+        <w:t>________________________________________________________________</w:t>
+      </w:r>
+    </w:p>
+    <w:p>
+      <w:pPr>
+        <w:pStyle w:val="Heading3"/>
+      </w:pPr>
+      <w:r>
+        <w:t>02. Follow the deciding steps</w:t>
+      </w:r>
+    </w:p>
+    <w:p>
+      <w:r>
+        <w:drawing>
+          <wp:inline xmlns:a="http://schemas.openxmlformats.org/drawingml/2006/main" xmlns:pic="http://schemas.openxmlformats.org/drawingml/2006/picture">
+            <wp:extent cx="5486400" cy="4005072"/>
+            <wp:docPr id="3" name="Picture 3" descr="State task: Produce exactly two labelled lines using source A only. → Find evidence: A supplies Paper Birds but no duration. → Follow missing rule: Exhibit: Paper Birds. Duration: not supplied. → Check contract: Check labels, two-line format and each factual claim."/>
+            <wp:cNvGraphicFramePr>
+              <a:graphicFrameLocks noChangeAspect="1"/>
+            </wp:cNvGraphicFramePr>
+            <a:graphic>
+              <a:graphicData uri="http://schemas.openxmlformats.org/drawingml/2006/picture">
+                <pic:pic>
+                  <pic:nvPicPr>
+                    <pic:cNvPr id="0" name="academy-story-ai-1-26-02.png"/>
+                    <pic:cNvPicPr/>
+                  </pic:nvPicPr>
+                  <pic:blipFill>
+                    <a:blip r:embed="rId11"/>
+                    <a:stretch>
+                      <a:fillRect/>
+                    </a:stretch>
+                  </pic:blipFill>
+                  <pic:spPr>
+                    <a:xfrm>
+                      <a:off x="0" y="0"/>
+                      <a:ext cx="5486400" cy="4005072"/>
+                    </a:xfrm>
+                    <a:prstGeom prst="rect"/>
+                  </pic:spPr>
+                </pic:pic>
+              </a:graphicData>
+            </a:graphic>
+          </wp:inline>
+        </w:drawing>
+      </w:r>
+    </w:p>
+    <w:p>
+      <w:pPr>
+        <w:spacing w:line="336" w:lineRule="auto" w:after="180"/>
+      </w:pPr>
+      <w:r>
+        <w:rPr>
+          <w:b w:val="0"/>
+        </w:rPr>
+        <w:t xml:space="preserve">State task: Produce exactly two labelled lines using source A only. → Find </w:t>
+      </w:r>
+      <w:r>
+        <w:rPr>
+          <w:b/>
+        </w:rPr>
+        <w:t>evidence</w:t>
+      </w:r>
+      <w:r>
+        <w:rPr>
+          <w:b w:val="0"/>
+        </w:rPr>
+        <w:t>: A supplies Paper Birds but no duration. → Follow missing rule: Exhibit: Paper Birds.</w:t>
+      </w:r>
+    </w:p>
+    <w:p>
+      <w:pPr>
+        <w:spacing w:line="336" w:lineRule="auto" w:after="180"/>
+      </w:pPr>
+      <w:r>
+        <w:rPr>
+          <w:b w:val="0"/>
+        </w:rPr>
+        <w:t>Duration: not supplied. → Check contract: Check labels, two-line format and each factual claim.</w:t>
+      </w:r>
+    </w:p>
+    <w:p>
+      <w:pPr>
+        <w:spacing w:line="336" w:lineRule="auto" w:after="180"/>
+        <w:shd w:fill="F5F1FB"/>
+      </w:pPr>
+      <w:r>
+        <w:rPr>
+          <w:b w:val="0"/>
+        </w:rPr>
+        <w:t xml:space="preserve">Point to each numbered stage and explain which recorded </w:t>
+      </w:r>
+      <w:r>
+        <w:rPr>
+          <w:b/>
+        </w:rPr>
+        <w:t>input</w:t>
+      </w:r>
+      <w:r>
+        <w:rPr>
+          <w:b w:val="0"/>
+        </w:rPr>
+        <w:t xml:space="preserve"> it uses.</w:t>
+      </w:r>
+    </w:p>
+    <w:p>
+      <w:pPr>
+        <w:pStyle w:val="Heading3"/>
+      </w:pPr>
+      <w:r>
+        <w:t>My picture explanation, deciding evidence and one limit</w:t>
+      </w:r>
+    </w:p>
+    <w:p>
+      <w:r>
+        <w:t>________________________________________________________________</w:t>
+      </w:r>
+    </w:p>
+    <w:p>
+      <w:r>
+        <w:t>________________________________________________________________</w:t>
+      </w:r>
+    </w:p>
+    <w:p>
+      <w:r>
+        <w:t>________________________________________________________________</w:t>
+      </w:r>
+    </w:p>
+    <w:p>
+      <w:r>
+        <w:t>________________________________________________________________</w:t>
+      </w:r>
+    </w:p>
+    <w:p>
+      <w:pPr>
+        <w:pStyle w:val="Heading3"/>
+      </w:pPr>
+      <w:r>
+        <w:t>03. From prompt requirement to evidence of success</w:t>
+      </w:r>
+    </w:p>
+    <w:p>
+      <w:r>
+        <w:drawing>
+          <wp:inline xmlns:a="http://schemas.openxmlformats.org/drawingml/2006/main" xmlns:pic="http://schemas.openxmlformats.org/drawingml/2006/picture">
+            <wp:extent cx="5486400" cy="2923032"/>
+            <wp:docPr id="4" name="Picture 4" descr="From prompt requirement to evidence of success. Use source C only | Monday and Room 7 | Compare with C. Mark missing values | Time: not stated | Check absent time. Four labelled lines | Day Time Place Bring | Count and inspect. No added details | No invented promises | Check every claim"/>
+            <wp:cNvGraphicFramePr>
+              <a:graphicFrameLocks noChangeAspect="1"/>
+            </wp:cNvGraphicFramePr>
+            <a:graphic>
+              <a:graphicData uri="http://schemas.openxmlformats.org/drawingml/2006/picture">
+                <pic:pic>
+                  <pic:nvPicPr>
+                    <pic:cNvPr id="0" name="academy-story-ai-1-26-03.png"/>
+                    <pic:cNvPicPr/>
+                  </pic:nvPicPr>
+                  <pic:blipFill>
+                    <a:blip r:embed="rId12"/>
+                    <a:stretch>
+                      <a:fillRect/>
+                    </a:stretch>
+                  </pic:blipFill>
+                  <pic:spPr>
+                    <a:xfrm>
+                      <a:off x="0" y="0"/>
+                      <a:ext cx="5486400" cy="2923032"/>
+                    </a:xfrm>
+                    <a:prstGeom prst="rect"/>
+                  </pic:spPr>
+                </pic:pic>
+              </a:graphicData>
+            </a:graphic>
+          </wp:inline>
+        </w:drawing>
+      </w:r>
+    </w:p>
+    <w:p>
+      <w:pPr>
+        <w:spacing w:line="336" w:lineRule="auto" w:after="180"/>
+      </w:pPr>
+      <w:r>
+        <w:rPr>
+          <w:b w:val="0"/>
+        </w:rPr>
+        <w:t xml:space="preserve">From </w:t>
+      </w:r>
+      <w:r>
+        <w:rPr>
+          <w:b/>
+        </w:rPr>
+        <w:t>prompt</w:t>
+      </w:r>
+      <w:r>
+        <w:rPr>
+          <w:b w:val="0"/>
+        </w:rPr>
+        <w:t xml:space="preserve"> requirement to </w:t>
+      </w:r>
+      <w:r>
+        <w:rPr>
+          <w:b/>
+        </w:rPr>
+        <w:t>evidence</w:t>
+      </w:r>
+      <w:r>
+        <w:rPr>
+          <w:b w:val="0"/>
+        </w:rPr>
+        <w:t xml:space="preserve"> of success. Use source C only | Monday and Room 7 | Compare with C. Mark missing values | Time: not stated | Check absent time.</w:t>
+      </w:r>
+    </w:p>
+    <w:p>
+      <w:pPr>
+        <w:spacing w:line="336" w:lineRule="auto" w:after="180"/>
+      </w:pPr>
+      <w:r>
+        <w:rPr>
+          <w:b w:val="0"/>
+        </w:rPr>
+        <w:t>Four labelled lines | Day Time Place Bring | Count and inspect. No added details | No invented promises | Check every claim</w:t>
+      </w:r>
+    </w:p>
+    <w:p>
+      <w:pPr>
+        <w:spacing w:line="336" w:lineRule="auto" w:after="180"/>
+        <w:shd w:fill="F5F1FB"/>
+      </w:pPr>
+      <w:r>
+        <w:rPr>
+          <w:b w:val="0"/>
+        </w:rPr>
+        <w:t>Read the labels and values. Explain the relationship the model shows.</w:t>
+      </w:r>
+    </w:p>
+    <w:p>
+      <w:pPr>
+        <w:pStyle w:val="Heading3"/>
+      </w:pPr>
+      <w:r>
+        <w:t>My picture explanation, deciding evidence and one limit</w:t>
+      </w:r>
+    </w:p>
+    <w:p>
+      <w:r>
+        <w:t>________________________________________________________________</w:t>
+      </w:r>
+    </w:p>
+    <w:p>
+      <w:r>
+        <w:t>________________________________________________________________</w:t>
+      </w:r>
+    </w:p>
+    <w:p>
+      <w:r>
+        <w:t>________________________________________________________________</w:t>
+      </w:r>
+    </w:p>
+    <w:p>
+      <w:r>
+        <w:t>________________________________________________________________</w:t>
+      </w:r>
+    </w:p>
+    <w:p>
+      <w:pPr>
+        <w:pStyle w:val="Heading3"/>
+      </w:pPr>
+      <w:r>
+        <w:t>04. Change one thing. Trace what follows.</w:t>
+      </w:r>
+    </w:p>
+    <w:p>
+      <w:r>
+        <w:drawing>
+          <wp:inline xmlns:a="http://schemas.openxmlformats.org/drawingml/2006/main" xmlns:pic="http://schemas.openxmlformats.org/drawingml/2006/picture">
+            <wp:extent cx="5486400" cy="3041904"/>
+            <wp:docPr id="5" name="Picture 5" descr="Original case: Check labels, two-line format and each factual claim. Changed condition: Add source B naming the same exhibit duration 20 minutes, with B declared current and authoritative. Expected result: Duration becomes 20 minutes. Reason: There is now an authorised source for the previously missing field."/>
+            <wp:cNvGraphicFramePr>
+              <a:graphicFrameLocks noChangeAspect="1"/>
+            </wp:cNvGraphicFramePr>
+            <a:graphic>
+              <a:graphicData uri="http://schemas.openxmlformats.org/drawingml/2006/picture">
+                <pic:pic>
+                  <pic:nvPicPr>
+                    <pic:cNvPr id="0" name="academy-story-ai-1-26-04.png"/>
+                    <pic:cNvPicPr/>
+                  </pic:nvPicPr>
+                  <pic:blipFill>
+                    <a:blip r:embed="rId13"/>
+                    <a:stretch>
+                      <a:fillRect/>
+                    </a:stretch>
+                  </pic:blipFill>
+                  <pic:spPr>
+                    <a:xfrm>
+                      <a:off x="0" y="0"/>
+                      <a:ext cx="5486400" cy="3041904"/>
+                    </a:xfrm>
+                    <a:prstGeom prst="rect"/>
+                  </pic:spPr>
+                </pic:pic>
+              </a:graphicData>
+            </a:graphic>
+          </wp:inline>
+        </w:drawing>
+      </w:r>
+    </w:p>
+    <w:p>
+      <w:pPr>
+        <w:spacing w:line="336" w:lineRule="auto" w:after="180"/>
+      </w:pPr>
+      <w:r>
+        <w:rPr>
+          <w:b w:val="0"/>
+        </w:rPr>
+        <w:t>Original case: Check labels, two-line format and each factual claim. Changed condition: Add source B naming the same exhibit duration 20 minutes, with B declared current and authoritative.</w:t>
+      </w:r>
+    </w:p>
+    <w:p>
+      <w:pPr>
+        <w:spacing w:line="336" w:lineRule="auto" w:after="180"/>
+      </w:pPr>
+      <w:r>
+        <w:rPr>
+          <w:b w:val="0"/>
+        </w:rPr>
+        <w:t>Expected result: Duration becomes 20 minutes. Reason: There is now an authorised source for the previously missing field.</w:t>
+      </w:r>
+    </w:p>
+    <w:p>
+      <w:pPr>
+        <w:spacing w:line="336" w:lineRule="auto" w:after="180"/>
+        <w:shd w:fill="F5F1FB"/>
+      </w:pPr>
+      <w:r>
+        <w:rPr>
+          <w:b w:val="0"/>
+        </w:rPr>
+        <w:t>Predict before checking the worked changed-case result. Name what changed and what the supplied facts allow you to conclude.</w:t>
+      </w:r>
+    </w:p>
+    <w:p>
+      <w:pPr>
+        <w:pStyle w:val="Heading3"/>
+      </w:pPr>
+      <w:r>
+        <w:t>My picture explanation, deciding evidence and one limit</w:t>
+      </w:r>
+    </w:p>
+    <w:p>
+      <w:r>
+        <w:t>________________________________________________________________</w:t>
+      </w:r>
+    </w:p>
+    <w:p>
+      <w:r>
+        <w:t>________________________________________________________________</w:t>
+      </w:r>
+    </w:p>
+    <w:p>
+      <w:r>
+        <w:t>________________________________________________________________</w:t>
+      </w:r>
+    </w:p>
+    <w:p>
+      <w:r>
+        <w:t>________________________________________________________________</w:t>
+      </w:r>
+    </w:p>
+    <w:p>
+      <w:pPr>
+        <w:pStyle w:val="Heading3"/>
+      </w:pPr>
+      <w:r>
+        <w:t>05. Connect the explanation to its limit</w:t>
+      </w:r>
+    </w:p>
+    <w:p>
+      <w:r>
+        <w:drawing>
+          <wp:inline xmlns:a="http://schemas.openxmlformats.org/drawingml/2006/main" xmlns:pic="http://schemas.openxmlformats.org/drawingml/2006/picture">
+            <wp:extent cx="5486400" cy="2834640"/>
+            <wp:docPr id="6" name="Picture 6" descr="A useful prompt describes both the wanted answer and what to do when evidence is insufficient. Asking for a duration does not create one. Examples can demonstrate the format, but they must not become sources of event facts. Check content support separately from whether the answer looks tidy. Limit: Even a complete prompt does not guarantee an AI system follows it; test returned outputs against the contract."/>
+            <wp:cNvGraphicFramePr>
+              <a:graphicFrameLocks noChangeAspect="1"/>
+            </wp:cNvGraphicFramePr>
+            <a:graphic>
+              <a:graphicData uri="http://schemas.openxmlformats.org/drawingml/2006/picture">
+                <pic:pic>
+                  <pic:nvPicPr>
+                    <pic:cNvPr id="0" name="academy-story-ai-1-26-05.png"/>
+                    <pic:cNvPicPr/>
+                  </pic:nvPicPr>
+                  <pic:blipFill>
+                    <a:blip r:embed="rId14"/>
+                    <a:stretch>
+                      <a:fillRect/>
+                    </a:stretch>
+                  </pic:blipFill>
+                  <pic:spPr>
+                    <a:xfrm>
+                      <a:off x="0" y="0"/>
+                      <a:ext cx="5486400" cy="2834640"/>
+                    </a:xfrm>
+                    <a:prstGeom prst="rect"/>
+                  </pic:spPr>
+                </pic:pic>
+              </a:graphicData>
+            </a:graphic>
+          </wp:inline>
+        </w:drawing>
+      </w:r>
+    </w:p>
+    <w:p>
+      <w:pPr>
+        <w:spacing w:line="336" w:lineRule="auto" w:after="180"/>
+      </w:pPr>
+      <w:r>
+        <w:rPr>
+          <w:b w:val="0"/>
+        </w:rPr>
+        <w:t xml:space="preserve">A useful </w:t>
+      </w:r>
+      <w:r>
+        <w:rPr>
+          <w:b/>
+        </w:rPr>
+        <w:t>prompt</w:t>
+      </w:r>
+      <w:r>
+        <w:rPr>
+          <w:b w:val="0"/>
+        </w:rPr>
+        <w:t xml:space="preserve"> describes both the wanted answer and what to do when </w:t>
+      </w:r>
+      <w:r>
+        <w:rPr>
+          <w:b/>
+        </w:rPr>
+        <w:t>evidence</w:t>
+      </w:r>
+      <w:r>
+        <w:rPr>
+          <w:b w:val="0"/>
+        </w:rPr>
+        <w:t xml:space="preserve"> is insufficient. Asking for a duration does not create one. Examples can demonstrate the format, but they must not become sources of event facts.</w:t>
+      </w:r>
+    </w:p>
+    <w:p>
+      <w:pPr>
+        <w:spacing w:line="336" w:lineRule="auto" w:after="180"/>
+      </w:pPr>
+      <w:r>
+        <w:rPr>
+          <w:b w:val="0"/>
+        </w:rPr>
+        <w:t xml:space="preserve">Check content support separately from whether the answer looks tidy. Limit: Even a complete </w:t>
+      </w:r>
+      <w:r>
+        <w:rPr>
+          <w:b/>
+        </w:rPr>
+        <w:t>prompt</w:t>
+      </w:r>
+      <w:r>
+        <w:rPr>
+          <w:b w:val="0"/>
+        </w:rPr>
+        <w:t xml:space="preserve"> does not guarantee an AI system follows it; test returned </w:t>
+      </w:r>
+      <w:r>
+        <w:rPr>
+          <w:b/>
+        </w:rPr>
+        <w:t>output</w:t>
+      </w:r>
+      <w:r>
+        <w:rPr>
+          <w:b w:val="0"/>
+        </w:rPr>
+        <w:t>s against the contract.</w:t>
+      </w:r>
+    </w:p>
+    <w:p>
+      <w:pPr>
+        <w:spacing w:line="336" w:lineRule="auto" w:after="180"/>
+        <w:shd w:fill="F5F1FB"/>
+      </w:pPr>
+      <w:r>
+        <w:rPr>
+          <w:b w:val="0"/>
+        </w:rPr>
+        <w:t>Explain the case, then point to a limit on the claim.</w:t>
+      </w:r>
+    </w:p>
+    <w:p>
+      <w:pPr>
+        <w:pStyle w:val="Heading3"/>
+      </w:pPr>
+      <w:r>
+        <w:t>My picture explanation, deciding evidence and one limit</w:t>
+      </w:r>
+    </w:p>
+    <w:p>
+      <w:r>
+        <w:t>________________________________________________________________</w:t>
+      </w:r>
+    </w:p>
+    <w:p>
+      <w:r>
+        <w:t>________________________________________________________________</w:t>
+      </w:r>
+    </w:p>
+    <w:p>
+      <w:r>
+        <w:t>________________________________________________________________</w:t>
+      </w:r>
+    </w:p>
+    <w:p>
+      <w:r>
+        <w:t>________________________________________________________________</w:t>
+      </w:r>
+    </w:p>
+    <w:p>
+      <w:pPr>
+        <w:pStyle w:val="Heading3"/>
+      </w:pPr>
+      <w:r>
+        <w:t>06. Make the idea visible in your project</w:t>
+      </w:r>
+    </w:p>
+    <w:p>
+      <w:r>
+        <w:drawing>
+          <wp:inline xmlns:a="http://schemas.openxmlformats.org/drawingml/2006/main" xmlns:pic="http://schemas.openxmlformats.org/drawingml/2006/picture">
+            <wp:extent cx="5486400" cy="3380232"/>
+            <wp:docPr id="7" name="Picture 7" descr="Specify sorter input, output fields, evidence limits and missing/conflict behavior before improving its wording. Draw your input, deciding step, result and limit. Supported question: What must happen if B instead conflicts with another equally authoritative duration record?"/>
+            <wp:cNvGraphicFramePr>
+              <a:graphicFrameLocks noChangeAspect="1"/>
+            </wp:cNvGraphicFramePr>
+            <a:graphic>
+              <a:graphicData uri="http://schemas.openxmlformats.org/drawingml/2006/picture">
+                <pic:pic>
+                  <pic:nvPicPr>
+                    <pic:cNvPr id="0" name="academy-story-ai-1-26-06.png"/>
+                    <pic:cNvPicPr/>
+                  </pic:nvPicPr>
+                  <pic:blipFill>
+                    <a:blip r:embed="rId15"/>
+                    <a:stretch>
+                      <a:fillRect/>
+                    </a:stretch>
+                  </pic:blipFill>
+                  <pic:spPr>
+                    <a:xfrm>
+                      <a:off x="0" y="0"/>
+                      <a:ext cx="5486400" cy="3380232"/>
+                    </a:xfrm>
+                    <a:prstGeom prst="rect"/>
+                  </pic:spPr>
+                </pic:pic>
+              </a:graphicData>
+            </a:graphic>
+          </wp:inline>
+        </w:drawing>
+      </w:r>
+    </w:p>
+    <w:p>
+      <w:pPr>
+        <w:spacing w:line="336" w:lineRule="auto" w:after="180"/>
+      </w:pPr>
+      <w:r>
+        <w:rPr>
+          <w:b w:val="0"/>
+        </w:rPr>
+        <w:t xml:space="preserve">Specify sorter </w:t>
+      </w:r>
+      <w:r>
+        <w:rPr>
+          <w:b/>
+        </w:rPr>
+        <w:t>input</w:t>
+      </w:r>
+      <w:r>
+        <w:rPr>
+          <w:b w:val="0"/>
+        </w:rPr>
+        <w:t xml:space="preserve">, </w:t>
+      </w:r>
+      <w:r>
+        <w:rPr>
+          <w:b/>
+        </w:rPr>
+        <w:t>output</w:t>
+      </w:r>
+      <w:r>
+        <w:rPr>
+          <w:b w:val="0"/>
+        </w:rPr>
+        <w:t xml:space="preserve"> fields, </w:t>
+      </w:r>
+      <w:r>
+        <w:rPr>
+          <w:b/>
+        </w:rPr>
+        <w:t>evidence</w:t>
+      </w:r>
+      <w:r>
+        <w:rPr>
+          <w:b w:val="0"/>
+        </w:rPr>
+        <w:t xml:space="preserve"> limits and missing/conflict behavior before improving its wording. Draw your </w:t>
+      </w:r>
+      <w:r>
+        <w:rPr>
+          <w:b/>
+        </w:rPr>
+        <w:t>input</w:t>
+      </w:r>
+      <w:r>
+        <w:rPr>
+          <w:b w:val="0"/>
+        </w:rPr>
+        <w:t>, deciding step, result and limit.</w:t>
+      </w:r>
+    </w:p>
+    <w:p>
+      <w:pPr>
+        <w:spacing w:line="336" w:lineRule="auto" w:after="180"/>
+      </w:pPr>
+      <w:r>
+        <w:rPr>
+          <w:b w:val="0"/>
+        </w:rPr>
+        <w:t>Supported question: What must happen if B instead conflicts with another equally authoritative duration record?</w:t>
+      </w:r>
+    </w:p>
+    <w:p>
+      <w:pPr>
+        <w:spacing w:line="336" w:lineRule="auto" w:after="180"/>
+        <w:shd w:fill="F5F1FB"/>
+      </w:pPr>
+      <w:r>
+        <w:rPr>
+          <w:b w:val="0"/>
+        </w:rPr>
+        <w:t xml:space="preserve">Draw your project trace and justify the deciding step using </w:t>
+      </w:r>
+      <w:r>
+        <w:rPr>
+          <w:b/>
+        </w:rPr>
+        <w:t>evidence</w:t>
+      </w:r>
+      <w:r>
+        <w:rPr>
+          <w:b w:val="0"/>
+        </w:rPr>
+        <w:t>.</w:t>
+      </w:r>
+    </w:p>
+    <w:p>
+      <w:pPr>
+        <w:pStyle w:val="Heading3"/>
+      </w:pPr>
+      <w:r>
+        <w:t>My picture explanation, deciding evidence and one limit</w:t>
       </w:r>
     </w:p>
     <w:p>

--- a/downloads/workbook/ai-1-week-26.docx
+++ b/downloads/workbook/ai-1-week-26.docx
@@ -2476,7 +2476,7 @@
         <w:rPr>
           <w:b w:val="0"/>
         </w:rPr>
-        <w:t>Changed-case practice: Add source B naming the same exhibit duration 20 minutes, with B declared current and authoritative. Which conclusion is supported by the supplied facts?</w:t>
+        <w:t>Changed-case practice: Update the prompt to authorise sources A and B. Add B naming the same exhibit duration 20 minutes, with B declared current and authoritative. Which conclusion is supported by the supplied facts?</w:t>
       </w:r>
     </w:p>
     <w:p>
@@ -3176,8 +3176,8 @@
       <w:r>
         <w:drawing>
           <wp:inline xmlns:a="http://schemas.openxmlformats.org/drawingml/2006/main" xmlns:pic="http://schemas.openxmlformats.org/drawingml/2006/picture">
-            <wp:extent cx="5486400" cy="3041904"/>
-            <wp:docPr id="5" name="Picture 5" descr="Original case: Check labels, two-line format and each factual claim. Changed condition: Add source B naming the same exhibit duration 20 minutes, with B declared current and authoritative. Expected result: Duration becomes 20 minutes. Reason: There is now an authorised source for the previously missing field."/>
+            <wp:extent cx="5486400" cy="3191256"/>
+            <wp:docPr id="5" name="Picture 5" descr="Original case: Check labels, two-line format and each factual claim. Changed condition: Update the prompt to authorise sources A and B. Add B naming the same exhibit duration 20 minutes, with B declared current and authoritative. Expected result: Duration becomes 20 minutes. Reason: There is now an authorised source for the previously missing field."/>
             <wp:cNvGraphicFramePr>
               <a:graphicFrameLocks noChangeAspect="1"/>
             </wp:cNvGraphicFramePr>
@@ -3197,7 +3197,7 @@
                   <pic:spPr>
                     <a:xfrm>
                       <a:off x="0" y="0"/>
-                      <a:ext cx="5486400" cy="3041904"/>
+                      <a:ext cx="5486400" cy="3191256"/>
                     </a:xfrm>
                     <a:prstGeom prst="rect"/>
                   </pic:spPr>
@@ -3216,7 +3216,7 @@
         <w:rPr>
           <w:b w:val="0"/>
         </w:rPr>
-        <w:t>Original case: Check labels, two-line format and each factual claim. Changed condition: Add source B naming the same exhibit duration 20 minutes, with B declared current and authoritative.</w:t>
+        <w:t>Original case: Check labels, two-line format and each factual claim. Changed condition: Update the prompt to authorise sources A and B. Add B naming the same exhibit duration 20 minutes, with B declared current and authoritative.</w:t>
       </w:r>
     </w:p>
     <w:p>

--- a/downloads/workbook/ai-1-week-26.docx
+++ b/downloads/workbook/ai-1-week-26.docx
@@ -25,12 +25,468 @@
         <w:pStyle w:val="Heading1"/>
       </w:pPr>
       <w:r>
-        <w:t>01. Recall and choose your starting point</w:t>
-      </w:r>
-    </w:p>
-    <w:p>
-      <w:r>
-        <w:t>Record your starting explanation for Prompts Are Design Instructions before opening notes. Show any later correction separately.</w:t>
+        <w:t>One connected prompt-design and testing cycle.</w:t>
+      </w:r>
+    </w:p>
+    <w:p>
+      <w:r>
+        <w:t>Clarify the club request, score an invented time, handle a room conflict and write the independent exhibit contract.</w:t>
+      </w:r>
+    </w:p>
+    <w:p>
+      <w:r>
+        <w:t>Keep instructions, test inputs, outputs and criterion results together.</w:t>
+      </w:r>
+    </w:p>
+    <w:p>
+      <w:pPr>
+        <w:pStyle w:val="Heading1"/>
+      </w:pPr>
+      <w:r>
+        <w:t>01. Recall: reconnect earlier ideas</w:t>
+      </w:r>
+    </w:p>
+    <w:p>
+      <w:r>
+        <w:t>Retrieve before opening notes.</w:t>
+      </w:r>
+    </w:p>
+    <w:p>
+      <w:pPr>
+        <w:pStyle w:val="Heading2"/>
+      </w:pPr>
+      <w:r>
+        <w:t>Retrieve and explain</w:t>
+      </w:r>
+    </w:p>
+    <w:p>
+      <w:pPr>
+        <w:pStyle w:val="ListBullet"/>
+      </w:pPr>
+      <w:r>
+        <w:t>Try the recall before opening notes. Then use a different colour or a labelled second line to correct your explanation.</w:t>
+      </w:r>
+    </w:p>
+    <w:p>
+      <w:pPr>
+        <w:pStyle w:val="ListBullet"/>
+      </w:pPr>
+      <w:r>
+        <w:t>Without opening the old lesson, explain one key idea from Generate, Retrieve, or Calculate?. Give an example and a mistake that the idea helps you avoid.</w:t>
+      </w:r>
+    </w:p>
+    <w:p>
+      <w:pPr>
+        <w:pStyle w:val="Heading3"/>
+      </w:pPr>
+      <w:r>
+        <w:t>My remembered idea, example and correction</w:t>
+      </w:r>
+    </w:p>
+    <w:p>
+      <w:r>
+        <w:t>________________________________________________________________</w:t>
+      </w:r>
+    </w:p>
+    <w:p>
+      <w:r>
+        <w:t>________________________________________________________________</w:t>
+      </w:r>
+    </w:p>
+    <w:p>
+      <w:r>
+        <w:t>________________________________________________________________</w:t>
+      </w:r>
+    </w:p>
+    <w:p>
+      <w:pPr>
+        <w:pStyle w:val="ListBullet"/>
+      </w:pPr>
+      <w:r>
+        <w:t>Without opening the old lesson, explain one key idea from Fair for Whom?. Give an example and a mistake that the idea helps you avoid.</w:t>
+      </w:r>
+    </w:p>
+    <w:p>
+      <w:pPr>
+        <w:pStyle w:val="Heading3"/>
+      </w:pPr>
+      <w:r>
+        <w:t>My remembered idea, example and correction</w:t>
+      </w:r>
+    </w:p>
+    <w:p>
+      <w:r>
+        <w:t>________________________________________________________________</w:t>
+      </w:r>
+    </w:p>
+    <w:p>
+      <w:r>
+        <w:t>________________________________________________________________</w:t>
+      </w:r>
+    </w:p>
+    <w:p>
+      <w:r>
+        <w:t>________________________________________________________________</w:t>
+      </w:r>
+    </w:p>
+    <w:p>
+      <w:pPr>
+        <w:pStyle w:val="ListBullet"/>
+      </w:pPr>
+      <w:r>
+        <w:t>Without opening the old lesson, explain one key idea from Recommendations. Give an example and a mistake that the idea helps you avoid.</w:t>
+      </w:r>
+    </w:p>
+    <w:p>
+      <w:pPr>
+        <w:pStyle w:val="Heading3"/>
+      </w:pPr>
+      <w:r>
+        <w:t>My remembered idea, example and correction</w:t>
+      </w:r>
+    </w:p>
+    <w:p>
+      <w:r>
+        <w:t>________________________________________________________________</w:t>
+      </w:r>
+    </w:p>
+    <w:p>
+      <w:r>
+        <w:t>________________________________________________________________</w:t>
+      </w:r>
+    </w:p>
+    <w:p>
+      <w:r>
+        <w:t>________________________________________________________________</w:t>
+      </w:r>
+    </w:p>
+    <w:p>
+      <w:pPr>
+        <w:pStyle w:val="Heading2"/>
+      </w:pPr>
+      <w:r>
+        <w:t>Earlier wording, alternatives and picture transcripts · reference / check after trying</w:t>
+      </w:r>
+    </w:p>
+    <w:p>
+      <w:pPr>
+        <w:pStyle w:val="Heading3"/>
+      </w:pPr>
+      <w:r>
+        <w:t>Generate, Retrieve, or Calculate?</w:t>
+      </w:r>
+    </w:p>
+    <w:p>
+      <w:pPr>
+        <w:pStyle w:val="Heading3"/>
+      </w:pPr>
+      <w:r>
+        <w:t>Fair for Whom?</w:t>
+      </w:r>
+    </w:p>
+    <w:p>
+      <w:pPr>
+        <w:pStyle w:val="Heading3"/>
+      </w:pPr>
+      <w:r>
+        <w:t>Recommendations</w:t>
+      </w:r>
+    </w:p>
+    <w:p>
+      <w:pPr>
+        <w:pStyle w:val="Heading1"/>
+      </w:pPr>
+      <w:r>
+        <w:t>12. W1 · Replace vague wishes with observable requirements</w:t>
+      </w:r>
+    </w:p>
+    <w:p>
+      <w:r>
+        <w:t>Use the supplied C/P1 reference and explain each design choice.</w:t>
+      </w:r>
+    </w:p>
+    <w:p>
+      <w:pPr>
+        <w:pStyle w:val="Heading2"/>
+      </w:pPr>
+      <w:r>
+        <w:t>Your evidence record</w:t>
+      </w:r>
+    </w:p>
+    <w:p>
+      <w:pPr>
+        <w:pStyle w:val="ListBullet"/>
+      </w:pPr>
+      <w:r>
+        <w:t>Club-card reference: C says Monday, Room 7, bring paper; no time is supplied. P1 requires exactly four labelled lines in order Day, Time, Place, Bring, using C only, writing “not stated” for missing values and adding no other facts. P2 authorises the supplied records, preserves these requirements and writes “conflicting information” when equally authoritative records disagree without a stated priority. D describes the same event as C but gives Room 9; both agree on Monday and paper and neither supplies a time.</w:t>
+      </w:r>
+    </w:p>
+    <w:p>
+      <w:pPr>
+        <w:pStyle w:val="ListBullet"/>
+      </w:pPr>
+      <w:r>
+        <w:t>The request says “Write something good about our club.” Name four decisions it leaves open. Then explain how source C, the Grade 6 audience and four labelled lines make the task easier to check.</w:t>
+      </w:r>
+    </w:p>
+    <w:p>
+      <w:pPr>
+        <w:pStyle w:val="Heading3"/>
+      </w:pPr>
+      <w:r>
+        <w:t>My reasoning and evidence</w:t>
+      </w:r>
+    </w:p>
+    <w:p>
+      <w:r>
+        <w:t>________________________________________________________________</w:t>
+      </w:r>
+    </w:p>
+    <w:p>
+      <w:r>
+        <w:t>________________________________________________________________</w:t>
+      </w:r>
+    </w:p>
+    <w:p>
+      <w:r>
+        <w:t>________________________________________________________________</w:t>
+      </w:r>
+    </w:p>
+    <w:p>
+      <w:r>
+        <w:t>________________________________________________________________</w:t>
+      </w:r>
+    </w:p>
+    <w:p>
+      <w:r>
+        <w:t>________________________________________________________________</w:t>
+      </w:r>
+    </w:p>
+    <w:p>
+      <w:r>
+        <w:t>________________________________________________________________</w:t>
+      </w:r>
+    </w:p>
+    <w:p>
+      <w:pPr>
+        <w:pStyle w:val="Heading1"/>
+      </w:pPr>
+      <w:r>
+        <w:t>13. W2 · Score format and evidence separately</w:t>
+      </w:r>
+    </w:p>
+    <w:p>
+      <w:r>
+        <w:t>A passing layout does not excuse an invented time.</w:t>
+      </w:r>
+    </w:p>
+    <w:p>
+      <w:pPr>
+        <w:pStyle w:val="Heading2"/>
+      </w:pPr>
+      <w:r>
+        <w:t>Your evidence record</w:t>
+      </w:r>
+    </w:p>
+    <w:p>
+      <w:pPr>
+        <w:pStyle w:val="ListBullet"/>
+      </w:pPr>
+      <w:r>
+        <w:t>For original C, a card gives four correctly labelled lines but says Time: 3 pm. All other values match C. State which format and evidence checks pass or fail. Is the card acceptable overall? Explain.</w:t>
+      </w:r>
+    </w:p>
+    <w:p>
+      <w:pPr>
+        <w:pStyle w:val="Heading3"/>
+      </w:pPr>
+      <w:r>
+        <w:t>My reasoning and evidence</w:t>
+      </w:r>
+    </w:p>
+    <w:p>
+      <w:r>
+        <w:t>________________________________________________________________</w:t>
+      </w:r>
+    </w:p>
+    <w:p>
+      <w:r>
+        <w:t>________________________________________________________________</w:t>
+      </w:r>
+    </w:p>
+    <w:p>
+      <w:r>
+        <w:t>________________________________________________________________</w:t>
+      </w:r>
+    </w:p>
+    <w:p>
+      <w:r>
+        <w:t>________________________________________________________________</w:t>
+      </w:r>
+    </w:p>
+    <w:p>
+      <w:r>
+        <w:t>________________________________________________________________</w:t>
+      </w:r>
+    </w:p>
+    <w:p>
+      <w:r>
+        <w:t>________________________________________________________________</w:t>
+      </w:r>
+    </w:p>
+    <w:p>
+      <w:pPr>
+        <w:pStyle w:val="Heading1"/>
+      </w:pPr>
+      <w:r>
+        <w:t>14. W3 · Preserve a conflict without losing agreed facts</w:t>
+      </w:r>
+    </w:p>
+    <w:p>
+      <w:r>
+        <w:t>Use P2 and the explicit equally authoritative source disagreement.</w:t>
+      </w:r>
+    </w:p>
+    <w:p>
+      <w:pPr>
+        <w:pStyle w:val="Heading2"/>
+      </w:pPr>
+      <w:r>
+        <w:t>Your evidence record</w:t>
+      </w:r>
+    </w:p>
+    <w:p>
+      <w:pPr>
+        <w:pStyle w:val="ListBullet"/>
+      </w:pPr>
+      <w:r>
+        <w:t>C gives Room 7 and D gives Room 9 for the same club event, with no replacement or priority stated. Both agree on Monday and paper, and neither gives a time. Under P2, write the four output values and explain why the room cannot be selected from confidence or wording alone.</w:t>
+      </w:r>
+    </w:p>
+    <w:p>
+      <w:pPr>
+        <w:pStyle w:val="Heading3"/>
+      </w:pPr>
+      <w:r>
+        <w:t>My reasoning and evidence</w:t>
+      </w:r>
+    </w:p>
+    <w:p>
+      <w:r>
+        <w:t>________________________________________________________________</w:t>
+      </w:r>
+    </w:p>
+    <w:p>
+      <w:r>
+        <w:t>________________________________________________________________</w:t>
+      </w:r>
+    </w:p>
+    <w:p>
+      <w:r>
+        <w:t>________________________________________________________________</w:t>
+      </w:r>
+    </w:p>
+    <w:p>
+      <w:r>
+        <w:t>________________________________________________________________</w:t>
+      </w:r>
+    </w:p>
+    <w:p>
+      <w:r>
+        <w:t>________________________________________________________________</w:t>
+      </w:r>
+    </w:p>
+    <w:p>
+      <w:r>
+        <w:t>________________________________________________________________</w:t>
+      </w:r>
+    </w:p>
+    <w:p>
+      <w:pPr>
+        <w:pStyle w:val="Heading1"/>
+      </w:pPr>
+      <w:r>
+        <w:t>16. W5 · Design a fairer small prompt comparison</w:t>
+      </w:r>
+    </w:p>
+    <w:p>
+      <w:r>
+        <w:t>Retain all trials and use the same cases, criteria and recorded conditions.</w:t>
+      </w:r>
+    </w:p>
+    <w:p>
+      <w:pPr>
+        <w:pStyle w:val="Heading2"/>
+      </w:pPr>
+      <w:r>
+        <w:t>Your evidence record</w:t>
+      </w:r>
+    </w:p>
+    <w:p>
+      <w:pPr>
+        <w:pStyle w:val="ListBullet"/>
+      </w:pPr>
+      <w:r>
+        <w:t>A pupil tries P1 once and P2 five times, then compares the P1 response only with the best P2 response and declares P2 always reliable. Identify two problems and design a fairer small comparison. State a conclusion the evidence could support.</w:t>
+      </w:r>
+    </w:p>
+    <w:p>
+      <w:pPr>
+        <w:pStyle w:val="Heading3"/>
+      </w:pPr>
+      <w:r>
+        <w:t>My reasoning and evidence</w:t>
+      </w:r>
+    </w:p>
+    <w:p>
+      <w:r>
+        <w:t>________________________________________________________________</w:t>
+      </w:r>
+    </w:p>
+    <w:p>
+      <w:r>
+        <w:t>________________________________________________________________</w:t>
+      </w:r>
+    </w:p>
+    <w:p>
+      <w:r>
+        <w:t>________________________________________________________________</w:t>
+      </w:r>
+    </w:p>
+    <w:p>
+      <w:r>
+        <w:t>________________________________________________________________</w:t>
+      </w:r>
+    </w:p>
+    <w:p>
+      <w:r>
+        <w:t>________________________________________________________________</w:t>
+      </w:r>
+    </w:p>
+    <w:p>
+      <w:r>
+        <w:t>________________________________________________________________</w:t>
+      </w:r>
+    </w:p>
+    <w:p>
+      <w:pPr>
+        <w:pStyle w:val="Heading1"/>
+      </w:pPr>
+      <w:r>
+        <w:t>04. W4 · Specify and test a new exhibit card</w:t>
+      </w:r>
+    </w:p>
+    <w:p>
+      <w:r>
+        <w:t>Keep one first attempt before hints or feedback.</w:t>
+      </w:r>
+    </w:p>
+    <w:p>
+      <w:pPr>
+        <w:pStyle w:val="Heading2"/>
+      </w:pPr>
+      <w:r>
+        <w:t>Read and explain independently</w:t>
       </w:r>
     </w:p>
     <w:p>
@@ -41,157 +497,7 @@
         <w:rPr>
           <w:b w:val="0"/>
         </w:rPr>
-        <w:t>Try the recall before opening notes. Then use a different colour or a labelled second line to correct your explanation.</w:t>
-      </w:r>
-    </w:p>
-    <w:p>
-      <w:pPr>
-        <w:pStyle w:val="Heading3"/>
-      </w:pPr>
-      <w:r>
-        <w:t>Generate, Retrieve, or Calculate?</w:t>
-      </w:r>
-    </w:p>
-    <w:p>
-      <w:pPr>
-        <w:spacing w:line="336" w:lineRule="auto" w:after="180"/>
-      </w:pPr>
-      <w:r>
-        <w:rPr>
-          <w:b w:val="0"/>
-        </w:rPr>
-        <w:t>Without opening the old lesson, explain one key idea from Generate, Retrieve, or Calculate?. Give an example and a mistake that the idea helps you avoid.</w:t>
-      </w:r>
-    </w:p>
-    <w:p>
-      <w:pPr>
-        <w:pStyle w:val="Heading3"/>
-      </w:pPr>
-      <w:r>
-        <w:t>My remembered idea, example and correction</w:t>
-      </w:r>
-    </w:p>
-    <w:p>
-      <w:r>
-        <w:t>________________________________________________________________</w:t>
-      </w:r>
-    </w:p>
-    <w:p>
-      <w:r>
-        <w:t>________________________________________________________________</w:t>
-      </w:r>
-    </w:p>
-    <w:p>
-      <w:r>
-        <w:t>________________________________________________________________</w:t>
-      </w:r>
-    </w:p>
-    <w:p>
-      <w:pPr>
-        <w:pStyle w:val="Heading3"/>
-      </w:pPr>
-      <w:r>
-        <w:t>Fair for Whom?</w:t>
-      </w:r>
-    </w:p>
-    <w:p>
-      <w:pPr>
-        <w:spacing w:line="336" w:lineRule="auto" w:after="180"/>
-      </w:pPr>
-      <w:r>
-        <w:rPr>
-          <w:b w:val="0"/>
-        </w:rPr>
-        <w:t>Without opening the old lesson, explain one key idea from Fair for Whom?. Give an example and a mistake that the idea helps you avoid.</w:t>
-      </w:r>
-    </w:p>
-    <w:p>
-      <w:pPr>
-        <w:pStyle w:val="Heading3"/>
-      </w:pPr>
-      <w:r>
-        <w:t>My remembered idea, example and correction</w:t>
-      </w:r>
-    </w:p>
-    <w:p>
-      <w:r>
-        <w:t>________________________________________________________________</w:t>
-      </w:r>
-    </w:p>
-    <w:p>
-      <w:r>
-        <w:t>________________________________________________________________</w:t>
-      </w:r>
-    </w:p>
-    <w:p>
-      <w:r>
-        <w:t>________________________________________________________________</w:t>
-      </w:r>
-    </w:p>
-    <w:p>
-      <w:pPr>
-        <w:pStyle w:val="Heading3"/>
-      </w:pPr>
-      <w:r>
-        <w:t>Recommendations</w:t>
-      </w:r>
-    </w:p>
-    <w:p>
-      <w:pPr>
-        <w:spacing w:line="336" w:lineRule="auto" w:after="180"/>
-      </w:pPr>
-      <w:r>
-        <w:rPr>
-          <w:b w:val="0"/>
-        </w:rPr>
-        <w:t>Without opening the old lesson, explain one key idea from Recommendations. Give an example and a mistake that the idea helps you avoid.</w:t>
-      </w:r>
-    </w:p>
-    <w:p>
-      <w:pPr>
-        <w:pStyle w:val="Heading3"/>
-      </w:pPr>
-      <w:r>
-        <w:t>My remembered idea, example and correction</w:t>
-      </w:r>
-    </w:p>
-    <w:p>
-      <w:r>
-        <w:t>________________________________________________________________</w:t>
-      </w:r>
-    </w:p>
-    <w:p>
-      <w:r>
-        <w:t>________________________________________________________________</w:t>
-      </w:r>
-    </w:p>
-    <w:p>
-      <w:r>
-        <w:t>________________________________________________________________</w:t>
-      </w:r>
-    </w:p>
-    <w:p>
-      <w:pPr>
-        <w:pStyle w:val="Heading1"/>
-      </w:pPr>
-      <w:r>
-        <w:t>02. Practise with fading help</w:t>
-      </w:r>
-    </w:p>
-    <w:p>
-      <w:r>
-        <w:t>Complete the supported Prompts Are Design Instructions trace and record the first step you can explain without help.</w:t>
-      </w:r>
-    </w:p>
-    <w:p>
-      <w:pPr>
-        <w:spacing w:line="336" w:lineRule="auto" w:after="180"/>
-      </w:pPr>
-      <w:r>
-        <w:rPr>
-          <w:b w:val="0"/>
-        </w:rPr>
-        <w:t xml:space="preserve">Use W2: Score a response by separate criteria for Specifying and testing </w:t>
+        <w:t xml:space="preserve">Fictional record X says an exhibit is called Shadow Pairs and is in Hall 2; no opening time is given. Write a complete </w:t>
       </w:r>
       <w:r>
         <w:rPr>
@@ -203,240 +509,6 @@
         <w:rPr>
           <w:b w:val="0"/>
         </w:rPr>
-        <w:t>s. Record the answer once; the lesson and workbook refer to the same attempt.</w:t>
-      </w:r>
-    </w:p>
-    <w:tbl>
-      <w:tblPr>
-        <w:tblStyle w:val="LightShading-Accent1"/>
-        <w:tblW w:type="auto" w:w="0"/>
-        <w:tblLook w:firstColumn="1" w:firstRow="1" w:lastColumn="0" w:lastRow="0" w:noHBand="0" w:noVBand="1" w:val="04A0"/>
-      </w:tblPr>
-      <w:tblGrid>
-        <w:gridCol w:w="2556"/>
-        <w:gridCol w:w="2556"/>
-        <w:gridCol w:w="2556"/>
-        <w:gridCol w:w="2556"/>
-      </w:tblGrid>
-      <w:tr>
-        <w:trPr>
-          <w:tblHeader/>
-        </w:trPr>
-        <w:tc>
-          <w:tcPr>
-            <w:tcW w:type="dxa" w:w="2556"/>
-          </w:tcPr>
-          <w:p>
-            <w:r>
-              <w:t>Given inputs</w:t>
-            </w:r>
-          </w:p>
-        </w:tc>
-        <w:tc>
-          <w:tcPr>
-            <w:tcW w:type="dxa" w:w="2556"/>
-          </w:tcPr>
-          <w:p>
-            <w:r>
-              <w:t>Procedure I chose</w:t>
-            </w:r>
-          </w:p>
-        </w:tc>
-        <w:tc>
-          <w:tcPr>
-            <w:tcW w:type="dxa" w:w="2556"/>
-          </w:tcPr>
-          <w:p>
-            <w:r>
-              <w:t>Middle steps</w:t>
-            </w:r>
-          </w:p>
-        </w:tc>
-        <w:tc>
-          <w:tcPr>
-            <w:tcW w:type="dxa" w:w="2556"/>
-          </w:tcPr>
-          <w:p>
-            <w:r>
-              <w:t>Result and check</w:t>
-            </w:r>
-          </w:p>
-        </w:tc>
-      </w:tr>
-      <w:tr>
-        <w:tc>
-          <w:tcPr>
-            <w:tcW w:type="dxa" w:w="2556"/>
-          </w:tcPr>
-          <w:p>
-            <w:r/>
-          </w:p>
-        </w:tc>
-        <w:tc>
-          <w:tcPr>
-            <w:tcW w:type="dxa" w:w="2556"/>
-          </w:tcPr>
-          <w:p>
-            <w:r/>
-          </w:p>
-        </w:tc>
-        <w:tc>
-          <w:tcPr>
-            <w:tcW w:type="dxa" w:w="2556"/>
-          </w:tcPr>
-          <w:p>
-            <w:r/>
-          </w:p>
-        </w:tc>
-        <w:tc>
-          <w:tcPr>
-            <w:tcW w:type="dxa" w:w="2556"/>
-          </w:tcPr>
-          <w:p>
-            <w:r/>
-          </w:p>
-        </w:tc>
-      </w:tr>
-    </w:tbl>
-    <w:p>
-      <w:pPr>
-        <w:pStyle w:val="Heading3"/>
-      </w:pPr>
-      <w:r>
-        <w:t>The step I completed without help, and the hint I needed</w:t>
-      </w:r>
-    </w:p>
-    <w:p>
-      <w:r>
-        <w:t>________________________________________________________________</w:t>
-      </w:r>
-    </w:p>
-    <w:p>
-      <w:r>
-        <w:t>________________________________________________________________</w:t>
-      </w:r>
-    </w:p>
-    <w:p>
-      <w:r>
-        <w:t>________________________________________________________________</w:t>
-      </w:r>
-    </w:p>
-    <w:p>
-      <w:pPr>
-        <w:pStyle w:val="Heading1"/>
-      </w:pPr>
-      <w:r>
-        <w:t>03. Individual reasoning check</w:t>
-      </w:r>
-    </w:p>
-    <w:p>
-      <w:r>
-        <w:t>Check the proposed Prompts Are Design Instructions explanation against the supplied facts before discussing it.</w:t>
-      </w:r>
-    </w:p>
-    <w:p>
-      <w:pPr>
-        <w:spacing w:line="336" w:lineRule="auto" w:after="180"/>
-      </w:pPr>
-      <w:r>
-        <w:rPr>
-          <w:b w:val="0"/>
-        </w:rPr>
-        <w:t xml:space="preserve">Use the worked case for Specifying and testing </w:t>
-      </w:r>
-      <w:r>
-        <w:rPr>
-          <w:b/>
-        </w:rPr>
-        <w:t>prompt</w:t>
-      </w:r>
-      <w:r>
-        <w:rPr>
-          <w:b w:val="0"/>
-        </w:rPr>
-        <w:t>s. Proposed explanation: “A tidy response is a correct response”. Decide whether this explanation is supported.</w:t>
-      </w:r>
-    </w:p>
-    <w:p>
-      <w:pPr>
-        <w:spacing w:line="336" w:lineRule="auto" w:after="180"/>
-      </w:pPr>
-      <w:r>
-        <w:rPr>
-          <w:b w:val="0"/>
-        </w:rPr>
-        <w:t>Point to the step or supplied fact that decides; explain your repair if needed.</w:t>
-      </w:r>
-    </w:p>
-    <w:p>
-      <w:pPr>
-        <w:pStyle w:val="Heading3"/>
-      </w:pPr>
-      <w:r>
-        <w:t>My explanation before partner discussion</w:t>
-      </w:r>
-    </w:p>
-    <w:p>
-      <w:r>
-        <w:t>________________________________________________________________</w:t>
-      </w:r>
-    </w:p>
-    <w:p>
-      <w:r>
-        <w:t>________________________________________________________________</w:t>
-      </w:r>
-    </w:p>
-    <w:p>
-      <w:r>
-        <w:t>________________________________________________________________</w:t>
-      </w:r>
-    </w:p>
-    <w:p>
-      <w:r>
-        <w:t>________________________________________________________________</w:t>
-      </w:r>
-    </w:p>
-    <w:p>
-      <w:pPr>
-        <w:pStyle w:val="Heading1"/>
-      </w:pPr>
-      <w:r>
-        <w:t>04. Independent transfer case</w:t>
-      </w:r>
-    </w:p>
-    <w:p>
-      <w:r>
-        <w:t>Write one first attempt at the reserved independent case before feedback. Repeated copies of that case refer to the same recorded attempt.</w:t>
-      </w:r>
-    </w:p>
-    <w:p>
-      <w:pPr>
-        <w:pStyle w:val="Heading3"/>
-      </w:pPr>
-      <w:r>
-        <w:t>Independent case: Specify and test a new exhibit card</w:t>
-      </w:r>
-    </w:p>
-    <w:p>
-      <w:pPr>
-        <w:spacing w:line="336" w:lineRule="auto" w:after="180"/>
-      </w:pPr>
-      <w:r>
-        <w:rPr>
-          <w:b w:val="0"/>
-        </w:rPr>
-        <w:t xml:space="preserve">Fictional record X says an exhibit is called Shadow Pairs and is in Hall 2; no opening time is given. Write a complete </w:t>
-      </w:r>
-      <w:r>
-        <w:rPr>
-          <w:b/>
-        </w:rPr>
-        <w:t>prompt</w:t>
-      </w:r>
-      <w:r>
-        <w:rPr>
-          <w:b w:val="0"/>
-        </w:rPr>
         <w:t xml:space="preserve"> for a Grade 6 card with exactly three labelled lines: Title, Location, Opening.</w:t>
       </w:r>
     </w:p>
@@ -520,6 +592,14 @@
     </w:p>
     <w:p>
       <w:pPr>
+        <w:pStyle w:val="Heading2"/>
+      </w:pPr>
+      <w:r>
+        <w:t>Keep a fair record</w:t>
+      </w:r>
+    </w:p>
+    <w:p>
+      <w:pPr>
         <w:spacing w:line="336" w:lineRule="auto" w:after="180"/>
       </w:pPr>
       <w:r>
@@ -531,121 +611,61 @@
     </w:p>
     <w:p>
       <w:pPr>
+        <w:pStyle w:val="Heading2"/>
+      </w:pPr>
+      <w:r>
+        <w:t>Earlier wording, alternatives and picture transcripts · reference / check after trying</w:t>
+      </w:r>
+    </w:p>
+    <w:p>
+      <w:pPr>
+        <w:pStyle w:val="Heading3"/>
+      </w:pPr>
+      <w:r>
+        <w:t>Independent case: Specify and test a new exhibit card</w:t>
+      </w:r>
+    </w:p>
+    <w:p>
+      <w:pPr>
         <w:pStyle w:val="Heading1"/>
       </w:pPr>
       <w:r>
-        <w:t>05. Your learning target</w:t>
-      </w:r>
-    </w:p>
-    <w:p>
-      <w:r>
-        <w:t>Connect the Prompts Are Design Instructions target to a trace and a justified conclusion.</w:t>
+        <w:t>09. Project · Keep the decision and its evidence</w:t>
+      </w:r>
+    </w:p>
+    <w:p>
+      <w:r>
+        <w:t>Add this week’s change to your existing project record.</w:t>
+      </w:r>
+    </w:p>
+    <w:p>
+      <w:pPr>
+        <w:pStyle w:val="Heading2"/>
+      </w:pPr>
+      <w:r>
+        <w:t>Your evidence record</w:t>
       </w:r>
     </w:p>
     <w:p>
       <w:pPr>
         <w:spacing w:line="336" w:lineRule="auto" w:after="180"/>
-        <w:shd w:fill="F5F1FB"/>
       </w:pPr>
       <w:r>
         <w:rPr>
           <w:b w:val="0"/>
         </w:rPr>
-        <w:t>Write a request for a three-bullet explanation of evaporation for Grade 6 using only a supplied paragraph. Create three separately checkable acceptance criteria.</w:t>
+        <w:t>Write a transparent instruction for any generative explanation in the sorter and forbid invented item facts.</w:t>
       </w:r>
     </w:p>
     <w:p>
       <w:pPr>
         <w:spacing w:line="336" w:lineRule="auto" w:after="180"/>
-        <w:shd w:fill="F5F1FB"/>
       </w:pPr>
       <w:r>
         <w:rPr>
           <w:b w:val="0"/>
         </w:rPr>
-        <w:t>What should happen if the paragraph does not explain evaporation?</w:t>
-      </w:r>
-    </w:p>
-    <w:p>
-      <w:pPr>
-        <w:pStyle w:val="Heading1"/>
-      </w:pPr>
-      <w:r>
-        <w:t>06. Solve the given case</w:t>
-      </w:r>
-    </w:p>
-    <w:p>
-      <w:r>
-        <w:t>Solve the supplied Prompts Are Design Instructions case and show the deciding evidence.</w:t>
-      </w:r>
-    </w:p>
-    <w:p>
-      <w:pPr>
-        <w:spacing w:line="336" w:lineRule="auto" w:after="180"/>
-      </w:pPr>
-      <w:r>
-        <w:rPr>
-          <w:b w:val="0"/>
-        </w:rPr>
-        <w:t xml:space="preserve">The </w:t>
-      </w:r>
-      <w:r>
-        <w:rPr>
-          <w:b/>
-        </w:rPr>
-        <w:t>prompt</w:t>
-      </w:r>
-      <w:r>
-        <w:rPr>
-          <w:b w:val="0"/>
-        </w:rPr>
-        <w:t xml:space="preserve"> says make it good; the desired </w:t>
-      </w:r>
-      <w:r>
-        <w:rPr>
-          <w:b/>
-        </w:rPr>
-        <w:t>output</w:t>
-      </w:r>
-      <w:r>
-        <w:rPr>
-          <w:b w:val="0"/>
-        </w:rPr>
-        <w:t xml:space="preserve"> is a four-line rain poem using simple words.</w:t>
-      </w:r>
-    </w:p>
-    <w:p>
-      <w:pPr>
-        <w:spacing w:line="336" w:lineRule="auto" w:after="180"/>
-      </w:pPr>
-      <w:r>
-        <w:rPr>
-          <w:b w:val="0"/>
-        </w:rPr>
-        <w:t xml:space="preserve">Write a checkable </w:t>
-      </w:r>
-      <w:r>
-        <w:rPr>
-          <w:b/>
-        </w:rPr>
-        <w:t>prompt</w:t>
-      </w:r>
-      <w:r>
-        <w:rPr>
-          <w:b w:val="0"/>
-        </w:rPr>
-        <w:t>.</w:t>
-      </w:r>
-    </w:p>
-    <w:p>
-      <w:pPr>
-        <w:spacing w:line="336" w:lineRule="auto" w:after="180"/>
-      </w:pPr>
-      <w:r>
-        <w:rPr>
-          <w:b w:val="0"/>
-        </w:rPr>
-        <w:t xml:space="preserve">Show your trace, calculation or </w:t>
+        <w:t xml:space="preserve">The project change and </w:t>
       </w:r>
       <w:r>
         <w:rPr>
@@ -653,332 +673,6 @@
         </w:rPr>
         <w:t>evidence</w:t>
       </w:r>
-    </w:p>
-    <w:p>
-      <w:pPr>
-        <w:pStyle w:val="Heading3"/>
-      </w:pPr>
-      <w:r>
-        <w:t>Write or draw your reasoning and evidence.</w:t>
-      </w:r>
-    </w:p>
-    <w:p>
-      <w:r>
-        <w:t>________________________________________________________________</w:t>
-      </w:r>
-    </w:p>
-    <w:p>
-      <w:r>
-        <w:t>________________________________________________________________</w:t>
-      </w:r>
-    </w:p>
-    <w:p>
-      <w:r>
-        <w:t>________________________________________________________________</w:t>
-      </w:r>
-    </w:p>
-    <w:p>
-      <w:r>
-        <w:t>________________________________________________________________</w:t>
-      </w:r>
-    </w:p>
-    <w:p>
-      <w:r>
-        <w:t>________________________________________________________________</w:t>
-      </w:r>
-    </w:p>
-    <w:p>
-      <w:pPr>
-        <w:pStyle w:val="Heading1"/>
-      </w:pPr>
-      <w:r>
-        <w:t>07. Check a changed case</w:t>
-      </w:r>
-    </w:p>
-    <w:p>
-      <w:r>
-        <w:t>Apply the procedure to the changed case and record why the conclusion follows.</w:t>
-      </w:r>
-    </w:p>
-    <w:p>
-      <w:pPr>
-        <w:spacing w:line="336" w:lineRule="auto" w:after="180"/>
-      </w:pPr>
-      <w:r>
-        <w:rPr>
-          <w:b w:val="0"/>
-        </w:rPr>
-        <w:t xml:space="preserve">Improve this </w:t>
-      </w:r>
-      <w:r>
-        <w:rPr>
-          <w:b/>
-        </w:rPr>
-        <w:t>prompt</w:t>
-      </w:r>
-      <w:r>
-        <w:rPr>
-          <w:b w:val="0"/>
-        </w:rPr>
-        <w:t xml:space="preserve">: tell me about space. Specify a reader, a focused task and an </w:t>
-      </w:r>
-      <w:r>
-        <w:rPr>
-          <w:b/>
-        </w:rPr>
-        <w:t>output</w:t>
-      </w:r>
-      <w:r>
-        <w:rPr>
-          <w:b w:val="0"/>
-        </w:rPr>
-        <w:t xml:space="preserve"> format suitable for a young learner.</w:t>
-      </w:r>
-    </w:p>
-    <w:p>
-      <w:pPr>
-        <w:spacing w:line="336" w:lineRule="auto" w:after="180"/>
-      </w:pPr>
-      <w:r>
-        <w:rPr>
-          <w:b w:val="0"/>
-        </w:rPr>
-        <w:t>My independent answer and reason</w:t>
-      </w:r>
-    </w:p>
-    <w:p>
-      <w:pPr>
-        <w:pStyle w:val="Heading3"/>
-      </w:pPr>
-      <w:r>
-        <w:t>Write or draw your reasoning and evidence.</w:t>
-      </w:r>
-    </w:p>
-    <w:p>
-      <w:r>
-        <w:t>________________________________________________________________</w:t>
-      </w:r>
-    </w:p>
-    <w:p>
-      <w:r>
-        <w:t>________________________________________________________________</w:t>
-      </w:r>
-    </w:p>
-    <w:p>
-      <w:r>
-        <w:t>________________________________________________________________</w:t>
-      </w:r>
-    </w:p>
-    <w:p>
-      <w:r>
-        <w:t>________________________________________________________________</w:t>
-      </w:r>
-    </w:p>
-    <w:p>
-      <w:r>
-        <w:t>________________________________________________________________</w:t>
-      </w:r>
-    </w:p>
-    <w:p>
-      <w:pPr>
-        <w:pStyle w:val="Heading3"/>
-      </w:pPr>
-      <w:r>
-        <w:t>Week 26 Test and reflect</w:t>
-      </w:r>
-    </w:p>
-    <w:p>
-      <w:pPr>
-        <w:pStyle w:val="Heading1"/>
-      </w:pPr>
-      <w:r>
-        <w:t>08. Design a revealing test</w:t>
-      </w:r>
-    </w:p>
-    <w:p>
-      <w:r>
-        <w:t>Specify a changed input, expected result and observation separately.</w:t>
-      </w:r>
-    </w:p>
-    <w:p>
-      <w:pPr>
-        <w:spacing w:line="336" w:lineRule="auto" w:after="180"/>
-      </w:pPr>
-      <w:r>
-        <w:rPr>
-          <w:b w:val="0"/>
-        </w:rPr>
-        <w:t xml:space="preserve">Create a changed </w:t>
-      </w:r>
-      <w:r>
-        <w:rPr>
-          <w:b/>
-        </w:rPr>
-        <w:t>input</w:t>
-      </w:r>
-      <w:r>
-        <w:rPr>
-          <w:b w:val="0"/>
-        </w:rPr>
-        <w:t>, boundary case or missing-information case. Write the expected answer or safe response before testing.</w:t>
-      </w:r>
-    </w:p>
-    <w:tbl>
-      <w:tblPr>
-        <w:tblStyle w:val="LightShading-Accent1"/>
-        <w:tblW w:type="auto" w:w="0"/>
-        <w:tblLook w:firstColumn="1" w:firstRow="1" w:lastColumn="0" w:lastRow="0" w:noHBand="0" w:noVBand="1" w:val="04A0"/>
-      </w:tblPr>
-      <w:tblGrid>
-        <w:gridCol w:w="5112"/>
-        <w:gridCol w:w="5112"/>
-      </w:tblGrid>
-      <w:tr>
-        <w:trPr>
-          <w:tblHeader/>
-        </w:trPr>
-        <w:tc>
-          <w:tcPr>
-            <w:tcW w:type="dxa" w:w="5112"/>
-          </w:tcPr>
-          <w:p>
-            <w:r>
-              <w:t>Test record</w:t>
-            </w:r>
-          </w:p>
-        </w:tc>
-        <w:tc>
-          <w:tcPr>
-            <w:tcW w:type="dxa" w:w="5112"/>
-          </w:tcPr>
-          <w:p>
-            <w:r>
-              <w:t>My evidence</w:t>
-            </w:r>
-          </w:p>
-        </w:tc>
-      </w:tr>
-      <w:tr>
-        <w:tc>
-          <w:tcPr>
-            <w:tcW w:type="dxa" w:w="5112"/>
-          </w:tcPr>
-          <w:p>
-            <w:r>
-              <w:t>Changed input or condition</w:t>
-            </w:r>
-          </w:p>
-        </w:tc>
-        <w:tc>
-          <w:tcPr>
-            <w:tcW w:type="dxa" w:w="5112"/>
-          </w:tcPr>
-          <w:p>
-            <w:r/>
-          </w:p>
-        </w:tc>
-      </w:tr>
-      <w:tr>
-        <w:tc>
-          <w:tcPr>
-            <w:tcW w:type="dxa" w:w="5112"/>
-          </w:tcPr>
-          <w:p>
-            <w:r>
-              <w:t>Expected answer or fallback</w:t>
-            </w:r>
-          </w:p>
-        </w:tc>
-        <w:tc>
-          <w:tcPr>
-            <w:tcW w:type="dxa" w:w="5112"/>
-          </w:tcPr>
-          <w:p>
-            <w:r/>
-          </w:p>
-        </w:tc>
-      </w:tr>
-      <w:tr>
-        <w:tc>
-          <w:tcPr>
-            <w:tcW w:type="dxa" w:w="5112"/>
-          </w:tcPr>
-          <w:p>
-            <w:r>
-              <w:t>Observed result</w:t>
-            </w:r>
-          </w:p>
-        </w:tc>
-        <w:tc>
-          <w:tcPr>
-            <w:tcW w:type="dxa" w:w="5112"/>
-          </w:tcPr>
-          <w:p>
-            <w:r/>
-          </w:p>
-        </w:tc>
-      </w:tr>
-      <w:tr>
-        <w:tc>
-          <w:tcPr>
-            <w:tcW w:type="dxa" w:w="5112"/>
-          </w:tcPr>
-          <w:p>
-            <w:r>
-              <w:t>Why the result occurred</w:t>
-            </w:r>
-          </w:p>
-        </w:tc>
-        <w:tc>
-          <w:tcPr>
-            <w:tcW w:type="dxa" w:w="5112"/>
-          </w:tcPr>
-          <w:p>
-            <w:r/>
-          </w:p>
-        </w:tc>
-      </w:tr>
-    </w:tbl>
-    <w:p>
-      <w:pPr>
-        <w:pStyle w:val="Heading1"/>
-      </w:pPr>
-      <w:r>
-        <w:t>09. Project checkpoint</w:t>
-      </w:r>
-    </w:p>
-    <w:p>
-      <w:r>
-        <w:t>Justify what Prompts Are Design Instructions adds to Helpful Classroom Sorter and keep the evidence.</w:t>
-      </w:r>
-    </w:p>
-    <w:p>
-      <w:pPr>
-        <w:spacing w:line="336" w:lineRule="auto" w:after="180"/>
-      </w:pPr>
-      <w:r>
-        <w:rPr>
-          <w:b w:val="0"/>
-        </w:rPr>
-        <w:t>Write a transparent instruction for any generative explanation in the sorter and forbid invented item facts.</w:t>
-      </w:r>
-    </w:p>
-    <w:p>
-      <w:pPr>
-        <w:spacing w:line="336" w:lineRule="auto" w:after="180"/>
-      </w:pPr>
-      <w:r>
-        <w:rPr>
-          <w:b w:val="0"/>
-        </w:rPr>
-        <w:t xml:space="preserve">The project change and </w:t>
-      </w:r>
-      <w:r>
-        <w:rPr>
-          <w:b/>
-        </w:rPr>
-        <w:t>evidence</w:t>
-      </w:r>
       <w:r>
         <w:rPr>
           <w:b w:val="0"/>
@@ -1024,601 +718,20 @@
         <w:pStyle w:val="Heading1"/>
       </w:pPr>
       <w:r>
-        <w:t>10. Self check</w:t>
-      </w:r>
-    </w:p>
-    <w:p>
-      <w:r>
-        <w:t>Judge explanation, evidence, transfer and limits separately; attach the work behind your judgement.</w:t>
-      </w:r>
-    </w:p>
-    <w:p>
-      <w:pPr>
-        <w:pStyle w:val="ListBullet"/>
-      </w:pPr>
-      <w:r>
-        <w:t>I can explain the mechanism.</w:t>
-      </w:r>
-    </w:p>
-    <w:p>
-      <w:pPr>
-        <w:pStyle w:val="ListBullet"/>
-      </w:pPr>
-      <w:r>
-        <w:t>I can show evidence.</w:t>
-      </w:r>
-    </w:p>
-    <w:p>
-      <w:pPr>
-        <w:pStyle w:val="ListBullet"/>
-      </w:pPr>
-      <w:r>
-        <w:t>I can handle a changed case.</w:t>
-      </w:r>
-    </w:p>
-    <w:p>
-      <w:pPr>
-        <w:pStyle w:val="ListBullet"/>
-      </w:pPr>
-      <w:r>
-        <w:t>I can name a limit.</w:t>
-      </w:r>
-    </w:p>
-    <w:p>
-      <w:r>
-        <w:t>Mark each as not yet, with help or independently, and attach supporting work.</w:t>
-      </w:r>
-    </w:p>
-    <w:p>
-      <w:pPr>
-        <w:spacing w:line="336" w:lineRule="auto" w:after="180"/>
-      </w:pPr>
-      <w:r>
-        <w:rPr>
-          <w:b w:val="0"/>
-        </w:rPr>
-        <w:t>Teacher review ____________________  Next step ____________________</w:t>
-      </w:r>
-    </w:p>
-    <w:p>
-      <w:pPr>
-        <w:pStyle w:val="Heading1"/>
-      </w:pPr>
-      <w:r>
-        <w:t>11. Transfer practice from the original programme</w:t>
-      </w:r>
-    </w:p>
-    <w:p>
-      <w:r>
-        <w:t>Use this earlier case as transfer practice. A case already discussed with feedback is not fresh assessment evidence.</w:t>
-      </w:r>
-    </w:p>
-    <w:p>
-      <w:pPr>
-        <w:spacing w:line="336" w:lineRule="auto" w:after="180"/>
-        <w:shd w:fill="F5F1FB"/>
-      </w:pPr>
-      <w:r>
-        <w:rPr>
-          <w:b w:val="0"/>
-        </w:rPr>
-        <w:t>Write a request for a three-bullet explanation of evaporation for Grade 6 using only a supplied paragraph. Create three separately checkable acceptance criteria.</w:t>
-      </w:r>
-    </w:p>
-    <w:p>
-      <w:pPr>
-        <w:spacing w:line="336" w:lineRule="auto" w:after="180"/>
-        <w:shd w:fill="F5F1FB"/>
-      </w:pPr>
-      <w:r>
-        <w:rPr>
-          <w:b w:val="0"/>
-        </w:rPr>
-        <w:t>What should happen if the paragraph does not explain evaporation?</w:t>
-      </w:r>
-    </w:p>
-    <w:p>
-      <w:pPr>
-        <w:pStyle w:val="Heading3"/>
-      </w:pPr>
-      <w:r>
-        <w:t>My independently reasoned answer</w:t>
-      </w:r>
-    </w:p>
-    <w:p>
-      <w:r>
-        <w:t>________________________________________________________________</w:t>
-      </w:r>
-    </w:p>
-    <w:p>
-      <w:r>
-        <w:t>________________________________________________________________</w:t>
-      </w:r>
-    </w:p>
-    <w:p>
-      <w:r>
-        <w:t>________________________________________________________________</w:t>
-      </w:r>
-    </w:p>
-    <w:p>
-      <w:r>
-        <w:t>________________________________________________________________</w:t>
-      </w:r>
-    </w:p>
-    <w:p>
-      <w:r>
-        <w:t>________________________________________________________________</w:t>
-      </w:r>
-    </w:p>
-    <w:p>
-      <w:r>
-        <w:t>________________________________________________________________</w:t>
-      </w:r>
-    </w:p>
-    <w:p>
-      <w:r>
-        <w:t>________________________________________________________________</w:t>
-      </w:r>
-    </w:p>
-    <w:p>
-      <w:pPr>
-        <w:spacing w:line="336" w:lineRule="auto" w:after="180"/>
-      </w:pPr>
-      <w:r>
-        <w:rPr>
-          <w:b w:val="0"/>
-        </w:rPr>
-        <w:t>Record support used: none, hint or teacher explanation.</w:t>
-      </w:r>
-    </w:p>
-    <w:p>
-      <w:pPr>
-        <w:pStyle w:val="Heading1"/>
-      </w:pPr>
-      <w:r>
-        <w:t>12. W1 Find what the vague request leaves open</w:t>
-      </w:r>
-    </w:p>
-    <w:p>
-      <w:r>
-        <w:t>Find what the vague request leaves open. Apply the supplied Prompts Are Design Instructions facts and keep your reasoning.</w:t>
-      </w:r>
-    </w:p>
-    <w:p>
-      <w:pPr>
-        <w:spacing w:line="336" w:lineRule="auto" w:after="180"/>
-      </w:pPr>
-      <w:r>
-        <w:rPr>
-          <w:b w:val="0"/>
-        </w:rPr>
-        <w:t xml:space="preserve">The request says “Write something good about our club.” Name four decisions it leaves open. Then explain how source C, the Grade 6 </w:t>
-      </w:r>
-      <w:r>
-        <w:rPr>
-          <w:b/>
-        </w:rPr>
-        <w:t>audience</w:t>
-      </w:r>
-      <w:r>
-        <w:rPr>
-          <w:b w:val="0"/>
-        </w:rPr>
-        <w:t xml:space="preserve"> and four labelled lines make the task easier to check.</w:t>
-      </w:r>
-    </w:p>
-    <w:p>
-      <w:pPr>
-        <w:pStyle w:val="Heading3"/>
-      </w:pPr>
-      <w:r>
-        <w:t>My reasoning and evidence</w:t>
-      </w:r>
-    </w:p>
-    <w:p>
-      <w:r>
-        <w:t>________________________________________________________________</w:t>
-      </w:r>
-    </w:p>
-    <w:p>
-      <w:r>
-        <w:t>________________________________________________________________</w:t>
-      </w:r>
-    </w:p>
-    <w:p>
-      <w:r>
-        <w:t>________________________________________________________________</w:t>
-      </w:r>
-    </w:p>
-    <w:p>
-      <w:r>
-        <w:t>________________________________________________________________</w:t>
-      </w:r>
-    </w:p>
-    <w:p>
-      <w:r>
-        <w:t>________________________________________________________________</w:t>
-      </w:r>
-    </w:p>
-    <w:p>
-      <w:r>
-        <w:t>________________________________________________________________</w:t>
-      </w:r>
-    </w:p>
-    <w:p>
-      <w:pPr>
-        <w:pStyle w:val="Heading1"/>
-      </w:pPr>
-      <w:r>
-        <w:t>13. W2 Score a response by separate criteria</w:t>
-      </w:r>
-    </w:p>
-    <w:p>
-      <w:r>
-        <w:t>Score a response by separate criteria. Apply the supplied Prompts Are Design Instructions facts and keep your reasoning.</w:t>
-      </w:r>
-    </w:p>
-    <w:p>
-      <w:pPr>
-        <w:spacing w:line="336" w:lineRule="auto" w:after="180"/>
-      </w:pPr>
-      <w:r>
-        <w:rPr>
-          <w:b w:val="0"/>
-        </w:rPr>
-        <w:t xml:space="preserve">For original C, a card gives four correctly labelled lines but says Time: 3 pm. All other values match C. State which format and </w:t>
-      </w:r>
-      <w:r>
-        <w:rPr>
-          <w:b/>
-        </w:rPr>
-        <w:t>evidence</w:t>
-      </w:r>
-      <w:r>
-        <w:rPr>
-          <w:b w:val="0"/>
-        </w:rPr>
-        <w:t xml:space="preserve"> checks pass or fail. Is the card acceptable overall? Explain.</w:t>
-      </w:r>
-    </w:p>
-    <w:p>
-      <w:pPr>
-        <w:pStyle w:val="Heading3"/>
-      </w:pPr>
-      <w:r>
-        <w:t>My reasoning and evidence</w:t>
-      </w:r>
-    </w:p>
-    <w:p>
-      <w:r>
-        <w:t>________________________________________________________________</w:t>
-      </w:r>
-    </w:p>
-    <w:p>
-      <w:r>
-        <w:t>________________________________________________________________</w:t>
-      </w:r>
-    </w:p>
-    <w:p>
-      <w:r>
-        <w:t>________________________________________________________________</w:t>
-      </w:r>
-    </w:p>
-    <w:p>
-      <w:r>
-        <w:t>________________________________________________________________</w:t>
-      </w:r>
-    </w:p>
-    <w:p>
-      <w:r>
-        <w:t>________________________________________________________________</w:t>
-      </w:r>
-    </w:p>
-    <w:p>
-      <w:r>
-        <w:t>________________________________________________________________</w:t>
-      </w:r>
-    </w:p>
-    <w:p>
-      <w:pPr>
-        <w:pStyle w:val="Heading1"/>
-      </w:pPr>
-      <w:r>
-        <w:t>14. W3 Handle disagreement without choosing a favourite</w:t>
-      </w:r>
-    </w:p>
-    <w:p>
-      <w:r>
-        <w:t>Handle disagreement without choosing a favourite. Apply the supplied Prompts Are Design Instructions facts and keep your reasoning.</w:t>
-      </w:r>
-    </w:p>
-    <w:p>
-      <w:pPr>
-        <w:spacing w:line="336" w:lineRule="auto" w:after="180"/>
-      </w:pPr>
-      <w:r>
-        <w:rPr>
-          <w:b w:val="0"/>
-        </w:rPr>
-        <w:t>C gives Room 7 and D gives Room 9 for the same club event, with no replacement or priority stated. Both agree on Monday and paper, and neither gives a time.</w:t>
-      </w:r>
-    </w:p>
-    <w:p>
-      <w:pPr>
-        <w:spacing w:line="336" w:lineRule="auto" w:after="180"/>
-      </w:pPr>
-      <w:r>
-        <w:rPr>
-          <w:b w:val="0"/>
-        </w:rPr>
-        <w:t xml:space="preserve">Under P2, write the four </w:t>
-      </w:r>
-      <w:r>
-        <w:rPr>
-          <w:b/>
-        </w:rPr>
-        <w:t>output</w:t>
-      </w:r>
-      <w:r>
-        <w:rPr>
-          <w:b w:val="0"/>
-        </w:rPr>
-        <w:t xml:space="preserve"> values and explain why the room cannot be selected from confidence or wording alone.</w:t>
-      </w:r>
-    </w:p>
-    <w:p>
-      <w:pPr>
-        <w:pStyle w:val="Heading3"/>
-      </w:pPr>
-      <w:r>
-        <w:t>My reasoning and evidence</w:t>
-      </w:r>
-    </w:p>
-    <w:p>
-      <w:r>
-        <w:t>________________________________________________________________</w:t>
-      </w:r>
-    </w:p>
-    <w:p>
-      <w:r>
-        <w:t>________________________________________________________________</w:t>
-      </w:r>
-    </w:p>
-    <w:p>
-      <w:r>
-        <w:t>________________________________________________________________</w:t>
-      </w:r>
-    </w:p>
-    <w:p>
-      <w:r>
-        <w:t>________________________________________________________________</w:t>
-      </w:r>
-    </w:p>
-    <w:p>
-      <w:r>
-        <w:t>________________________________________________________________</w:t>
-      </w:r>
-    </w:p>
-    <w:p>
-      <w:r>
-        <w:t>________________________________________________________________</w:t>
-      </w:r>
-    </w:p>
-    <w:p>
-      <w:pPr>
-        <w:pStyle w:val="Heading1"/>
-      </w:pPr>
-      <w:r>
-        <w:t>15. W4 Specify and test a new exhibit card</w:t>
-      </w:r>
-    </w:p>
-    <w:p>
-      <w:r>
-        <w:t>Attempt before feedback. If this repeats the selected independent case, reuse that first attempt; otherwise keep a separate record. Specify and test a new exhibit card. Apply the supplied Prompts Are Design Instructions facts and keep your reasoning.</w:t>
-      </w:r>
-    </w:p>
-    <w:p>
-      <w:pPr>
-        <w:spacing w:line="336" w:lineRule="auto" w:after="180"/>
-      </w:pPr>
-      <w:r>
-        <w:rPr>
-          <w:b w:val="0"/>
-        </w:rPr>
-        <w:t xml:space="preserve">Fictional record X says an exhibit is called Shadow Pairs and is in Hall 2; no opening time is given. Write a complete </w:t>
-      </w:r>
-      <w:r>
-        <w:rPr>
-          <w:b/>
-        </w:rPr>
-        <w:t>prompt</w:t>
-      </w:r>
-      <w:r>
-        <w:rPr>
-          <w:b w:val="0"/>
-        </w:rPr>
-        <w:t xml:space="preserve"> for a Grade 6 card with exactly three labelled lines: Title, Location, Opening.</w:t>
-      </w:r>
-    </w:p>
-    <w:p>
-      <w:pPr>
-        <w:spacing w:line="336" w:lineRule="auto" w:after="180"/>
-      </w:pPr>
-      <w:r>
-        <w:rPr>
-          <w:b w:val="0"/>
-        </w:rPr>
-        <w:t xml:space="preserve">Limit facts to supplied records, define missing and conflicting values and prohibit added claims. Give two test </w:t>
-      </w:r>
-      <w:r>
-        <w:rPr>
-          <w:b/>
-        </w:rPr>
-        <w:t>input</w:t>
-      </w:r>
-      <w:r>
-        <w:rPr>
-          <w:b w:val="0"/>
-        </w:rPr>
-        <w:t xml:space="preserve">s and expected </w:t>
-      </w:r>
-      <w:r>
-        <w:rPr>
-          <w:b/>
-        </w:rPr>
-        <w:t>output</w:t>
-      </w:r>
-      <w:r>
-        <w:rPr>
-          <w:b w:val="0"/>
-        </w:rPr>
-        <w:t>s: original X, then X with an opening time of 10 am added.</w:t>
-      </w:r>
-    </w:p>
-    <w:p>
-      <w:pPr>
-        <w:pStyle w:val="Heading3"/>
-      </w:pPr>
-      <w:r>
-        <w:t>My reasoning and evidence</w:t>
-      </w:r>
-    </w:p>
-    <w:p>
-      <w:r>
-        <w:t>________________________________________________________________</w:t>
-      </w:r>
-    </w:p>
-    <w:p>
-      <w:r>
-        <w:t>________________________________________________________________</w:t>
-      </w:r>
-    </w:p>
-    <w:p>
-      <w:r>
-        <w:t>________________________________________________________________</w:t>
-      </w:r>
-    </w:p>
-    <w:p>
-      <w:r>
-        <w:t>________________________________________________________________</w:t>
-      </w:r>
-    </w:p>
-    <w:p>
-      <w:r>
-        <w:t>________________________________________________________________</w:t>
-      </w:r>
-    </w:p>
-    <w:p>
-      <w:r>
-        <w:t>________________________________________________________________</w:t>
-      </w:r>
-    </w:p>
-    <w:p>
-      <w:r>
-        <w:t>________________________________________________________________</w:t>
-      </w:r>
-    </w:p>
-    <w:p>
-      <w:r>
-        <w:t>________________________________________________________________</w:t>
-      </w:r>
-    </w:p>
-    <w:p>
-      <w:pPr>
-        <w:pStyle w:val="Heading1"/>
-      </w:pPr>
-      <w:r>
-        <w:t>16. W5 Preserve the comparison evidence</w:t>
-      </w:r>
-    </w:p>
-    <w:p>
-      <w:r>
-        <w:t>Preserve the comparison evidence. Apply the supplied Prompts Are Design Instructions facts and keep your reasoning.</w:t>
-      </w:r>
-    </w:p>
-    <w:p>
-      <w:pPr>
-        <w:spacing w:line="336" w:lineRule="auto" w:after="180"/>
-      </w:pPr>
-      <w:r>
-        <w:rPr>
-          <w:b w:val="0"/>
-        </w:rPr>
-        <w:t>A pupil tries P1 once and P2 five times, then compares the P1 response only with the best P2 response and declares P2 always reliable. Identify two problems and design a fairer small comparison.</w:t>
-      </w:r>
-    </w:p>
-    <w:p>
-      <w:pPr>
-        <w:spacing w:line="336" w:lineRule="auto" w:after="180"/>
-      </w:pPr>
-      <w:r>
-        <w:rPr>
-          <w:b w:val="0"/>
-        </w:rPr>
-        <w:t xml:space="preserve">State a conclusion the </w:t>
-      </w:r>
-      <w:r>
-        <w:rPr>
-          <w:b/>
-        </w:rPr>
-        <w:t>evidence</w:t>
-      </w:r>
-      <w:r>
-        <w:rPr>
-          <w:b w:val="0"/>
-        </w:rPr>
-        <w:t xml:space="preserve"> could support.</w:t>
-      </w:r>
-    </w:p>
-    <w:p>
-      <w:pPr>
-        <w:pStyle w:val="Heading3"/>
-      </w:pPr>
-      <w:r>
-        <w:t>My reasoning and evidence</w:t>
-      </w:r>
-    </w:p>
-    <w:p>
-      <w:r>
-        <w:t>________________________________________________________________</w:t>
-      </w:r>
-    </w:p>
-    <w:p>
-      <w:r>
-        <w:t>________________________________________________________________</w:t>
-      </w:r>
-    </w:p>
-    <w:p>
-      <w:r>
-        <w:t>________________________________________________________________</w:t>
-      </w:r>
-    </w:p>
-    <w:p>
-      <w:r>
-        <w:t>________________________________________________________________</w:t>
-      </w:r>
-    </w:p>
-    <w:p>
-      <w:r>
-        <w:t>________________________________________________________________</w:t>
-      </w:r>
-    </w:p>
-    <w:p>
-      <w:r>
-        <w:t>________________________________________________________________</w:t>
-      </w:r>
-    </w:p>
-    <w:p>
-      <w:pPr>
-        <w:pStyle w:val="Heading1"/>
-      </w:pPr>
-      <w:r>
-        <w:t>17. Feedback, return check and learning record</w:t>
-      </w:r>
-    </w:p>
-    <w:p>
-      <w:r>
-        <w:t>Record the first repaired step and a different case to revisit after a delay.</w:t>
+        <w:t>17. Feedback · Repair and return</w:t>
+      </w:r>
+    </w:p>
+    <w:p>
+      <w:r>
+        <w:t>Keep the first attempt, the repair and a changed-case return.</w:t>
+      </w:r>
+    </w:p>
+    <w:p>
+      <w:pPr>
+        <w:pStyle w:val="Heading2"/>
+      </w:pPr>
+      <w:r>
+        <w:t>Your evidence record</w:t>
       </w:r>
     </w:p>
     <w:tbl>
@@ -1773,12 +886,1003 @@
         <w:pStyle w:val="Heading1"/>
       </w:pPr>
       <w:r>
-        <w:t>18. Pictorial case practice: Prompts Are Design Instructions</w:t>
-      </w:r>
-    </w:p>
-    <w:p>
-      <w:r>
-        <w:t>A fictional club needs a short exhibit card, without guesses. Explain the labelled step before checking the changed condition.</w:t>
+        <w:t>10. Finish · Judge the evidence in your work</w:t>
+      </w:r>
+    </w:p>
+    <w:p>
+      <w:r>
+        <w:t>Point to work that supports your confidence level.</w:t>
+      </w:r>
+    </w:p>
+    <w:p>
+      <w:pPr>
+        <w:pStyle w:val="Heading2"/>
+      </w:pPr>
+      <w:r>
+        <w:t>Your evidence record</w:t>
+      </w:r>
+    </w:p>
+    <w:p>
+      <w:pPr>
+        <w:pStyle w:val="ListBullet"/>
+      </w:pPr>
+      <w:r>
+        <w:t>I can explain the mechanism.</w:t>
+      </w:r>
+    </w:p>
+    <w:p>
+      <w:pPr>
+        <w:pStyle w:val="ListBullet"/>
+      </w:pPr>
+      <w:r>
+        <w:t>I can show evidence.</w:t>
+      </w:r>
+    </w:p>
+    <w:p>
+      <w:pPr>
+        <w:pStyle w:val="ListBullet"/>
+      </w:pPr>
+      <w:r>
+        <w:t>I can handle a changed case.</w:t>
+      </w:r>
+    </w:p>
+    <w:p>
+      <w:pPr>
+        <w:pStyle w:val="ListBullet"/>
+      </w:pPr>
+      <w:r>
+        <w:t>I can name a limit.</w:t>
+      </w:r>
+    </w:p>
+    <w:p>
+      <w:r>
+        <w:t>Mark each as not yet, with help or independently, and attach supporting work.</w:t>
+      </w:r>
+    </w:p>
+    <w:p>
+      <w:pPr>
+        <w:spacing w:line="336" w:lineRule="auto" w:after="180"/>
+      </w:pPr>
+      <w:r>
+        <w:rPr>
+          <w:b w:val="0"/>
+        </w:rPr>
+        <w:t>Teacher review ____________________  Next step ____________________</w:t>
+      </w:r>
+    </w:p>
+    <w:p>
+      <w:pPr>
+        <w:pStyle w:val="Heading1"/>
+      </w:pPr>
+      <w:r>
+        <w:t>Reference bank and extra practice</w:t>
+      </w:r>
+    </w:p>
+    <w:p>
+      <w:pPr>
+        <w:pStyle w:val="Heading1"/>
+      </w:pPr>
+      <w:r>
+        <w:t>02. Reference · Supported W2 record</w:t>
+      </w:r>
+    </w:p>
+    <w:p>
+      <w:r>
+        <w:t>This is the same W2 attempt. Keep one response record.</w:t>
+      </w:r>
+    </w:p>
+    <w:p>
+      <w:pPr>
+        <w:pStyle w:val="Heading2"/>
+      </w:pPr>
+      <w:r>
+        <w:t>Use this when helpful</w:t>
+      </w:r>
+    </w:p>
+    <w:p>
+      <w:pPr>
+        <w:spacing w:line="336" w:lineRule="auto" w:after="180"/>
+      </w:pPr>
+      <w:r>
+        <w:rPr>
+          <w:b w:val="0"/>
+        </w:rPr>
+        <w:t xml:space="preserve">Use W2: Score a response by separate criteria for Specifying and testing </w:t>
+      </w:r>
+      <w:r>
+        <w:rPr>
+          <w:b/>
+        </w:rPr>
+        <w:t>prompt</w:t>
+      </w:r>
+      <w:r>
+        <w:rPr>
+          <w:b w:val="0"/>
+        </w:rPr>
+        <w:t>s. Record the answer once; the lesson and workbook refer to the same attempt.</w:t>
+      </w:r>
+    </w:p>
+    <w:tbl>
+      <w:tblPr>
+        <w:tblStyle w:val="LightShading-Accent1"/>
+        <w:tblW w:type="auto" w:w="0"/>
+        <w:tblLook w:firstColumn="1" w:firstRow="1" w:lastColumn="0" w:lastRow="0" w:noHBand="0" w:noVBand="1" w:val="04A0"/>
+      </w:tblPr>
+      <w:tblGrid>
+        <w:gridCol w:w="2556"/>
+        <w:gridCol w:w="2556"/>
+        <w:gridCol w:w="2556"/>
+        <w:gridCol w:w="2556"/>
+      </w:tblGrid>
+      <w:tr>
+        <w:trPr>
+          <w:tblHeader/>
+        </w:trPr>
+        <w:tc>
+          <w:tcPr>
+            <w:tcW w:type="dxa" w:w="2556"/>
+          </w:tcPr>
+          <w:p>
+            <w:r>
+              <w:t>Given inputs</w:t>
+            </w:r>
+          </w:p>
+        </w:tc>
+        <w:tc>
+          <w:tcPr>
+            <w:tcW w:type="dxa" w:w="2556"/>
+          </w:tcPr>
+          <w:p>
+            <w:r>
+              <w:t>Procedure I chose</w:t>
+            </w:r>
+          </w:p>
+        </w:tc>
+        <w:tc>
+          <w:tcPr>
+            <w:tcW w:type="dxa" w:w="2556"/>
+          </w:tcPr>
+          <w:p>
+            <w:r>
+              <w:t>Middle steps</w:t>
+            </w:r>
+          </w:p>
+        </w:tc>
+        <w:tc>
+          <w:tcPr>
+            <w:tcW w:type="dxa" w:w="2556"/>
+          </w:tcPr>
+          <w:p>
+            <w:r>
+              <w:t>Result and check</w:t>
+            </w:r>
+          </w:p>
+        </w:tc>
+      </w:tr>
+      <w:tr>
+        <w:tc>
+          <w:tcPr>
+            <w:tcW w:type="dxa" w:w="2556"/>
+          </w:tcPr>
+          <w:p>
+            <w:r/>
+          </w:p>
+        </w:tc>
+        <w:tc>
+          <w:tcPr>
+            <w:tcW w:type="dxa" w:w="2556"/>
+          </w:tcPr>
+          <w:p>
+            <w:r/>
+          </w:p>
+        </w:tc>
+        <w:tc>
+          <w:tcPr>
+            <w:tcW w:type="dxa" w:w="2556"/>
+          </w:tcPr>
+          <w:p>
+            <w:r/>
+          </w:p>
+        </w:tc>
+        <w:tc>
+          <w:tcPr>
+            <w:tcW w:type="dxa" w:w="2556"/>
+          </w:tcPr>
+          <w:p>
+            <w:r/>
+          </w:p>
+        </w:tc>
+      </w:tr>
+    </w:tbl>
+    <w:p>
+      <w:pPr>
+        <w:pStyle w:val="Heading3"/>
+      </w:pPr>
+      <w:r>
+        <w:t>The step I completed without help, and the hint I needed</w:t>
+      </w:r>
+    </w:p>
+    <w:p>
+      <w:r>
+        <w:t>________________________________________________________________</w:t>
+      </w:r>
+    </w:p>
+    <w:p>
+      <w:r>
+        <w:t>________________________________________________________________</w:t>
+      </w:r>
+    </w:p>
+    <w:p>
+      <w:r>
+        <w:t>________________________________________________________________</w:t>
+      </w:r>
+    </w:p>
+    <w:p>
+      <w:pPr>
+        <w:pStyle w:val="Heading1"/>
+      </w:pPr>
+      <w:r>
+        <w:t>03. Extra practice · Repair the explanation</w:t>
+      </w:r>
+    </w:p>
+    <w:p>
+      <w:r>
+        <w:t>Explain the deciding fact before discussing the answer.</w:t>
+      </w:r>
+    </w:p>
+    <w:p>
+      <w:pPr>
+        <w:pStyle w:val="Heading2"/>
+      </w:pPr>
+      <w:r>
+        <w:t>Use this when helpful</w:t>
+      </w:r>
+    </w:p>
+    <w:p>
+      <w:pPr>
+        <w:spacing w:line="336" w:lineRule="auto" w:after="180"/>
+      </w:pPr>
+      <w:r>
+        <w:rPr>
+          <w:b w:val="0"/>
+        </w:rPr>
+        <w:t xml:space="preserve">Use the worked case for Specifying and testing </w:t>
+      </w:r>
+      <w:r>
+        <w:rPr>
+          <w:b/>
+        </w:rPr>
+        <w:t>prompt</w:t>
+      </w:r>
+      <w:r>
+        <w:rPr>
+          <w:b w:val="0"/>
+        </w:rPr>
+        <w:t>s. Proposed explanation: “A tidy response is a correct response”. Decide whether this explanation is supported.</w:t>
+      </w:r>
+    </w:p>
+    <w:p>
+      <w:pPr>
+        <w:spacing w:line="336" w:lineRule="auto" w:after="180"/>
+      </w:pPr>
+      <w:r>
+        <w:rPr>
+          <w:b w:val="0"/>
+        </w:rPr>
+        <w:t>Point to the step or supplied fact that decides; explain your repair if needed.</w:t>
+      </w:r>
+    </w:p>
+    <w:p>
+      <w:pPr>
+        <w:pStyle w:val="Heading3"/>
+      </w:pPr>
+      <w:r>
+        <w:t>My explanation before partner discussion</w:t>
+      </w:r>
+    </w:p>
+    <w:p>
+      <w:r>
+        <w:t>________________________________________________________________</w:t>
+      </w:r>
+    </w:p>
+    <w:p>
+      <w:r>
+        <w:t>________________________________________________________________</w:t>
+      </w:r>
+    </w:p>
+    <w:p>
+      <w:r>
+        <w:t>________________________________________________________________</w:t>
+      </w:r>
+    </w:p>
+    <w:p>
+      <w:r>
+        <w:t>________________________________________________________________</w:t>
+      </w:r>
+    </w:p>
+    <w:p>
+      <w:pPr>
+        <w:pStyle w:val="Heading1"/>
+      </w:pPr>
+      <w:r>
+        <w:t>05. Reference · Original learning target</w:t>
+      </w:r>
+    </w:p>
+    <w:p>
+      <w:r>
+        <w:t>Use this target to inspect an explanation.</w:t>
+      </w:r>
+    </w:p>
+    <w:p>
+      <w:pPr>
+        <w:pStyle w:val="Heading2"/>
+      </w:pPr>
+      <w:r>
+        <w:t>Use this when helpful</w:t>
+      </w:r>
+    </w:p>
+    <w:p>
+      <w:pPr>
+        <w:spacing w:line="336" w:lineRule="auto" w:after="180"/>
+      </w:pPr>
+      <w:r>
+        <w:rPr>
+          <w:b w:val="0"/>
+        </w:rPr>
+        <w:t>Write a request for a three-bullet explanation of evaporation for Grade 6 using only a supplied paragraph. Create three separately checkable acceptance criteria.</w:t>
+      </w:r>
+    </w:p>
+    <w:p>
+      <w:pPr>
+        <w:spacing w:line="336" w:lineRule="auto" w:after="180"/>
+      </w:pPr>
+      <w:r>
+        <w:rPr>
+          <w:b w:val="0"/>
+        </w:rPr>
+        <w:t>What should happen if the paragraph does not explain evaporation?</w:t>
+      </w:r>
+    </w:p>
+    <w:p>
+      <w:pPr>
+        <w:pStyle w:val="Heading1"/>
+      </w:pPr>
+      <w:r>
+        <w:t>06. Extra practice · A complete case</w:t>
+      </w:r>
+    </w:p>
+    <w:p>
+      <w:r>
+        <w:t>Try the question before checking the worked explanation.</w:t>
+      </w:r>
+    </w:p>
+    <w:p>
+      <w:pPr>
+        <w:pStyle w:val="Heading2"/>
+      </w:pPr>
+      <w:r>
+        <w:t>Use this when helpful</w:t>
+      </w:r>
+    </w:p>
+    <w:p>
+      <w:pPr>
+        <w:spacing w:line="336" w:lineRule="auto" w:after="180"/>
+      </w:pPr>
+      <w:r>
+        <w:rPr>
+          <w:b w:val="0"/>
+        </w:rPr>
+        <w:t xml:space="preserve">The </w:t>
+      </w:r>
+      <w:r>
+        <w:rPr>
+          <w:b/>
+        </w:rPr>
+        <w:t>prompt</w:t>
+      </w:r>
+      <w:r>
+        <w:rPr>
+          <w:b w:val="0"/>
+        </w:rPr>
+        <w:t xml:space="preserve"> says make it good; the desired </w:t>
+      </w:r>
+      <w:r>
+        <w:rPr>
+          <w:b/>
+        </w:rPr>
+        <w:t>output</w:t>
+      </w:r>
+      <w:r>
+        <w:rPr>
+          <w:b w:val="0"/>
+        </w:rPr>
+        <w:t xml:space="preserve"> is a four-line rain poem using simple words.</w:t>
+      </w:r>
+    </w:p>
+    <w:p>
+      <w:pPr>
+        <w:spacing w:line="336" w:lineRule="auto" w:after="180"/>
+      </w:pPr>
+      <w:r>
+        <w:rPr>
+          <w:b w:val="0"/>
+        </w:rPr>
+        <w:t xml:space="preserve">Write a checkable </w:t>
+      </w:r>
+      <w:r>
+        <w:rPr>
+          <w:b/>
+        </w:rPr>
+        <w:t>prompt</w:t>
+      </w:r>
+      <w:r>
+        <w:rPr>
+          <w:b w:val="0"/>
+        </w:rPr>
+        <w:t>.</w:t>
+      </w:r>
+    </w:p>
+    <w:p>
+      <w:pPr>
+        <w:spacing w:line="336" w:lineRule="auto" w:after="180"/>
+      </w:pPr>
+      <w:r>
+        <w:rPr>
+          <w:b w:val="0"/>
+        </w:rPr>
+        <w:t xml:space="preserve">Show your trace, calculation or </w:t>
+      </w:r>
+      <w:r>
+        <w:rPr>
+          <w:b/>
+        </w:rPr>
+        <w:t>evidence</w:t>
+      </w:r>
+    </w:p>
+    <w:p>
+      <w:pPr>
+        <w:pStyle w:val="Heading3"/>
+      </w:pPr>
+      <w:r>
+        <w:t>Write or draw your reasoning and evidence.</w:t>
+      </w:r>
+    </w:p>
+    <w:p>
+      <w:r>
+        <w:t>________________________________________________________________</w:t>
+      </w:r>
+    </w:p>
+    <w:p>
+      <w:r>
+        <w:t>________________________________________________________________</w:t>
+      </w:r>
+    </w:p>
+    <w:p>
+      <w:r>
+        <w:t>________________________________________________________________</w:t>
+      </w:r>
+    </w:p>
+    <w:p>
+      <w:r>
+        <w:t>________________________________________________________________</w:t>
+      </w:r>
+    </w:p>
+    <w:p>
+      <w:r>
+        <w:t>________________________________________________________________</w:t>
+      </w:r>
+    </w:p>
+    <w:p>
+      <w:pPr>
+        <w:pStyle w:val="Heading1"/>
+      </w:pPr>
+      <w:r>
+        <w:t>07. Extra practice · A changed case</w:t>
+      </w:r>
+    </w:p>
+    <w:p>
+      <w:r>
+        <w:t>Keep this practice separate from the reserved independent attempt.</w:t>
+      </w:r>
+    </w:p>
+    <w:p>
+      <w:pPr>
+        <w:pStyle w:val="Heading2"/>
+      </w:pPr>
+      <w:r>
+        <w:t>Use this when helpful</w:t>
+      </w:r>
+    </w:p>
+    <w:p>
+      <w:pPr>
+        <w:spacing w:line="336" w:lineRule="auto" w:after="180"/>
+      </w:pPr>
+      <w:r>
+        <w:rPr>
+          <w:b w:val="0"/>
+        </w:rPr>
+        <w:t xml:space="preserve">Improve this </w:t>
+      </w:r>
+      <w:r>
+        <w:rPr>
+          <w:b/>
+        </w:rPr>
+        <w:t>prompt</w:t>
+      </w:r>
+      <w:r>
+        <w:rPr>
+          <w:b w:val="0"/>
+        </w:rPr>
+        <w:t xml:space="preserve">: tell me about space. Specify a reader, a focused task and an </w:t>
+      </w:r>
+      <w:r>
+        <w:rPr>
+          <w:b/>
+        </w:rPr>
+        <w:t>output</w:t>
+      </w:r>
+      <w:r>
+        <w:rPr>
+          <w:b w:val="0"/>
+        </w:rPr>
+        <w:t xml:space="preserve"> format suitable for a young learner.</w:t>
+      </w:r>
+    </w:p>
+    <w:p>
+      <w:pPr>
+        <w:spacing w:line="336" w:lineRule="auto" w:after="180"/>
+      </w:pPr>
+      <w:r>
+        <w:rPr>
+          <w:b w:val="0"/>
+        </w:rPr>
+        <w:t>My practice answer and reason</w:t>
+      </w:r>
+    </w:p>
+    <w:p>
+      <w:pPr>
+        <w:pStyle w:val="Heading3"/>
+      </w:pPr>
+      <w:r>
+        <w:t>Write or draw your reasoning and evidence.</w:t>
+      </w:r>
+    </w:p>
+    <w:p>
+      <w:r>
+        <w:t>________________________________________________________________</w:t>
+      </w:r>
+    </w:p>
+    <w:p>
+      <w:r>
+        <w:t>________________________________________________________________</w:t>
+      </w:r>
+    </w:p>
+    <w:p>
+      <w:r>
+        <w:t>________________________________________________________________</w:t>
+      </w:r>
+    </w:p>
+    <w:p>
+      <w:r>
+        <w:t>________________________________________________________________</w:t>
+      </w:r>
+    </w:p>
+    <w:p>
+      <w:r>
+        <w:t>________________________________________________________________</w:t>
+      </w:r>
+    </w:p>
+    <w:p>
+      <w:pPr>
+        <w:pStyle w:val="Heading3"/>
+      </w:pPr>
+      <w:r>
+        <w:t>Week 26 Test and reflect</w:t>
+      </w:r>
+    </w:p>
+    <w:p>
+      <w:pPr>
+        <w:pStyle w:val="Heading1"/>
+      </w:pPr>
+      <w:r>
+        <w:t>08. Extra practice · Design a revealing test</w:t>
+      </w:r>
+    </w:p>
+    <w:p>
+      <w:r>
+        <w:t>Predict before tracing or testing.</w:t>
+      </w:r>
+    </w:p>
+    <w:p>
+      <w:pPr>
+        <w:pStyle w:val="Heading2"/>
+      </w:pPr>
+      <w:r>
+        <w:t>Use this when helpful</w:t>
+      </w:r>
+    </w:p>
+    <w:p>
+      <w:pPr>
+        <w:spacing w:line="336" w:lineRule="auto" w:after="180"/>
+      </w:pPr>
+      <w:r>
+        <w:rPr>
+          <w:b w:val="0"/>
+        </w:rPr>
+        <w:t xml:space="preserve">Create a changed </w:t>
+      </w:r>
+      <w:r>
+        <w:rPr>
+          <w:b/>
+        </w:rPr>
+        <w:t>input</w:t>
+      </w:r>
+      <w:r>
+        <w:rPr>
+          <w:b w:val="0"/>
+        </w:rPr>
+        <w:t>, boundary case or missing-information case. Write the expected answer or safe response before testing.</w:t>
+      </w:r>
+    </w:p>
+    <w:tbl>
+      <w:tblPr>
+        <w:tblStyle w:val="LightShading-Accent1"/>
+        <w:tblW w:type="auto" w:w="0"/>
+        <w:tblLook w:firstColumn="1" w:firstRow="1" w:lastColumn="0" w:lastRow="0" w:noHBand="0" w:noVBand="1" w:val="04A0"/>
+      </w:tblPr>
+      <w:tblGrid>
+        <w:gridCol w:w="5112"/>
+        <w:gridCol w:w="5112"/>
+      </w:tblGrid>
+      <w:tr>
+        <w:trPr>
+          <w:tblHeader/>
+        </w:trPr>
+        <w:tc>
+          <w:tcPr>
+            <w:tcW w:type="dxa" w:w="5112"/>
+          </w:tcPr>
+          <w:p>
+            <w:r>
+              <w:t>Test record</w:t>
+            </w:r>
+          </w:p>
+        </w:tc>
+        <w:tc>
+          <w:tcPr>
+            <w:tcW w:type="dxa" w:w="5112"/>
+          </w:tcPr>
+          <w:p>
+            <w:r>
+              <w:t>My evidence</w:t>
+            </w:r>
+          </w:p>
+        </w:tc>
+      </w:tr>
+      <w:tr>
+        <w:tc>
+          <w:tcPr>
+            <w:tcW w:type="dxa" w:w="5112"/>
+          </w:tcPr>
+          <w:p>
+            <w:r>
+              <w:t>Changed input or condition</w:t>
+            </w:r>
+          </w:p>
+        </w:tc>
+        <w:tc>
+          <w:tcPr>
+            <w:tcW w:type="dxa" w:w="5112"/>
+          </w:tcPr>
+          <w:p>
+            <w:r/>
+          </w:p>
+        </w:tc>
+      </w:tr>
+      <w:tr>
+        <w:tc>
+          <w:tcPr>
+            <w:tcW w:type="dxa" w:w="5112"/>
+          </w:tcPr>
+          <w:p>
+            <w:r>
+              <w:t>Expected answer or fallback</w:t>
+            </w:r>
+          </w:p>
+        </w:tc>
+        <w:tc>
+          <w:tcPr>
+            <w:tcW w:type="dxa" w:w="5112"/>
+          </w:tcPr>
+          <w:p>
+            <w:r/>
+          </w:p>
+        </w:tc>
+      </w:tr>
+      <w:tr>
+        <w:tc>
+          <w:tcPr>
+            <w:tcW w:type="dxa" w:w="5112"/>
+          </w:tcPr>
+          <w:p>
+            <w:r>
+              <w:t>Observed result</w:t>
+            </w:r>
+          </w:p>
+        </w:tc>
+        <w:tc>
+          <w:tcPr>
+            <w:tcW w:type="dxa" w:w="5112"/>
+          </w:tcPr>
+          <w:p>
+            <w:r/>
+          </w:p>
+        </w:tc>
+      </w:tr>
+      <w:tr>
+        <w:tc>
+          <w:tcPr>
+            <w:tcW w:type="dxa" w:w="5112"/>
+          </w:tcPr>
+          <w:p>
+            <w:r>
+              <w:t>Why the result occurred</w:t>
+            </w:r>
+          </w:p>
+        </w:tc>
+        <w:tc>
+          <w:tcPr>
+            <w:tcW w:type="dxa" w:w="5112"/>
+          </w:tcPr>
+          <w:p>
+            <w:r/>
+          </w:p>
+        </w:tc>
+      </w:tr>
+    </w:tbl>
+    <w:p>
+      <w:pPr>
+        <w:pStyle w:val="Heading1"/>
+      </w:pPr>
+      <w:r>
+        <w:t>11. Reference · Original target response space</w:t>
+      </w:r>
+    </w:p>
+    <w:p>
+      <w:r>
+        <w:t>This teaching case is practice rather than a fresh assessment.</w:t>
+      </w:r>
+    </w:p>
+    <w:p>
+      <w:pPr>
+        <w:pStyle w:val="Heading2"/>
+      </w:pPr>
+      <w:r>
+        <w:t>Use this when helpful</w:t>
+      </w:r>
+    </w:p>
+    <w:p>
+      <w:pPr>
+        <w:spacing w:line="336" w:lineRule="auto" w:after="180"/>
+      </w:pPr>
+      <w:r>
+        <w:rPr>
+          <w:b w:val="0"/>
+        </w:rPr>
+        <w:t>Write a request for a three-bullet explanation of evaporation for Grade 6 using only a supplied paragraph. Create three separately checkable acceptance criteria.</w:t>
+      </w:r>
+    </w:p>
+    <w:p>
+      <w:pPr>
+        <w:spacing w:line="336" w:lineRule="auto" w:after="180"/>
+      </w:pPr>
+      <w:r>
+        <w:rPr>
+          <w:b w:val="0"/>
+        </w:rPr>
+        <w:t>What should happen if the paragraph does not explain evaporation?</w:t>
+      </w:r>
+    </w:p>
+    <w:p>
+      <w:pPr>
+        <w:pStyle w:val="Heading3"/>
+      </w:pPr>
+      <w:r>
+        <w:t>My explanation after practice</w:t>
+      </w:r>
+    </w:p>
+    <w:p>
+      <w:r>
+        <w:t>________________________________________________________________</w:t>
+      </w:r>
+    </w:p>
+    <w:p>
+      <w:r>
+        <w:t>________________________________________________________________</w:t>
+      </w:r>
+    </w:p>
+    <w:p>
+      <w:r>
+        <w:t>________________________________________________________________</w:t>
+      </w:r>
+    </w:p>
+    <w:p>
+      <w:r>
+        <w:t>________________________________________________________________</w:t>
+      </w:r>
+    </w:p>
+    <w:p>
+      <w:r>
+        <w:t>________________________________________________________________</w:t>
+      </w:r>
+    </w:p>
+    <w:p>
+      <w:r>
+        <w:t>________________________________________________________________</w:t>
+      </w:r>
+    </w:p>
+    <w:p>
+      <w:r>
+        <w:t>________________________________________________________________</w:t>
+      </w:r>
+    </w:p>
+    <w:p>
+      <w:pPr>
+        <w:spacing w:line="336" w:lineRule="auto" w:after="180"/>
+      </w:pPr>
+      <w:r>
+        <w:rPr>
+          <w:b w:val="0"/>
+        </w:rPr>
+        <w:t>Record support used: none, hint or teacher explanation.</w:t>
+      </w:r>
+    </w:p>
+    <w:p>
+      <w:pPr>
+        <w:pStyle w:val="Heading1"/>
+      </w:pPr>
+      <w:r>
+        <w:t>15. Reference · Independent-case response copy</w:t>
+      </w:r>
+    </w:p>
+    <w:p>
+      <w:r>
+        <w:t>This duplicates W4. Reuse the same first-attempt record.</w:t>
+      </w:r>
+    </w:p>
+    <w:p>
+      <w:pPr>
+        <w:pStyle w:val="Heading2"/>
+      </w:pPr>
+      <w:r>
+        <w:t>Use this when helpful</w:t>
+      </w:r>
+    </w:p>
+    <w:p>
+      <w:pPr>
+        <w:spacing w:line="336" w:lineRule="auto" w:after="180"/>
+      </w:pPr>
+      <w:r>
+        <w:rPr>
+          <w:b w:val="0"/>
+        </w:rPr>
+        <w:t xml:space="preserve">Fictional record X says an exhibit is called Shadow Pairs and is in Hall 2; no opening time is given. Write a complete </w:t>
+      </w:r>
+      <w:r>
+        <w:rPr>
+          <w:b/>
+        </w:rPr>
+        <w:t>prompt</w:t>
+      </w:r>
+      <w:r>
+        <w:rPr>
+          <w:b w:val="0"/>
+        </w:rPr>
+        <w:t xml:space="preserve"> for a Grade 6 card with exactly three labelled lines: Title, Location, Opening.</w:t>
+      </w:r>
+    </w:p>
+    <w:p>
+      <w:pPr>
+        <w:spacing w:line="336" w:lineRule="auto" w:after="180"/>
+      </w:pPr>
+      <w:r>
+        <w:rPr>
+          <w:b w:val="0"/>
+        </w:rPr>
+        <w:t xml:space="preserve">Limit facts to supplied records, define missing and conflicting values and prohibit added claims. Give two test </w:t>
+      </w:r>
+      <w:r>
+        <w:rPr>
+          <w:b/>
+        </w:rPr>
+        <w:t>input</w:t>
+      </w:r>
+      <w:r>
+        <w:rPr>
+          <w:b w:val="0"/>
+        </w:rPr>
+        <w:t xml:space="preserve">s and expected </w:t>
+      </w:r>
+      <w:r>
+        <w:rPr>
+          <w:b/>
+        </w:rPr>
+        <w:t>output</w:t>
+      </w:r>
+      <w:r>
+        <w:rPr>
+          <w:b w:val="0"/>
+        </w:rPr>
+        <w:t>s: original X, then X with an opening time of 10 am added.</w:t>
+      </w:r>
+    </w:p>
+    <w:p>
+      <w:pPr>
+        <w:pStyle w:val="Heading3"/>
+      </w:pPr>
+      <w:r>
+        <w:t>My reasoning and evidence</w:t>
+      </w:r>
+    </w:p>
+    <w:p>
+      <w:r>
+        <w:t>________________________________________________________________</w:t>
+      </w:r>
+    </w:p>
+    <w:p>
+      <w:r>
+        <w:t>________________________________________________________________</w:t>
+      </w:r>
+    </w:p>
+    <w:p>
+      <w:r>
+        <w:t>________________________________________________________________</w:t>
+      </w:r>
+    </w:p>
+    <w:p>
+      <w:r>
+        <w:t>________________________________________________________________</w:t>
+      </w:r>
+    </w:p>
+    <w:p>
+      <w:r>
+        <w:t>________________________________________________________________</w:t>
+      </w:r>
+    </w:p>
+    <w:p>
+      <w:r>
+        <w:t>________________________________________________________________</w:t>
+      </w:r>
+    </w:p>
+    <w:p>
+      <w:r>
+        <w:t>________________________________________________________________</w:t>
+      </w:r>
+    </w:p>
+    <w:p>
+      <w:r>
+        <w:t>________________________________________________________________</w:t>
+      </w:r>
+    </w:p>
+    <w:p>
+      <w:pPr>
+        <w:pStyle w:val="Heading1"/>
+      </w:pPr>
+      <w:r>
+        <w:t>18. Extra practice · Use the worked picture</w:t>
+      </w:r>
+    </w:p>
+    <w:p>
+      <w:r>
+        <w:t>Keep the explanation and the support you used.</w:t>
+      </w:r>
+    </w:p>
+    <w:p>
+      <w:pPr>
+        <w:pStyle w:val="Heading2"/>
+      </w:pPr>
+      <w:r>
+        <w:t>Use this when helpful</w:t>
       </w:r>
     </w:p>
     <w:p>
@@ -1865,7 +1969,6 @@
     <w:p>
       <w:pPr>
         <w:spacing w:line="336" w:lineRule="auto" w:after="180"/>
-        <w:shd w:fill="F5F1FB"/>
       </w:pPr>
       <w:r>
         <w:rPr>
@@ -1914,16 +2017,7 @@
     </w:p>
     <w:p>
       <w:pPr>
-        <w:pStyle w:val="Heading3"/>
-      </w:pPr>
-      <w:r>
-        <w:t>Record the help used</w:t>
-      </w:r>
-    </w:p>
-    <w:p>
-      <w:pPr>
         <w:spacing w:line="336" w:lineRule="auto" w:after="180"/>
-        <w:shd w:fill="F1F6F8"/>
       </w:pPr>
       <w:r>
         <w:rPr>
@@ -1996,12 +2090,20 @@
         <w:pStyle w:val="Heading1"/>
       </w:pPr>
       <w:r>
-        <w:t>19. Project portfolio milestone</w:t>
-      </w:r>
-    </w:p>
-    <w:p>
-      <w:r>
-        <w:t>Keep this week’s input, deciding step, result and limit together in the Helpful Classroom Sorter record.</w:t>
+        <w:t>19. Reference · Project portfolio record</w:t>
+      </w:r>
+    </w:p>
+    <w:p>
+      <w:r>
+        <w:t>Extend your main project response when helpful.</w:t>
+      </w:r>
+    </w:p>
+    <w:p>
+      <w:pPr>
+        <w:pStyle w:val="Heading2"/>
+      </w:pPr>
+      <w:r>
+        <w:t>Use this when helpful</w:t>
       </w:r>
     </w:p>
     <w:p>
@@ -2239,12 +2341,440 @@
         <w:pStyle w:val="Heading1"/>
       </w:pPr>
       <w:r>
-        <w:t>20. Supported practice and learning evidence</w:t>
-      </w:r>
-    </w:p>
-    <w:p>
-      <w:r>
-        <w:t>Try the supported questions before comparing with hints and feedback. Record what you repaired and the evidence you retained.</w:t>
+        <w:t>20. Extra practice: pictures, repair and feedback</w:t>
+      </w:r>
+    </w:p>
+    <w:p>
+      <w:r>
+        <w:t>Attempt each question before opening its explanation. Use one browser or paper copy.</w:t>
+      </w:r>
+    </w:p>
+    <w:p>
+      <w:pPr>
+        <w:pStyle w:val="Heading2"/>
+      </w:pPr>
+      <w:r>
+        <w:t>First supported question</w:t>
+      </w:r>
+    </w:p>
+    <w:p>
+      <w:pPr>
+        <w:pStyle w:val="ListBullet"/>
+      </w:pPr>
+      <w:r>
+        <w:t>A fictional club needs a short exhibit card, without guesses.</w:t>
+      </w:r>
+    </w:p>
+    <w:p>
+      <w:pPr>
+        <w:pStyle w:val="Heading3"/>
+      </w:pPr>
+      <w:r>
+        <w:t>Practice 1: explain the deciding evidence</w:t>
+      </w:r>
+    </w:p>
+    <w:p>
+      <w:pPr>
+        <w:pStyle w:val="ListBullet"/>
+      </w:pPr>
+      <w:r>
+        <w:t>Which labelled step matches this detail? Check labels, two-line format and each factual claim.</w:t>
+      </w:r>
+    </w:p>
+    <w:p>
+      <w:pPr>
+        <w:pStyle w:val="ListBullet"/>
+      </w:pPr>
+      <w:r>
+        <w:t>1. State task</w:t>
+      </w:r>
+    </w:p>
+    <w:p>
+      <w:pPr>
+        <w:pStyle w:val="ListBullet"/>
+      </w:pPr>
+      <w:r>
+        <w:t>2. Follow missing rule</w:t>
+      </w:r>
+    </w:p>
+    <w:p>
+      <w:pPr>
+        <w:pStyle w:val="ListBullet"/>
+      </w:pPr>
+      <w:r>
+        <w:t>3. Find evidence</w:t>
+      </w:r>
+    </w:p>
+    <w:p>
+      <w:pPr>
+        <w:pStyle w:val="ListBullet"/>
+      </w:pPr>
+      <w:r>
+        <w:t>4. Check contract</w:t>
+      </w:r>
+    </w:p>
+    <w:p>
+      <w:pPr>
+        <w:pStyle w:val="Heading3"/>
+      </w:pPr>
+      <w:r>
+        <w:t>My selected conclusion, deciding fact and explanation</w:t>
+      </w:r>
+    </w:p>
+    <w:p>
+      <w:r>
+        <w:t>________________________________________________________________</w:t>
+      </w:r>
+    </w:p>
+    <w:p>
+      <w:r>
+        <w:t>________________________________________________________________</w:t>
+      </w:r>
+    </w:p>
+    <w:p>
+      <w:r>
+        <w:t>________________________________________________________________</w:t>
+      </w:r>
+    </w:p>
+    <w:p>
+      <w:r>
+        <w:t>________________________________________________________________</w:t>
+      </w:r>
+    </w:p>
+    <w:p>
+      <w:r>
+        <w:t>________________________________________________________________</w:t>
+      </w:r>
+    </w:p>
+    <w:p>
+      <w:pPr>
+        <w:pStyle w:val="ListBullet"/>
+      </w:pPr>
+      <w:r>
+        <w:t>Hint if needed: Read the steps in the pictorial case. Match the supplied detail to the stage that performs or records it.</w:t>
+      </w:r>
+    </w:p>
+    <w:p>
+      <w:pPr>
+        <w:pStyle w:val="Heading2"/>
+      </w:pPr>
+      <w:r>
+        <w:t>Check the first explanation · reference / check after trying</w:t>
+      </w:r>
+    </w:p>
+    <w:p>
+      <w:pPr>
+        <w:spacing w:line="336" w:lineRule="auto" w:after="180"/>
+      </w:pPr>
+      <w:r>
+        <w:rPr>
+          <w:b w:val="0"/>
+        </w:rPr>
+        <w:t xml:space="preserve">After your attempt, compare with the supported explanation: Check contract Check labels, two-line format and each factual claim. A useful </w:t>
+      </w:r>
+      <w:r>
+        <w:rPr>
+          <w:b/>
+        </w:rPr>
+        <w:t>prompt</w:t>
+      </w:r>
+      <w:r>
+        <w:rPr>
+          <w:b w:val="0"/>
+        </w:rPr>
+        <w:t xml:space="preserve"> describes both the wanted answer and what to do when </w:t>
+      </w:r>
+      <w:r>
+        <w:rPr>
+          <w:b/>
+        </w:rPr>
+        <w:t>evidence</w:t>
+      </w:r>
+      <w:r>
+        <w:rPr>
+          <w:b w:val="0"/>
+        </w:rPr>
+        <w:t xml:space="preserve"> is insufficient.</w:t>
+      </w:r>
+    </w:p>
+    <w:p>
+      <w:pPr>
+        <w:spacing w:line="336" w:lineRule="auto" w:after="180"/>
+      </w:pPr>
+      <w:r>
+        <w:rPr>
+          <w:b w:val="0"/>
+        </w:rPr>
+        <w:t>Asking for a duration does not create one. Examples can demonstrate the format, but they must not become sources of event facts. Check content support separately from whether the answer looks tidy.</w:t>
+      </w:r>
+    </w:p>
+    <w:p>
+      <w:pPr>
+        <w:pStyle w:val="Heading2"/>
+      </w:pPr>
+      <w:r>
+        <w:t>Changed-case question</w:t>
+      </w:r>
+    </w:p>
+    <w:p>
+      <w:pPr>
+        <w:pStyle w:val="Heading3"/>
+      </w:pPr>
+      <w:r>
+        <w:t>Practice 2: explain the deciding evidence</w:t>
+      </w:r>
+    </w:p>
+    <w:p>
+      <w:pPr>
+        <w:pStyle w:val="ListBullet"/>
+      </w:pPr>
+      <w:r>
+        <w:t>Changed-case practice: Update the prompt to authorise sources A and B. Add B naming the same exhibit duration 20 minutes, with B declared current and authoritative. Which conclusion is supported by the supplied facts?</w:t>
+      </w:r>
+    </w:p>
+    <w:p>
+      <w:pPr>
+        <w:pStyle w:val="ListBullet"/>
+      </w:pPr>
+      <w:r>
+        <w:t>1. We can decide the result without examining the changed input or the procedure.</w:t>
+      </w:r>
+    </w:p>
+    <w:p>
+      <w:pPr>
+        <w:pStyle w:val="ListBullet"/>
+      </w:pPr>
+      <w:r>
+        <w:t>2. This one example guarantees correct results for every future input.</w:t>
+      </w:r>
+    </w:p>
+    <w:p>
+      <w:pPr>
+        <w:pStyle w:val="ListBullet"/>
+      </w:pPr>
+      <w:r>
+        <w:t>3. Duration becomes 20 minutes.</w:t>
+      </w:r>
+    </w:p>
+    <w:p>
+      <w:pPr>
+        <w:pStyle w:val="Heading3"/>
+      </w:pPr>
+      <w:r>
+        <w:t>My selected conclusion, deciding fact and explanation</w:t>
+      </w:r>
+    </w:p>
+    <w:p>
+      <w:r>
+        <w:t>________________________________________________________________</w:t>
+      </w:r>
+    </w:p>
+    <w:p>
+      <w:r>
+        <w:t>________________________________________________________________</w:t>
+      </w:r>
+    </w:p>
+    <w:p>
+      <w:r>
+        <w:t>________________________________________________________________</w:t>
+      </w:r>
+    </w:p>
+    <w:p>
+      <w:r>
+        <w:t>________________________________________________________________</w:t>
+      </w:r>
+    </w:p>
+    <w:p>
+      <w:r>
+        <w:t>________________________________________________________________</w:t>
+      </w:r>
+    </w:p>
+    <w:p>
+      <w:pPr>
+        <w:pStyle w:val="ListBullet"/>
+      </w:pPr>
+      <w:r>
+        <w:t>Hint if needed: Use the changed condition and the deciding step in the pictorial trace. The answer must say what follows from those facts.</w:t>
+      </w:r>
+    </w:p>
+    <w:p>
+      <w:pPr>
+        <w:pStyle w:val="Heading2"/>
+      </w:pPr>
+      <w:r>
+        <w:t>Check the changed case · reference / check after trying</w:t>
+      </w:r>
+    </w:p>
+    <w:p>
+      <w:pPr>
+        <w:spacing w:line="336" w:lineRule="auto" w:after="180"/>
+      </w:pPr>
+      <w:r>
+        <w:rPr>
+          <w:b w:val="0"/>
+        </w:rPr>
+        <w:t>After your attempt, compare with the supported explanation: Duration becomes 20 minutes. There is now an authorised source for the previously missing field.</w:t>
+      </w:r>
+    </w:p>
+    <w:p>
+      <w:pPr>
+        <w:pStyle w:val="Heading2"/>
+      </w:pPr>
+      <w:r>
+        <w:t>Repair and save your work</w:t>
+      </w:r>
+    </w:p>
+    <w:p>
+      <w:pPr>
+        <w:spacing w:line="336" w:lineRule="auto" w:after="180"/>
+      </w:pPr>
+      <w:r>
+        <w:rPr>
+          <w:b w:val="0"/>
+        </w:rPr>
+        <w:t xml:space="preserve">Review Generate, Retrieve, or Calculate? (ai-1/25). Goal: Distinguish retrieving a record, calculating from </w:t>
+      </w:r>
+      <w:r>
+        <w:rPr>
+          <w:b/>
+        </w:rPr>
+        <w:t>input</w:t>
+      </w:r>
+      <w:r>
+        <w:rPr>
+          <w:b w:val="0"/>
+        </w:rPr>
+        <w:t>s and generating wording. Short practice: Label each arrow with its operation.</w:t>
+      </w:r>
+    </w:p>
+    <w:p>
+      <w:pPr>
+        <w:spacing w:line="336" w:lineRule="auto" w:after="180"/>
+      </w:pPr>
+      <w:r>
+        <w:rPr>
+          <w:b w:val="0"/>
+        </w:rPr>
+        <w:t>Can the system add snacks because invitations often mention them?. Return to this week and explain what you changed.</w:t>
+      </w:r>
+    </w:p>
+    <w:p>
+      <w:pPr>
+        <w:spacing w:line="336" w:lineRule="auto" w:after="180"/>
+      </w:pPr>
+      <w:r>
+        <w:rPr>
+          <w:b w:val="0"/>
+        </w:rPr>
+        <w:t>Review Fair for Whom? (ai-1/23). Goal: Compute a correct-out-of-assessed fraction and explain its denominator. Short practice: Which group loses performance under N, and can total improvement erase that fact?.</w:t>
+      </w:r>
+    </w:p>
+    <w:p>
+      <w:pPr>
+        <w:spacing w:line="336" w:lineRule="auto" w:after="180"/>
+      </w:pPr>
+      <w:r>
+        <w:rPr>
+          <w:b w:val="0"/>
+        </w:rPr>
+        <w:t>Return to this week and explain what you changed.</w:t>
+      </w:r>
+    </w:p>
+    <w:p>
+      <w:pPr>
+        <w:spacing w:line="336" w:lineRule="auto" w:after="180"/>
+      </w:pPr>
+      <w:r>
+        <w:rPr>
+          <w:b w:val="0"/>
+        </w:rPr>
+        <w:t>Review Recommendations (ai-1/20). Goal: Apply eligibility requirements before ranking candidates by preferences. Short practice: Why does the recommendation change without changing anyone’s preferences?.</w:t>
+      </w:r>
+    </w:p>
+    <w:p>
+      <w:pPr>
+        <w:spacing w:line="336" w:lineRule="auto" w:after="180"/>
+      </w:pPr>
+      <w:r>
+        <w:rPr>
+          <w:b w:val="0"/>
+        </w:rPr>
+        <w:t>Return to this week and explain what you changed.</w:t>
+      </w:r>
+    </w:p>
+    <w:p>
+      <w:pPr>
+        <w:spacing w:line="336" w:lineRule="auto" w:after="180"/>
+      </w:pPr>
+      <w:r>
+        <w:rPr>
+          <w:b w:val="0"/>
+        </w:rPr>
+        <w:t xml:space="preserve">Use Download completed work in the hosted lesson to export your answers, reflections, practice feedback and code-run </w:t>
+      </w:r>
+      <w:r>
+        <w:rPr>
+          <w:b/>
+        </w:rPr>
+        <w:t>evidence</w:t>
+      </w:r>
+      <w:r>
+        <w:rPr>
+          <w:b w:val="0"/>
+        </w:rPr>
+        <w:t>. Open the HTML copy to read or print it.</w:t>
+      </w:r>
+    </w:p>
+    <w:p>
+      <w:pPr>
+        <w:spacing w:line="336" w:lineRule="auto" w:after="180"/>
+      </w:pPr>
+      <w:r>
+        <w:rPr>
+          <w:b w:val="0"/>
+        </w:rPr>
+        <w:t>Drafts stay in this browser when storage is available; clear drafts on a shared device.</w:t>
+      </w:r>
+    </w:p>
+    <w:p>
+      <w:pPr>
+        <w:pStyle w:val="Heading3"/>
+      </w:pPr>
+      <w:r>
+        <w:t>What I repaired, the evidence I kept and the next test</w:t>
+      </w:r>
+    </w:p>
+    <w:p>
+      <w:r>
+        <w:t>________________________________________________________________</w:t>
+      </w:r>
+    </w:p>
+    <w:p>
+      <w:r>
+        <w:t>________________________________________________________________</w:t>
+      </w:r>
+    </w:p>
+    <w:p>
+      <w:r>
+        <w:t>________________________________________________________________</w:t>
+      </w:r>
+    </w:p>
+    <w:p>
+      <w:r>
+        <w:t>________________________________________________________________</w:t>
+      </w:r>
+    </w:p>
+    <w:p>
+      <w:r>
+        <w:t>________________________________________________________________</w:t>
+      </w:r>
+    </w:p>
+    <w:p>
+      <w:pPr>
+        <w:pStyle w:val="Heading2"/>
+      </w:pPr>
+      <w:r>
+        <w:t>Earlier wording, alternatives and picture transcripts · reference / check after trying</w:t>
       </w:r>
     </w:p>
     <w:p>
@@ -2260,86 +2790,10 @@
     </w:p>
     <w:p>
       <w:pPr>
-        <w:spacing w:line="336" w:lineRule="auto" w:after="180"/>
-      </w:pPr>
-      <w:r>
-        <w:rPr>
-          <w:b w:val="0"/>
-        </w:rPr>
-        <w:t>A fictional club needs a short exhibit card, without guesses.</w:t>
-      </w:r>
-    </w:p>
-    <w:p>
-      <w:pPr>
         <w:pStyle w:val="Heading3"/>
       </w:pPr>
       <w:r>
-        <w:t>Practice 1: explain the deciding evidence</w:t>
-      </w:r>
-    </w:p>
-    <w:p>
-      <w:pPr>
-        <w:spacing w:line="336" w:lineRule="auto" w:after="180"/>
-      </w:pPr>
-      <w:r>
-        <w:rPr>
-          <w:b w:val="0"/>
-        </w:rPr>
-        <w:t>Which labelled step matches this detail? Check labels, two-line format and each factual claim.</w:t>
-      </w:r>
-    </w:p>
-    <w:p>
-      <w:pPr>
-        <w:spacing w:line="336" w:lineRule="auto" w:after="180"/>
-        <w:shd w:fill="F4F9FC"/>
-      </w:pPr>
-      <w:r>
-        <w:rPr>
-          <w:b w:val="0"/>
-        </w:rPr>
-        <w:t>1. State task</w:t>
-      </w:r>
-    </w:p>
-    <w:p>
-      <w:pPr>
-        <w:spacing w:line="336" w:lineRule="auto" w:after="180"/>
-        <w:shd w:fill="F4F9FC"/>
-      </w:pPr>
-      <w:r>
-        <w:rPr>
-          <w:b w:val="0"/>
-        </w:rPr>
-        <w:t>2. Follow missing rule</w:t>
-      </w:r>
-    </w:p>
-    <w:p>
-      <w:pPr>
-        <w:spacing w:line="336" w:lineRule="auto" w:after="180"/>
-        <w:shd w:fill="F4F9FC"/>
-      </w:pPr>
-      <w:r>
-        <w:rPr>
-          <w:b w:val="0"/>
-        </w:rPr>
-        <w:t xml:space="preserve">3. Find </w:t>
-      </w:r>
-      <w:r>
-        <w:rPr>
-          <w:b/>
-        </w:rPr>
-        <w:t>evidence</w:t>
-      </w:r>
-    </w:p>
-    <w:p>
-      <w:pPr>
-        <w:spacing w:line="336" w:lineRule="auto" w:after="180"/>
-        <w:shd w:fill="F4F9FC"/>
-      </w:pPr>
-      <w:r>
-        <w:rPr>
-          <w:b w:val="0"/>
-        </w:rPr>
-        <w:t>4. Check contract</w:t>
+        <w:t>Repair a missing building block</w:t>
       </w:r>
     </w:p>
     <w:p>
@@ -2347,448 +2801,25 @@
         <w:pStyle w:val="Heading3"/>
       </w:pPr>
       <w:r>
-        <w:t>My selected conclusion, deciding fact and explanation</w:t>
-      </w:r>
-    </w:p>
-    <w:p>
-      <w:r>
-        <w:t>________________________________________________________________</w:t>
-      </w:r>
-    </w:p>
-    <w:p>
-      <w:r>
-        <w:t>________________________________________________________________</w:t>
-      </w:r>
-    </w:p>
-    <w:p>
-      <w:r>
-        <w:t>________________________________________________________________</w:t>
-      </w:r>
-    </w:p>
-    <w:p>
-      <w:r>
-        <w:t>________________________________________________________________</w:t>
-      </w:r>
-    </w:p>
-    <w:p>
-      <w:r>
-        <w:t>________________________________________________________________</w:t>
-      </w:r>
-    </w:p>
-    <w:p>
-      <w:pPr>
-        <w:pStyle w:val="Heading3"/>
-      </w:pPr>
-      <w:r>
-        <w:t>Hint · try first</w:t>
-      </w:r>
-    </w:p>
-    <w:p>
-      <w:pPr>
-        <w:spacing w:line="336" w:lineRule="auto" w:after="180"/>
-        <w:shd w:fill="F1F6F8"/>
-      </w:pPr>
-      <w:r>
-        <w:rPr>
-          <w:b w:val="0"/>
-        </w:rPr>
-        <w:t>Hint if needed: Read the steps in the pictorial case. Match the supplied detail to the stage that performs or records it.</w:t>
-      </w:r>
-    </w:p>
-    <w:p>
-      <w:pPr>
-        <w:pStyle w:val="Heading3"/>
-      </w:pPr>
-      <w:r>
-        <w:t>Feedback · compare after trying</w:t>
-      </w:r>
-    </w:p>
-    <w:p>
-      <w:pPr>
-        <w:spacing w:line="336" w:lineRule="auto" w:after="180"/>
-        <w:shd w:fill="F1F6FC"/>
-      </w:pPr>
-      <w:r>
-        <w:rPr>
-          <w:b w:val="0"/>
-        </w:rPr>
-        <w:t xml:space="preserve">After your attempt, compare with the supported explanation: Check contract Check labels, two-line format and each factual claim. A useful </w:t>
-      </w:r>
-      <w:r>
-        <w:rPr>
-          <w:b/>
-        </w:rPr>
-        <w:t>prompt</w:t>
-      </w:r>
-      <w:r>
-        <w:rPr>
-          <w:b w:val="0"/>
-        </w:rPr>
-        <w:t xml:space="preserve"> describes both the wanted answer and what to do when </w:t>
-      </w:r>
-      <w:r>
-        <w:rPr>
-          <w:b/>
-        </w:rPr>
-        <w:t>evidence</w:t>
-      </w:r>
-      <w:r>
-        <w:rPr>
-          <w:b w:val="0"/>
-        </w:rPr>
-        <w:t xml:space="preserve"> is insufficient.</w:t>
-      </w:r>
-    </w:p>
-    <w:p>
-      <w:pPr>
-        <w:spacing w:line="336" w:lineRule="auto" w:after="180"/>
-        <w:shd w:fill="F1F6FC"/>
-      </w:pPr>
-      <w:r>
-        <w:rPr>
-          <w:b w:val="0"/>
-        </w:rPr>
-        <w:t>Asking for a duration does not create one. Examples can demonstrate the format, but they must not become sources of event facts. Check content support separately from whether the answer looks tidy.</w:t>
-      </w:r>
-    </w:p>
-    <w:p>
-      <w:pPr>
-        <w:pStyle w:val="Heading3"/>
-      </w:pPr>
-      <w:r>
-        <w:t>Practice 2: explain the deciding evidence</w:t>
-      </w:r>
-    </w:p>
-    <w:p>
-      <w:pPr>
-        <w:pStyle w:val="Heading3"/>
-      </w:pPr>
-      <w:r>
-        <w:t>Changed case · predict first</w:t>
-      </w:r>
-    </w:p>
-    <w:p>
-      <w:pPr>
-        <w:spacing w:line="336" w:lineRule="auto" w:after="180"/>
-        <w:shd w:fill="F5F1FB"/>
-      </w:pPr>
-      <w:r>
-        <w:rPr>
-          <w:b w:val="0"/>
-        </w:rPr>
-        <w:t>Changed-case practice: Update the prompt to authorise sources A and B. Add B naming the same exhibit duration 20 minutes, with B declared current and authoritative. Which conclusion is supported by the supplied facts?</w:t>
-      </w:r>
-    </w:p>
-    <w:p>
-      <w:pPr>
-        <w:spacing w:line="336" w:lineRule="auto" w:after="180"/>
-        <w:shd w:fill="F4F9FC"/>
-      </w:pPr>
-      <w:r>
-        <w:rPr>
-          <w:b w:val="0"/>
-        </w:rPr>
-        <w:t xml:space="preserve">1. We can decide the result without examining the changed </w:t>
-      </w:r>
-      <w:r>
-        <w:rPr>
-          <w:b/>
-        </w:rPr>
-        <w:t>input</w:t>
-      </w:r>
-      <w:r>
-        <w:rPr>
-          <w:b w:val="0"/>
-        </w:rPr>
-        <w:t xml:space="preserve"> or the procedure.</w:t>
-      </w:r>
-    </w:p>
-    <w:p>
-      <w:pPr>
-        <w:spacing w:line="336" w:lineRule="auto" w:after="180"/>
-        <w:shd w:fill="F4F9FC"/>
-      </w:pPr>
-      <w:r>
-        <w:rPr>
-          <w:b w:val="0"/>
-        </w:rPr>
-        <w:t xml:space="preserve">2. This one example guarantees correct results for every future </w:t>
-      </w:r>
-      <w:r>
-        <w:rPr>
-          <w:b/>
-        </w:rPr>
-        <w:t>input</w:t>
-      </w:r>
-      <w:r>
-        <w:rPr>
-          <w:b w:val="0"/>
-        </w:rPr>
-        <w:t>.</w:t>
-      </w:r>
-    </w:p>
-    <w:p>
-      <w:pPr>
-        <w:spacing w:line="336" w:lineRule="auto" w:after="180"/>
-        <w:shd w:fill="F4F9FC"/>
-      </w:pPr>
-      <w:r>
-        <w:rPr>
-          <w:b w:val="0"/>
-        </w:rPr>
-        <w:t>3. Duration becomes 20 minutes.</w:t>
-      </w:r>
-    </w:p>
-    <w:p>
-      <w:pPr>
-        <w:pStyle w:val="Heading3"/>
-      </w:pPr>
-      <w:r>
-        <w:t>My selected conclusion, deciding fact and explanation</w:t>
-      </w:r>
-    </w:p>
-    <w:p>
-      <w:r>
-        <w:t>________________________________________________________________</w:t>
-      </w:r>
-    </w:p>
-    <w:p>
-      <w:r>
-        <w:t>________________________________________________________________</w:t>
-      </w:r>
-    </w:p>
-    <w:p>
-      <w:r>
-        <w:t>________________________________________________________________</w:t>
-      </w:r>
-    </w:p>
-    <w:p>
-      <w:r>
-        <w:t>________________________________________________________________</w:t>
-      </w:r>
-    </w:p>
-    <w:p>
-      <w:r>
-        <w:t>________________________________________________________________</w:t>
-      </w:r>
-    </w:p>
-    <w:p>
-      <w:pPr>
-        <w:pStyle w:val="Heading3"/>
-      </w:pPr>
-      <w:r>
-        <w:t>Hint · try first</w:t>
-      </w:r>
-    </w:p>
-    <w:p>
-      <w:pPr>
-        <w:spacing w:line="336" w:lineRule="auto" w:after="180"/>
-        <w:shd w:fill="F1F6F8"/>
-      </w:pPr>
-      <w:r>
-        <w:rPr>
-          <w:b w:val="0"/>
-        </w:rPr>
-        <w:t>Hint if needed: Use the changed condition and the deciding step in the pictorial trace. The answer must say what follows from those facts.</w:t>
-      </w:r>
-    </w:p>
-    <w:p>
-      <w:pPr>
-        <w:pStyle w:val="Heading3"/>
-      </w:pPr>
-      <w:r>
-        <w:t>Feedback · compare after trying</w:t>
-      </w:r>
-    </w:p>
-    <w:p>
-      <w:pPr>
-        <w:spacing w:line="336" w:lineRule="auto" w:after="180"/>
-        <w:shd w:fill="F1F6FC"/>
-      </w:pPr>
-      <w:r>
-        <w:rPr>
-          <w:b w:val="0"/>
-        </w:rPr>
-        <w:t>After your attempt, compare with the supported explanation: Duration becomes 20 minutes. There is now an authorised source for the previously missing field.</w:t>
-      </w:r>
-    </w:p>
-    <w:p>
-      <w:pPr>
-        <w:pStyle w:val="Heading3"/>
-      </w:pPr>
-      <w:r>
-        <w:t>Repair a missing building block</w:t>
-      </w:r>
-    </w:p>
-    <w:p>
-      <w:pPr>
-        <w:spacing w:line="336" w:lineRule="auto" w:after="180"/>
-      </w:pPr>
-      <w:r>
-        <w:rPr>
-          <w:b w:val="0"/>
-        </w:rPr>
-        <w:t xml:space="preserve">Review Generate, Retrieve, or Calculate? (ai-1/25). Goal: Distinguish retrieving a record, calculating from </w:t>
-      </w:r>
-      <w:r>
-        <w:rPr>
-          <w:b/>
-        </w:rPr>
-        <w:t>input</w:t>
-      </w:r>
-      <w:r>
-        <w:rPr>
-          <w:b w:val="0"/>
-        </w:rPr>
-        <w:t>s and generating wording. Short practice: Label each arrow with its operation.</w:t>
-      </w:r>
-    </w:p>
-    <w:p>
-      <w:pPr>
-        <w:spacing w:line="336" w:lineRule="auto" w:after="180"/>
-      </w:pPr>
-      <w:r>
-        <w:rPr>
-          <w:b w:val="0"/>
-        </w:rPr>
-        <w:t>Can the system add snacks because invitations often mention them?. Return to this week and explain what you changed.</w:t>
-      </w:r>
-    </w:p>
-    <w:p>
-      <w:pPr>
-        <w:spacing w:line="336" w:lineRule="auto" w:after="180"/>
-      </w:pPr>
-      <w:r>
-        <w:rPr>
-          <w:b w:val="0"/>
-        </w:rPr>
-        <w:t>Review Fair for Whom? (ai-1/23). Goal: Compute a correct-out-of-assessed fraction and explain its denominator. Short practice: Which group loses performance under N, and can total improvement erase that fact?.</w:t>
-      </w:r>
-    </w:p>
-    <w:p>
-      <w:pPr>
-        <w:spacing w:line="336" w:lineRule="auto" w:after="180"/>
-      </w:pPr>
-      <w:r>
-        <w:rPr>
-          <w:b w:val="0"/>
-        </w:rPr>
-        <w:t>Return to this week and explain what you changed.</w:t>
-      </w:r>
-    </w:p>
-    <w:p>
-      <w:pPr>
-        <w:spacing w:line="336" w:lineRule="auto" w:after="180"/>
-      </w:pPr>
-      <w:r>
-        <w:rPr>
-          <w:b w:val="0"/>
-        </w:rPr>
-        <w:t>Review Recommendations (ai-1/20). Goal: Apply eligibility requirements before ranking candidates by preferences. Short practice: Why does the recommendation change without changing anyone’s preferences?.</w:t>
-      </w:r>
-    </w:p>
-    <w:p>
-      <w:pPr>
-        <w:spacing w:line="336" w:lineRule="auto" w:after="180"/>
-      </w:pPr>
-      <w:r>
-        <w:rPr>
-          <w:b w:val="0"/>
-        </w:rPr>
-        <w:t>Return to this week and explain what you changed.</w:t>
-      </w:r>
-    </w:p>
-    <w:p>
-      <w:pPr>
-        <w:pStyle w:val="Heading3"/>
-      </w:pPr>
-      <w:r>
         <w:t>Keep your completed work</w:t>
       </w:r>
     </w:p>
     <w:p>
       <w:pPr>
-        <w:spacing w:line="336" w:lineRule="auto" w:after="180"/>
-      </w:pPr>
-      <w:r>
-        <w:rPr>
-          <w:b w:val="0"/>
-        </w:rPr>
-        <w:t xml:space="preserve">Use Download completed work in the hosted lesson to export your answers, reflections, practice feedback and code-run </w:t>
-      </w:r>
-      <w:r>
-        <w:rPr>
-          <w:b/>
-        </w:rPr>
-        <w:t>evidence</w:t>
-      </w:r>
-      <w:r>
-        <w:rPr>
-          <w:b w:val="0"/>
-        </w:rPr>
-        <w:t>. Open the HTML copy to read or print it.</w:t>
-      </w:r>
-    </w:p>
-    <w:p>
-      <w:pPr>
-        <w:spacing w:line="336" w:lineRule="auto" w:after="180"/>
-      </w:pPr>
-      <w:r>
-        <w:rPr>
-          <w:b w:val="0"/>
-        </w:rPr>
-        <w:t>Drafts stay in this browser when storage is available; clear drafts on a shared device.</w:t>
-      </w:r>
-    </w:p>
-    <w:p>
-      <w:pPr>
-        <w:pStyle w:val="Heading3"/>
-      </w:pPr>
-      <w:r>
-        <w:t>What I repaired, the evidence I kept and the next test</w:t>
-      </w:r>
-    </w:p>
-    <w:p>
-      <w:r>
-        <w:t>________________________________________________________________</w:t>
-      </w:r>
-    </w:p>
-    <w:p>
-      <w:r>
-        <w:t>________________________________________________________________</w:t>
-      </w:r>
-    </w:p>
-    <w:p>
-      <w:r>
-        <w:t>________________________________________________________________</w:t>
-      </w:r>
-    </w:p>
-    <w:p>
-      <w:r>
-        <w:t>________________________________________________________________</w:t>
-      </w:r>
-    </w:p>
-    <w:p>
-      <w:r>
-        <w:t>________________________________________________________________</w:t>
-      </w:r>
-    </w:p>
-    <w:p>
-      <w:pPr>
         <w:pStyle w:val="Heading1"/>
       </w:pPr>
       <w:r>
-        <w:t>21. Visual concept journey</w:t>
-      </w:r>
-    </w:p>
-    <w:p>
-      <w:r>
-        <w:t>Explain each Prompts Are Design Instructions picture from its labels, then record a relevant limit.</w:t>
-      </w:r>
-    </w:p>
-    <w:p>
-      <w:pPr>
-        <w:pStyle w:val="Heading3"/>
+        <w:t>21. Reference · Six-picture response sheets</w:t>
+      </w:r>
+    </w:p>
+    <w:p>
+      <w:r>
+        <w:t>Choose the image that helps rather than repeating all six.</w:t>
+      </w:r>
+    </w:p>
+    <w:p>
+      <w:pPr>
+        <w:pStyle w:val="Heading2"/>
       </w:pPr>
       <w:r>
         <w:t>01. Prompts Are Design Instructions: the case</w:t>
@@ -2867,7 +2898,6 @@
     <w:p>
       <w:pPr>
         <w:spacing w:line="336" w:lineRule="auto" w:after="180"/>
-        <w:shd w:fill="F5F1FB"/>
       </w:pPr>
       <w:r>
         <w:rPr>
@@ -2906,7 +2936,7 @@
     </w:p>
     <w:p>
       <w:pPr>
-        <w:pStyle w:val="Heading3"/>
+        <w:pStyle w:val="Heading2"/>
       </w:pPr>
       <w:r>
         <w:t>02. Follow the deciding steps</w:t>
@@ -2985,7 +3015,6 @@
     <w:p>
       <w:pPr>
         <w:spacing w:line="336" w:lineRule="auto" w:after="180"/>
-        <w:shd w:fill="F5F1FB"/>
       </w:pPr>
       <w:r>
         <w:rPr>
@@ -3036,7 +3065,7 @@
     </w:p>
     <w:p>
       <w:pPr>
-        <w:pStyle w:val="Heading3"/>
+        <w:pStyle w:val="Heading2"/>
       </w:pPr>
       <w:r>
         <w:t>03. From prompt requirement to evidence of success</w:t>
@@ -3127,7 +3156,6 @@
     <w:p>
       <w:pPr>
         <w:spacing w:line="336" w:lineRule="auto" w:after="180"/>
-        <w:shd w:fill="F5F1FB"/>
       </w:pPr>
       <w:r>
         <w:rPr>
@@ -3166,7 +3194,7 @@
     </w:p>
     <w:p>
       <w:pPr>
-        <w:pStyle w:val="Heading3"/>
+        <w:pStyle w:val="Heading2"/>
       </w:pPr>
       <w:r>
         <w:t>04. Change one thing. Trace what follows.</w:t>
@@ -3233,7 +3261,6 @@
     <w:p>
       <w:pPr>
         <w:spacing w:line="336" w:lineRule="auto" w:after="180"/>
-        <w:shd w:fill="F5F1FB"/>
       </w:pPr>
       <w:r>
         <w:rPr>
@@ -3272,7 +3299,7 @@
     </w:p>
     <w:p>
       <w:pPr>
-        <w:pStyle w:val="Heading3"/>
+        <w:pStyle w:val="Heading2"/>
       </w:pPr>
       <w:r>
         <w:t>05. Connect the explanation to its limit</w:t>
@@ -3387,7 +3414,6 @@
     <w:p>
       <w:pPr>
         <w:spacing w:line="336" w:lineRule="auto" w:after="180"/>
-        <w:shd w:fill="F5F1FB"/>
       </w:pPr>
       <w:r>
         <w:rPr>
@@ -3426,7 +3452,7 @@
     </w:p>
     <w:p>
       <w:pPr>
-        <w:pStyle w:val="Heading3"/>
+        <w:pStyle w:val="Heading2"/>
       </w:pPr>
       <w:r>
         <w:t>06. Make the idea visible in your project</w:t>
@@ -3541,7 +3567,6 @@
     <w:p>
       <w:pPr>
         <w:spacing w:line="336" w:lineRule="auto" w:after="180"/>
-        <w:shd w:fill="F5F1FB"/>
       </w:pPr>
       <w:r>
         <w:rPr>
@@ -3588,6 +3613,62 @@
     <w:p>
       <w:r>
         <w:t>________________________________________________________________</w:t>
+      </w:r>
+    </w:p>
+    <w:p>
+      <w:pPr>
+        <w:pStyle w:val="Heading2"/>
+      </w:pPr>
+      <w:r>
+        <w:t>Earlier wording, alternatives and picture transcripts · reference / check after trying</w:t>
+      </w:r>
+    </w:p>
+    <w:p>
+      <w:pPr>
+        <w:pStyle w:val="Heading3"/>
+      </w:pPr>
+      <w:r>
+        <w:t>01. Prompts Are Design Instructions: the case</w:t>
+      </w:r>
+    </w:p>
+    <w:p>
+      <w:pPr>
+        <w:pStyle w:val="Heading3"/>
+      </w:pPr>
+      <w:r>
+        <w:t>02. Follow the deciding steps</w:t>
+      </w:r>
+    </w:p>
+    <w:p>
+      <w:pPr>
+        <w:pStyle w:val="Heading3"/>
+      </w:pPr>
+      <w:r>
+        <w:t>03. From prompt requirement to evidence of success</w:t>
+      </w:r>
+    </w:p>
+    <w:p>
+      <w:pPr>
+        <w:pStyle w:val="Heading3"/>
+      </w:pPr>
+      <w:r>
+        <w:t>04. Change one thing. Trace what follows.</w:t>
+      </w:r>
+    </w:p>
+    <w:p>
+      <w:pPr>
+        <w:pStyle w:val="Heading3"/>
+      </w:pPr>
+      <w:r>
+        <w:t>05. Connect the explanation to its limit</w:t>
+      </w:r>
+    </w:p>
+    <w:p>
+      <w:pPr>
+        <w:pStyle w:val="Heading3"/>
+      </w:pPr>
+      <w:r>
+        <w:t>06. Make the idea visible in your project</w:t>
       </w:r>
     </w:p>
     <w:sectPr>
